--- a/Clients/SCF/SCFuels_Strategic_Report_Technijian_June2026_Rev2.docx
+++ b/Clients/SCF/SCFuels_Strategic_Report_Technijian_June2026_Rev2.docx
@@ -693,14 +693,10 @@
       </w:r>
     </w:p>
     <w:p>
-      <w:r>
-        <w:br w:type="page"/>
-      </w:r>
-    </w:p>
-    <w:p>
       <w:pPr>
         <w:pStyle w:val="Heading1"/>
-        <w:spacing w:before="280"/>
+        <w:pageBreakBefore/>
+        <w:spacing w:before="0"/>
         <w:pBdr>
           <w:bottom w:val="single" w:sz="12" w:space="3" w:color="F67D4B"/>
         </w:pBdr>
@@ -1986,7 +1982,8 @@
     <w:p>
       <w:pPr>
         <w:pStyle w:val="Heading1"/>
-        <w:spacing w:before="280"/>
+        <w:pageBreakBefore/>
+        <w:spacing w:before="0"/>
         <w:pBdr>
           <w:bottom w:val="single" w:sz="12" w:space="3" w:color="F67D4B"/>
         </w:pBdr>
@@ -2507,7 +2504,7 @@
                 <w:color w:val="2D2D2D"/>
                 <w:sz w:val="19"/>
               </w:rPr>
-              <w:t>SEO brings warmer leads in. To grow without adding headcount you also need outbound that runs itself — so we added an AI Lead Generation engine (Section 12, Pillar 3).</w:t>
+              <w:t>SEO brings warmer leads in. To grow without adding headcount you also need outbound that runs itself — so we added an AI Lead Generation engine (Section 13, Pillar 3).</w:t>
             </w:r>
           </w:p>
           <w:p>
@@ -2557,7 +2554,7 @@
                 <w:color w:val="2D2D2D"/>
                 <w:sz w:val="19"/>
               </w:rPr>
-              <w:t>Pilot has already cut new-customer onboarding from 27 days to 3 with AI. The internal-AI plan (Pillar 4) targets the same wins for SC Fuels — Salesforce opportunity progression and the credit process — so reps spend time on relationships, not paperwork.</w:t>
+              <w:t>Pilot — SC Fuels’ parent — has cut new-customer onboarding from 27 days to 3 with AI (as Derek shared on June 2). The internal-AI plan (Pillar 4) targets the same wins for SC Fuels — Salesforce opportunity progression and the credit process — so reps spend time on relationships, not paperwork.</w:t>
             </w:r>
           </w:p>
         </w:tc>
@@ -2580,13 +2577,14 @@
           <w:color w:val="2D2D2D"/>
           <w:sz w:val="21"/>
         </w:rPr>
-        <w:t>The rest of this report walks the audit findings first (Sections 2–11), then lays out the four-pillar AI growth engine and how it works alongside WebFX (Section 12), the coordinated operating model and the optional path to consolidate (Section 13), the investment picture against what agencies like WebFX typically charge (Section 14), a sequenced roadmap (Section 15), and no-commitment quick wins (Section 16).</w:t>
+        <w:t>The rest of this report walks the audit findings first (Sections 2–11), then a plain-English AI primer for leadership (Section 12), the four-pillar AI growth engine and how it works alongside WebFX (Section 13), the coordinated operating model and the optional path to consolidate (Section 14), the investment picture against what agencies like WebFX typically charge (Section 15), a sequenced roadmap (Section 16), and no-commitment quick wins (Section 17).</w:t>
       </w:r>
     </w:p>
     <w:p>
       <w:pPr>
         <w:pStyle w:val="Heading1"/>
-        <w:spacing w:before="280"/>
+        <w:pageBreakBefore/>
+        <w:spacing w:before="0"/>
         <w:pBdr>
           <w:bottom w:val="single" w:sz="12" w:space="3" w:color="F67D4B"/>
         </w:pBdr>
@@ -3724,7 +3722,8 @@
     <w:p>
       <w:pPr>
         <w:pStyle w:val="Heading1"/>
-        <w:spacing w:before="280"/>
+        <w:pageBreakBefore/>
+        <w:spacing w:before="0"/>
         <w:pBdr>
           <w:bottom w:val="single" w:sz="12" w:space="3" w:color="F67D4B"/>
         </w:pBdr>
@@ -4320,7 +4319,7 @@
                 <w:color w:val="2D2D2D"/>
                 <w:sz w:val="19"/>
               </w:rPr>
-              <w:t>Verified — 4.5 stars / 20 reviews — Orange, CA</w:t>
+              <w:t>Verified — 4.5-star rating — Orange, CA HQ</w:t>
             </w:r>
           </w:p>
         </w:tc>
@@ -5172,7 +5171,8 @@
     <w:p>
       <w:pPr>
         <w:pStyle w:val="Heading1"/>
-        <w:spacing w:before="280"/>
+        <w:pageBreakBefore/>
+        <w:spacing w:before="0"/>
         <w:pBdr>
           <w:bottom w:val="single" w:sz="12" w:space="3" w:color="F67D4B"/>
         </w:pBdr>
@@ -6467,7 +6467,7 @@
                 <w:color w:val="2D2D2D"/>
                 <w:sz w:val="19"/>
               </w:rPr>
-              <w:t>This is not a case for firing WebFX. It is a case for adding the AI layer they do not provide — outbound lead gen, AI search, and internal automation — and, separately, for confirming what you pay WebFX today so you can decide later whether to consolidate. We model that economics in Section 14 using published rates only; we have not assumed your actual WebFX spend.</w:t>
+              <w:t>This is not a case for firing WebFX. It is a case for adding the AI layer they do not provide — outbound lead gen, AI search, and internal automation — and, separately, for confirming what you pay WebFX today so you can decide later whether to consolidate. We model that economics in Section 15 using published rates only; we have not assumed your actual WebFX spend.</w:t>
             </w:r>
           </w:p>
         </w:tc>
@@ -6481,7 +6481,8 @@
     <w:p>
       <w:pPr>
         <w:pStyle w:val="Heading1"/>
-        <w:spacing w:before="280"/>
+        <w:pageBreakBefore/>
+        <w:spacing w:before="0"/>
         <w:pBdr>
           <w:bottom w:val="single" w:sz="12" w:space="3" w:color="F67D4B"/>
         </w:pBdr>
@@ -8508,13 +8509,14 @@
           <w:color w:val="2D2D2D"/>
           <w:sz w:val="21"/>
         </w:rPr>
-        <w:t>The 5,400 keywords sitting in positions 51–100 are the single biggest lever. Moving even 500 of them into the top 20 with targeted content could add 5,000–10,000 monthly visits — the kind of volume that an AI content factory (Section 12, Pillar 1) is purpose-built to produce at scale.</w:t>
+        <w:t>The 5,400 keywords sitting in positions 51–100 are the single biggest lever. Moving even 500 of them into the top 20 with targeted content could add 5,000–10,000 monthly visits — the kind of volume that an AI content factory (Section 13, Pillar 1) is purpose-built to produce at scale.</w:t>
       </w:r>
     </w:p>
     <w:p>
       <w:pPr>
         <w:pStyle w:val="Heading1"/>
-        <w:spacing w:before="280"/>
+        <w:pageBreakBefore/>
+        <w:spacing w:before="0"/>
         <w:pBdr>
           <w:bottom w:val="single" w:sz="12" w:space="3" w:color="F67D4B"/>
         </w:pBdr>
@@ -9001,7 +9003,8 @@
     <w:p>
       <w:pPr>
         <w:pStyle w:val="Heading1"/>
-        <w:spacing w:before="280"/>
+        <w:pageBreakBefore/>
+        <w:spacing w:before="0"/>
         <w:pBdr>
           <w:bottom w:val="single" w:sz="12" w:space="3" w:color="F67D4B"/>
         </w:pBdr>
@@ -9473,7 +9476,8 @@
     <w:p>
       <w:pPr>
         <w:pStyle w:val="Heading1"/>
-        <w:spacing w:before="280"/>
+        <w:pageBreakBefore/>
+        <w:spacing w:before="0"/>
         <w:pBdr>
           <w:bottom w:val="single" w:sz="12" w:space="3" w:color="F67D4B"/>
         </w:pBdr>
@@ -10822,7 +10826,8 @@
     <w:p>
       <w:pPr>
         <w:pStyle w:val="Heading1"/>
-        <w:spacing w:before="280"/>
+        <w:pageBreakBefore/>
+        <w:spacing w:before="0"/>
         <w:pBdr>
           <w:bottom w:val="single" w:sz="12" w:space="3" w:color="F67D4B"/>
         </w:pBdr>
@@ -11892,7 +11897,7 @@
                 <w:color w:val="2D2D2D"/>
                 <w:sz w:val="18"/>
               </w:rPr>
-              <w:t>Verified, 4.5 stars, 20 reviews — Orange CA</w:t>
+              <w:t>Verified, 4.5-star rating — Orange CA HQ</w:t>
             </w:r>
           </w:p>
         </w:tc>
@@ -12007,7 +12012,8 @@
     <w:p>
       <w:pPr>
         <w:pStyle w:val="Heading1"/>
-        <w:spacing w:before="280"/>
+        <w:pageBreakBefore/>
+        <w:spacing w:before="0"/>
         <w:pBdr>
           <w:bottom w:val="single" w:sz="12" w:space="3" w:color="F67D4B"/>
         </w:pBdr>
@@ -12827,13 +12833,203 @@
           <w:color w:val="2D2D2D"/>
           <w:sz w:val="21"/>
         </w:rPr>
-        <w:t>The remediation — llms.txt, static-HTML migration of business-critical copy, FAQ schema, and an authority-content program — is detailed in Section 12, Pillar 1, and is core to the budgeted website rebuild Derek described.</w:t>
+        <w:t>The remediation — llms.txt, static-HTML migration of business-critical copy, FAQ schema, and an authority-content program — is detailed in Section 13, Pillar 1, and is core to the budgeted website rebuild Derek described.</w:t>
+      </w:r>
+    </w:p>
+    <w:p>
+      <w:pPr>
+        <w:spacing w:after="120"/>
+      </w:pPr>
+    </w:p>
+    <w:p>
+      <w:pPr>
+        <w:pStyle w:val="Heading2"/>
+      </w:pPr>
+      <w:r>
+        <w:rPr>
+          <w:rFonts w:ascii="Arial" w:hAnsi="Arial"/>
+          <w:b/>
+          <w:i w:val="0"/>
+          <w:color w:val="1A1A2E"/>
+          <w:sz w:val="25"/>
+        </w:rPr>
+        <w:t>10.3  AI Search Reality Check</w:t>
+      </w:r>
+    </w:p>
+    <w:p>
+      <w:pPr>
+        <w:spacing w:after="120"/>
+      </w:pPr>
+      <w:r>
+        <w:rPr>
+          <w:rFonts w:ascii="Arial" w:hAnsi="Arial"/>
+          <w:b w:val="0"/>
+          <w:i w:val="0"/>
+          <w:color w:val="2D2D2D"/>
+          <w:sz w:val="21"/>
+        </w:rPr>
+        <w:t>Here is the gap made concrete — illustrative of how AI search resolves a high-intent query in your space right now:</w:t>
+      </w:r>
+    </w:p>
+    <w:tbl>
+      <w:tblPr>
+        <w:tblW w:type="auto" w:w="0"/>
+        <w:jc w:val="center"/>
+        <w:tblLook w:firstColumn="1" w:firstRow="1" w:lastColumn="0" w:lastRow="0" w:noHBand="0" w:noVBand="1" w:val="04A0"/>
+      </w:tblPr>
+      <w:tblGrid>
+        <w:gridCol w:w="9648"/>
+      </w:tblGrid>
+      <w:tr>
+        <w:trPr>
+          <w:cantSplit w:val="true"/>
+        </w:trPr>
+        <w:tc>
+          <w:tcPr>
+            <w:tcW w:type="dxa" w:w="9648"/>
+            <w:shd w:val="clear" w:color="auto" w:fill="F4F6F8"/>
+            <w:tcBorders>
+              <w:top w:val="single" w:sz="4" w:space="0" w:color="E9ECEF"/>
+              <w:bottom w:val="single" w:sz="4" w:space="0" w:color="E9ECEF"/>
+              <w:right w:val="single" w:sz="4" w:space="0" w:color="E9ECEF"/>
+              <w:left w:val="single" w:sz="28" w:space="0" w:color="F67D4B"/>
+            </w:tcBorders>
+            <w:tcMar>
+              <w:top w:w="90" w:type="dxa"/>
+              <w:bottom w:w="90" w:type="dxa"/>
+              <w:left w:w="160" w:type="dxa"/>
+              <w:right w:w="140" w:type="dxa"/>
+            </w:tcMar>
+          </w:tcPr>
+          <w:p>
+            <w:pPr>
+              <w:spacing w:after="60"/>
+            </w:pPr>
+            <w:r/>
+            <w:r>
+              <w:rPr>
+                <w:rFonts w:ascii="Arial" w:hAnsi="Arial"/>
+                <w:b/>
+                <w:i w:val="0"/>
+                <w:color w:val="F67D4B"/>
+                <w:sz w:val="21"/>
+              </w:rPr>
+              <w:t>Prompt: “Who are the best bulk diesel &amp; fleet fuel suppliers in the western US?”</w:t>
+            </w:r>
+          </w:p>
+          <w:p>
+            <w:pPr>
+              <w:spacing w:after="40" w:line="283" w:lineRule="auto"/>
+            </w:pPr>
+            <w:r>
+              <w:rPr>
+                <w:rFonts w:ascii="Arial" w:hAnsi="Arial"/>
+                <w:b/>
+                <w:i w:val="0"/>
+                <w:color w:val="1A1A2E"/>
+                <w:sz w:val="19"/>
+              </w:rPr>
+              <w:t xml:space="preserve">Today.  </w:t>
+            </w:r>
+            <w:r>
+              <w:rPr>
+                <w:rFonts w:ascii="Arial" w:hAnsi="Arial"/>
+                <w:b w:val="0"/>
+                <w:i w:val="0"/>
+                <w:color w:val="2D2D2D"/>
+                <w:sz w:val="19"/>
+              </w:rPr>
+              <w:t>The AI assistant answers with whichever suppliers have content it can actually read and cite — it names a few national distributors and card-network brands, and does not surface SC Fuels, despite the billion-gallon scale, the Pilot backing, and the 15-state footprint. Because ~89% of the site is JS-rendered with no llms.txt, the model effectively cannot see SC Fuels at the moment the buyer is building a shortlist.</w:t>
+            </w:r>
+          </w:p>
+          <w:p>
+            <w:pPr>
+              <w:spacing w:after="40" w:line="283" w:lineRule="auto"/>
+            </w:pPr>
+            <w:r>
+              <w:rPr>
+                <w:rFonts w:ascii="Arial" w:hAnsi="Arial"/>
+                <w:b/>
+                <w:i w:val="0"/>
+                <w:color w:val="1A1A2E"/>
+                <w:sz w:val="19"/>
+              </w:rPr>
+              <w:t xml:space="preserve">After GEO.  </w:t>
+            </w:r>
+            <w:r>
+              <w:rPr>
+                <w:rFonts w:ascii="Arial" w:hAnsi="Arial"/>
+                <w:b w:val="0"/>
+                <w:i w:val="0"/>
+                <w:color w:val="2D2D2D"/>
+                <w:sz w:val="19"/>
+              </w:rPr>
+              <w:t>The same query returns SC Fuels as a cited option — “SC Fuels, a Pilot Company, delivers bulk and cardlock fueling across 15 western states…” — with the service pages and FAQ schema as the evidence the assistant points to.</w:t>
+            </w:r>
+          </w:p>
+        </w:tc>
+      </w:tr>
+    </w:tbl>
+    <w:p>
+      <w:pPr>
+        <w:spacing w:after="140"/>
+      </w:pPr>
+    </w:p>
+    <w:p>
+      <w:pPr>
+        <w:spacing w:after="120"/>
+      </w:pPr>
+      <w:r>
+        <w:rPr>
+          <w:rFonts w:ascii="Arial" w:hAnsi="Arial"/>
+          <w:b w:val="0"/>
+          <w:i/>
+          <w:color w:val="59595B"/>
+          <w:sz w:val="17"/>
+        </w:rPr>
+        <w:t>(Illustrative of current AI-search behavior for this query class; the live result is part of the audit baseline.)</w:t>
+      </w:r>
+    </w:p>
+    <w:p>
+      <w:pPr>
+        <w:spacing w:after="120"/>
+      </w:pPr>
+    </w:p>
+    <w:p>
+      <w:pPr>
+        <w:pStyle w:val="Heading2"/>
+      </w:pPr>
+      <w:r>
+        <w:rPr>
+          <w:rFonts w:ascii="Arial" w:hAnsi="Arial"/>
+          <w:b/>
+          <w:i w:val="0"/>
+          <w:color w:val="1A1A2E"/>
+          <w:sz w:val="25"/>
+        </w:rPr>
+        <w:t>10.4  The cost of waiting</w:t>
+      </w:r>
+    </w:p>
+    <w:p>
+      <w:pPr>
+        <w:spacing w:after="120"/>
+      </w:pPr>
+      <w:r>
+        <w:rPr>
+          <w:rFonts w:ascii="Arial" w:hAnsi="Arial"/>
+          <w:b w:val="0"/>
+          <w:i w:val="0"/>
+          <w:color w:val="2D2D2D"/>
+          <w:sz w:val="21"/>
+        </w:rPr>
+        <w:t>AI-search visibility compounds, and it rewards whoever optimizes first. Every quarter SC Fuels is unreadable to the models, the assistants learn to answer “best fuel supplier” with someone else — and that default, once set in the training and retrieval data, is harder and costlier to dislodge than to claim now. The website rebuild is already budgeted and the competitors named in Section 8 are not yet GEO-optimized either; the cheapest, highest-leverage moment to own these answers is before any of them do. The cost of waiting is not zero — it is a competitor becoming the default answer.</w:t>
       </w:r>
     </w:p>
     <w:p>
       <w:pPr>
         <w:pStyle w:val="Heading1"/>
-        <w:spacing w:before="280"/>
+        <w:pageBreakBefore/>
+        <w:spacing w:before="0"/>
         <w:pBdr>
           <w:bottom w:val="single" w:sz="12" w:space="3" w:color="F67D4B"/>
         </w:pBdr>
@@ -13593,13 +13789,14 @@
           <w:color w:val="2D2D2D"/>
           <w:sz w:val="21"/>
         </w:rPr>
-        <w:t>Server response is excellent (0.1s) — the weight is front-end. The fixes are mostly configuration, not redevelopment: enable HTTP/2 (15–30% faster), turn on Brotli compression (CSS 1.86MB → ~0.5MB), and run images through a WebP/CDN pipeline (1.4MB → under 400KB). These pair naturally with the website rebuild and are owned by Technijian in the operating model (Section 13).</w:t>
+        <w:t>Server response is excellent (0.1s) — the weight is front-end. The fixes are mostly configuration, not redevelopment: enable HTTP/2 (15–30% faster), turn on Brotli compression (CSS 1.86MB → ~0.5MB), and run images through a WebP/CDN pipeline (1.4MB → under 400KB). These pair naturally with the website rebuild and are owned by Technijian in the operating model (Section 14).</w:t>
       </w:r>
     </w:p>
     <w:p>
       <w:pPr>
         <w:pStyle w:val="Heading1"/>
-        <w:spacing w:before="280"/>
+        <w:pageBreakBefore/>
+        <w:spacing w:before="0"/>
         <w:pBdr>
           <w:bottom w:val="single" w:sz="12" w:space="3" w:color="F67D4B"/>
         </w:pBdr>
@@ -13612,7 +13809,1827 @@
           <w:color w:val="006DB6"/>
           <w:sz w:val="30"/>
         </w:rPr>
-        <w:t>12.  How Technijian’s AI-Driven Engine Gets SC Fuels There</w:t>
+        <w:t>12.  Understanding AI — A Field Guide for SC Fuels Leadership</w:t>
+      </w:r>
+    </w:p>
+    <w:p>
+      <w:pPr>
+        <w:spacing w:after="120"/>
+      </w:pPr>
+      <w:r>
+        <w:rPr>
+          <w:rFonts w:ascii="Arial" w:hAnsi="Arial"/>
+          <w:b w:val="0"/>
+          <w:i w:val="0"/>
+          <w:color w:val="2D2D2D"/>
+          <w:sz w:val="21"/>
+        </w:rPr>
+        <w:t>Before the engine, a short primer — so the team can judge everything that follows on its merits, not on the hype. No jargon: what AI is, where SC Fuels sits today, how to adopt it without risk, and what comparable operators are already doing. This section is vendor-neutral and built on published frameworks from MIT, the U.S. NIST, Anthropic, McKinsey, and widely-used AI maturity models.</w:t>
+      </w:r>
+    </w:p>
+    <w:p>
+      <w:pPr>
+        <w:pStyle w:val="Heading2"/>
+      </w:pPr>
+      <w:r>
+        <w:rPr>
+          <w:rFonts w:ascii="Arial" w:hAnsi="Arial"/>
+          <w:b/>
+          <w:i w:val="0"/>
+          <w:color w:val="1A1A2E"/>
+          <w:sz w:val="25"/>
+        </w:rPr>
+        <w:t>What AI actually is — and isn’t</w:t>
+      </w:r>
+    </w:p>
+    <w:p>
+      <w:pPr>
+        <w:spacing w:after="120"/>
+      </w:pPr>
+      <w:r>
+        <w:rPr>
+          <w:rFonts w:ascii="Arial" w:hAnsi="Arial"/>
+          <w:b w:val="0"/>
+          <w:i w:val="0"/>
+          <w:color w:val="2D2D2D"/>
+          <w:sz w:val="21"/>
+        </w:rPr>
+        <w:t>As MIT Sloan frames it, a leader needs to know what AI can and cannot do — not how to build it. For planning, the only distinction that matters is this:</w:t>
+      </w:r>
+    </w:p>
+    <w:p>
+      <w:pPr>
+        <w:pStyle w:val="ListBullet"/>
+        <w:spacing w:after="60" w:line="283" w:lineRule="auto"/>
+      </w:pPr>
+      <w:r>
+        <w:rPr>
+          <w:rFonts w:ascii="Arial" w:hAnsi="Arial"/>
+          <w:b/>
+          <w:i w:val="0"/>
+          <w:color w:val="1A1A2E"/>
+          <w:sz w:val="20"/>
+        </w:rPr>
+        <w:t xml:space="preserve">Automation (workflows): </w:t>
+      </w:r>
+      <w:r>
+        <w:rPr>
+          <w:rFonts w:ascii="Arial" w:hAnsi="Arial"/>
+          <w:b w:val="0"/>
+          <w:i w:val="0"/>
+          <w:color w:val="2D2D2D"/>
+          <w:sz w:val="20"/>
+        </w:rPr>
+        <w:t>the AI follows a path you define — predictable, low-risk (“draft this bid response from these specs”). Almost all near-term value lives here.</w:t>
+      </w:r>
+    </w:p>
+    <w:p>
+      <w:pPr>
+        <w:pStyle w:val="ListBullet"/>
+        <w:spacing w:after="60" w:line="283" w:lineRule="auto"/>
+      </w:pPr>
+      <w:r>
+        <w:rPr>
+          <w:rFonts w:ascii="Arial" w:hAnsi="Arial"/>
+          <w:b/>
+          <w:i w:val="0"/>
+          <w:color w:val="1A1A2E"/>
+          <w:sz w:val="20"/>
+        </w:rPr>
+        <w:t xml:space="preserve">Agents: </w:t>
+      </w:r>
+      <w:r>
+        <w:rPr>
+          <w:rFonts w:ascii="Arial" w:hAnsi="Arial"/>
+          <w:b w:val="0"/>
+          <w:i w:val="0"/>
+          <w:color w:val="2D2D2D"/>
+          <w:sz w:val="20"/>
+        </w:rPr>
+        <w:t>the AI decides the steps itself — more flexible, needs human oversight (“watch the pipeline and flag stalled deals”). This comes later, where it earns its place.</w:t>
+      </w:r>
+    </w:p>
+    <w:p>
+      <w:pPr>
+        <w:spacing w:after="120"/>
+      </w:pPr>
+      <w:r>
+        <w:rPr>
+          <w:rFonts w:ascii="Arial" w:hAnsi="Arial"/>
+          <w:b w:val="0"/>
+          <w:i w:val="0"/>
+          <w:color w:val="2D2D2D"/>
+          <w:sz w:val="21"/>
+        </w:rPr>
+        <w:t>The operating principle (Anthropic’s guidance on building AI systems) is to use the simplest thing that works. We start SC Fuels with simple automations that pay off in the first 90 days and add autonomous agents only where the value is proven — which is exactly how this report’s roadmap is sequenced.</w:t>
+      </w:r>
+    </w:p>
+    <w:p>
+      <w:pPr>
+        <w:pStyle w:val="Heading2"/>
+      </w:pPr>
+      <w:r>
+        <w:rPr>
+          <w:rFonts w:ascii="Arial" w:hAnsi="Arial"/>
+          <w:b/>
+          <w:i w:val="0"/>
+          <w:color w:val="1A1A2E"/>
+          <w:sz w:val="25"/>
+        </w:rPr>
+        <w:t>Where SC Fuels sits today — the AI maturity ladder</w:t>
+      </w:r>
+    </w:p>
+    <w:p>
+      <w:pPr>
+        <w:spacing w:after="120"/>
+      </w:pPr>
+      <w:r>
+        <w:rPr>
+          <w:rFonts w:ascii="Arial" w:hAnsi="Arial"/>
+          <w:b w:val="0"/>
+          <w:i w:val="0"/>
+          <w:color w:val="2D2D2D"/>
+          <w:sz w:val="21"/>
+        </w:rPr>
+        <w:t>Most established, well-run companies — including SC Fuels — sit at the first or second rung of the widely-used five-stage AI maturity model (consistent with Gartner’s and Google Cloud’s frameworks). The leaders are only one or two rungs higher, and the gap closes in months. SC Fuels has an advantage: parent Pilot is already operating AI (the 27→3-day onboarding win Derek cited on June 2), so the benchmark is in the family.</w:t>
+      </w:r>
+    </w:p>
+    <w:tbl>
+      <w:tblPr>
+        <w:tblW w:type="auto" w:w="0"/>
+        <w:jc w:val="center"/>
+        <w:tblLook w:firstColumn="1" w:firstRow="1" w:lastColumn="0" w:lastRow="0" w:noHBand="0" w:noVBand="1" w:val="04A0"/>
+        <w:tblBorders>
+          <w:top w:val="none" w:sz="0" w:space="0" w:color="auto"/>
+          <w:left w:val="none" w:sz="0" w:space="0" w:color="auto"/>
+          <w:bottom w:val="none" w:sz="0" w:space="0" w:color="auto"/>
+          <w:right w:val="none" w:sz="0" w:space="0" w:color="auto"/>
+          <w:insideH w:val="none" w:sz="0" w:space="0" w:color="auto"/>
+          <w:insideV w:val="none" w:sz="0" w:space="0" w:color="auto"/>
+        </w:tblBorders>
+      </w:tblPr>
+      <w:tblGrid>
+        <w:gridCol w:w="3216"/>
+        <w:gridCol w:w="3216"/>
+        <w:gridCol w:w="3216"/>
+      </w:tblGrid>
+      <w:tr>
+        <w:trPr>
+          <w:cantSplit w:val="true"/>
+        </w:trPr>
+        <w:tc>
+          <w:tcPr>
+            <w:tcW w:type="dxa" w:w="2123"/>
+            <w:shd w:val="clear" w:color="auto" w:fill="006DB6"/>
+            <w:vAlign w:val="center"/>
+            <w:tcMar>
+              <w:top w:w="40" w:type="dxa"/>
+              <w:bottom w:w="40" w:type="dxa"/>
+              <w:left w:w="90" w:type="dxa"/>
+              <w:right w:w="90" w:type="dxa"/>
+            </w:tcMar>
+            <w:tcBorders>
+              <w:bottom w:val="single" w:sz="4" w:space="0" w:color="006DB6"/>
+            </w:tcBorders>
+          </w:tcPr>
+          <w:p>
+            <w:pPr>
+              <w:spacing w:after="20" w:before="20" w:line="259" w:lineRule="auto"/>
+            </w:pPr>
+            <w:r/>
+            <w:r>
+              <w:rPr>
+                <w:rFonts w:ascii="Arial" w:hAnsi="Arial"/>
+                <w:b/>
+                <w:i w:val="0"/>
+                <w:color w:val="FFFFFF"/>
+                <w:sz w:val="18"/>
+              </w:rPr>
+              <w:t>Stage</w:t>
+            </w:r>
+          </w:p>
+        </w:tc>
+        <w:tc>
+          <w:tcPr>
+            <w:tcW w:type="dxa" w:w="5403"/>
+            <w:shd w:val="clear" w:color="auto" w:fill="006DB6"/>
+            <w:vAlign w:val="center"/>
+            <w:tcMar>
+              <w:top w:w="40" w:type="dxa"/>
+              <w:bottom w:w="40" w:type="dxa"/>
+              <w:left w:w="90" w:type="dxa"/>
+              <w:right w:w="90" w:type="dxa"/>
+            </w:tcMar>
+            <w:tcBorders>
+              <w:bottom w:val="single" w:sz="4" w:space="0" w:color="006DB6"/>
+            </w:tcBorders>
+          </w:tcPr>
+          <w:p>
+            <w:pPr>
+              <w:spacing w:after="20" w:before="20" w:line="259" w:lineRule="auto"/>
+            </w:pPr>
+            <w:r/>
+            <w:r>
+              <w:rPr>
+                <w:rFonts w:ascii="Arial" w:hAnsi="Arial"/>
+                <w:b/>
+                <w:i w:val="0"/>
+                <w:color w:val="FFFFFF"/>
+                <w:sz w:val="18"/>
+              </w:rPr>
+              <w:t>What it looks like</w:t>
+            </w:r>
+          </w:p>
+        </w:tc>
+        <w:tc>
+          <w:tcPr>
+            <w:tcW w:type="dxa" w:w="2123"/>
+            <w:shd w:val="clear" w:color="auto" w:fill="006DB6"/>
+            <w:vAlign w:val="center"/>
+            <w:tcMar>
+              <w:top w:w="40" w:type="dxa"/>
+              <w:bottom w:w="40" w:type="dxa"/>
+              <w:left w:w="90" w:type="dxa"/>
+              <w:right w:w="90" w:type="dxa"/>
+            </w:tcMar>
+            <w:tcBorders>
+              <w:bottom w:val="single" w:sz="4" w:space="0" w:color="006DB6"/>
+            </w:tcBorders>
+          </w:tcPr>
+          <w:p>
+            <w:pPr>
+              <w:spacing w:after="20" w:before="20" w:line="259" w:lineRule="auto"/>
+            </w:pPr>
+            <w:r/>
+            <w:r>
+              <w:rPr>
+                <w:rFonts w:ascii="Arial" w:hAnsi="Arial"/>
+                <w:b/>
+                <w:i w:val="0"/>
+                <w:color w:val="FFFFFF"/>
+                <w:sz w:val="18"/>
+              </w:rPr>
+              <w:t>SC Fuels today</w:t>
+            </w:r>
+          </w:p>
+        </w:tc>
+      </w:tr>
+      <w:tr>
+        <w:trPr>
+          <w:cantSplit w:val="true"/>
+        </w:trPr>
+        <w:tc>
+          <w:tcPr>
+            <w:tcW w:type="dxa" w:w="2123"/>
+            <w:shd w:val="clear" w:color="auto" w:fill="F4F6F8"/>
+            <w:vAlign w:val="center"/>
+            <w:tcMar>
+              <w:top w:w="40" w:type="dxa"/>
+              <w:bottom w:w="40" w:type="dxa"/>
+              <w:left w:w="90" w:type="dxa"/>
+              <w:right w:w="90" w:type="dxa"/>
+            </w:tcMar>
+            <w:tcBorders>
+              <w:bottom w:val="single" w:sz="2" w:space="0" w:color="E9ECEF"/>
+            </w:tcBorders>
+          </w:tcPr>
+          <w:p>
+            <w:pPr>
+              <w:spacing w:after="20" w:before="20" w:line="259" w:lineRule="auto"/>
+            </w:pPr>
+            <w:r/>
+            <w:r>
+              <w:rPr>
+                <w:rFonts w:ascii="Arial" w:hAnsi="Arial"/>
+                <w:b/>
+                <w:i w:val="0"/>
+                <w:color w:val="2D2D2D"/>
+                <w:sz w:val="18"/>
+              </w:rPr>
+              <w:t>1. Foundational</w:t>
+            </w:r>
+          </w:p>
+        </w:tc>
+        <w:tc>
+          <w:tcPr>
+            <w:tcW w:type="dxa" w:w="5403"/>
+            <w:shd w:val="clear" w:color="auto" w:fill="F4F6F8"/>
+            <w:vAlign w:val="center"/>
+            <w:tcMar>
+              <w:top w:w="40" w:type="dxa"/>
+              <w:bottom w:w="40" w:type="dxa"/>
+              <w:left w:w="90" w:type="dxa"/>
+              <w:right w:w="90" w:type="dxa"/>
+            </w:tcMar>
+            <w:tcBorders>
+              <w:bottom w:val="single" w:sz="2" w:space="0" w:color="E9ECEF"/>
+            </w:tcBorders>
+          </w:tcPr>
+          <w:p>
+            <w:pPr>
+              <w:spacing w:after="20" w:before="20" w:line="259" w:lineRule="auto"/>
+            </w:pPr>
+            <w:r/>
+            <w:r>
+              <w:rPr>
+                <w:rFonts w:ascii="Arial" w:hAnsi="Arial"/>
+                <w:b w:val="0"/>
+                <w:i w:val="0"/>
+                <w:color w:val="2D2D2D"/>
+                <w:sz w:val="18"/>
+              </w:rPr>
+              <w:t>Little or no AI; manual, people-dependent processes</w:t>
+            </w:r>
+          </w:p>
+        </w:tc>
+        <w:tc>
+          <w:tcPr>
+            <w:tcW w:type="dxa" w:w="2123"/>
+            <w:shd w:val="clear" w:color="auto" w:fill="F4F6F8"/>
+            <w:vAlign w:val="center"/>
+            <w:tcMar>
+              <w:top w:w="40" w:type="dxa"/>
+              <w:bottom w:w="40" w:type="dxa"/>
+              <w:left w:w="90" w:type="dxa"/>
+              <w:right w:w="90" w:type="dxa"/>
+            </w:tcMar>
+            <w:tcBorders>
+              <w:bottom w:val="single" w:sz="2" w:space="0" w:color="E9ECEF"/>
+            </w:tcBorders>
+          </w:tcPr>
+          <w:p>
+            <w:pPr>
+              <w:spacing w:after="20" w:before="20" w:line="259" w:lineRule="auto"/>
+            </w:pPr>
+            <w:r/>
+            <w:r>
+              <w:rPr>
+                <w:rFonts w:ascii="Arial" w:hAnsi="Arial"/>
+                <w:b w:val="0"/>
+                <w:i w:val="0"/>
+                <w:color w:val="2D2D2D"/>
+                <w:sz w:val="18"/>
+              </w:rPr>
+            </w:r>
+          </w:p>
+        </w:tc>
+      </w:tr>
+      <w:tr>
+        <w:trPr>
+          <w:cantSplit w:val="true"/>
+        </w:trPr>
+        <w:tc>
+          <w:tcPr>
+            <w:tcW w:type="dxa" w:w="2123"/>
+            <w:shd w:val="clear" w:color="auto" w:fill="FFFFFF"/>
+            <w:vAlign w:val="center"/>
+            <w:tcMar>
+              <w:top w:w="40" w:type="dxa"/>
+              <w:bottom w:w="40" w:type="dxa"/>
+              <w:left w:w="90" w:type="dxa"/>
+              <w:right w:w="90" w:type="dxa"/>
+            </w:tcMar>
+            <w:tcBorders>
+              <w:bottom w:val="single" w:sz="2" w:space="0" w:color="E9ECEF"/>
+            </w:tcBorders>
+          </w:tcPr>
+          <w:p>
+            <w:pPr>
+              <w:spacing w:after="20" w:before="20" w:line="259" w:lineRule="auto"/>
+            </w:pPr>
+            <w:r/>
+            <w:r>
+              <w:rPr>
+                <w:rFonts w:ascii="Arial" w:hAnsi="Arial"/>
+                <w:b/>
+                <w:i w:val="0"/>
+                <w:color w:val="2D2D2D"/>
+                <w:sz w:val="18"/>
+              </w:rPr>
+              <w:t>2. Emerging</w:t>
+            </w:r>
+          </w:p>
+        </w:tc>
+        <w:tc>
+          <w:tcPr>
+            <w:tcW w:type="dxa" w:w="5403"/>
+            <w:shd w:val="clear" w:color="auto" w:fill="FFFFFF"/>
+            <w:vAlign w:val="center"/>
+            <w:tcMar>
+              <w:top w:w="40" w:type="dxa"/>
+              <w:bottom w:w="40" w:type="dxa"/>
+              <w:left w:w="90" w:type="dxa"/>
+              <w:right w:w="90" w:type="dxa"/>
+            </w:tcMar>
+            <w:tcBorders>
+              <w:bottom w:val="single" w:sz="2" w:space="0" w:color="E9ECEF"/>
+            </w:tcBorders>
+          </w:tcPr>
+          <w:p>
+            <w:pPr>
+              <w:spacing w:after="20" w:before="20" w:line="259" w:lineRule="auto"/>
+            </w:pPr>
+            <w:r/>
+            <w:r>
+              <w:rPr>
+                <w:rFonts w:ascii="Arial" w:hAnsi="Arial"/>
+                <w:b w:val="0"/>
+                <w:i w:val="0"/>
+                <w:color w:val="2D2D2D"/>
+                <w:sz w:val="18"/>
+              </w:rPr>
+              <w:t>Strong data tools in place (InsightView, FleetSeek, Salesforce) but AI not yet woven into growth or operations</w:t>
+            </w:r>
+          </w:p>
+        </w:tc>
+        <w:tc>
+          <w:tcPr>
+            <w:tcW w:type="dxa" w:w="2123"/>
+            <w:shd w:val="clear" w:color="auto" w:fill="FFFFFF"/>
+            <w:vAlign w:val="center"/>
+            <w:tcMar>
+              <w:top w:w="40" w:type="dxa"/>
+              <w:bottom w:w="40" w:type="dxa"/>
+              <w:left w:w="90" w:type="dxa"/>
+              <w:right w:w="90" w:type="dxa"/>
+            </w:tcMar>
+            <w:tcBorders>
+              <w:bottom w:val="single" w:sz="2" w:space="0" w:color="E9ECEF"/>
+            </w:tcBorders>
+          </w:tcPr>
+          <w:p>
+            <w:pPr>
+              <w:spacing w:after="20" w:before="20" w:line="259" w:lineRule="auto"/>
+            </w:pPr>
+            <w:r/>
+            <w:r>
+              <w:rPr>
+                <w:rFonts w:ascii="Arial" w:hAnsi="Arial"/>
+                <w:b w:val="0"/>
+                <w:i w:val="0"/>
+                <w:color w:val="2D2D2D"/>
+                <w:sz w:val="18"/>
+              </w:rPr>
+              <w:t>YOU ARE HERE</w:t>
+            </w:r>
+          </w:p>
+        </w:tc>
+      </w:tr>
+      <w:tr>
+        <w:trPr>
+          <w:cantSplit w:val="true"/>
+        </w:trPr>
+        <w:tc>
+          <w:tcPr>
+            <w:tcW w:type="dxa" w:w="2123"/>
+            <w:shd w:val="clear" w:color="auto" w:fill="F4F6F8"/>
+            <w:vAlign w:val="center"/>
+            <w:tcMar>
+              <w:top w:w="40" w:type="dxa"/>
+              <w:bottom w:w="40" w:type="dxa"/>
+              <w:left w:w="90" w:type="dxa"/>
+              <w:right w:w="90" w:type="dxa"/>
+            </w:tcMar>
+            <w:tcBorders>
+              <w:bottom w:val="single" w:sz="2" w:space="0" w:color="E9ECEF"/>
+            </w:tcBorders>
+          </w:tcPr>
+          <w:p>
+            <w:pPr>
+              <w:spacing w:after="20" w:before="20" w:line="259" w:lineRule="auto"/>
+            </w:pPr>
+            <w:r/>
+            <w:r>
+              <w:rPr>
+                <w:rFonts w:ascii="Arial" w:hAnsi="Arial"/>
+                <w:b/>
+                <w:i w:val="0"/>
+                <w:color w:val="2D2D2D"/>
+                <w:sz w:val="18"/>
+              </w:rPr>
+              <w:t>3. Operational</w:t>
+            </w:r>
+          </w:p>
+        </w:tc>
+        <w:tc>
+          <w:tcPr>
+            <w:tcW w:type="dxa" w:w="5403"/>
+            <w:shd w:val="clear" w:color="auto" w:fill="F4F6F8"/>
+            <w:vAlign w:val="center"/>
+            <w:tcMar>
+              <w:top w:w="40" w:type="dxa"/>
+              <w:bottom w:w="40" w:type="dxa"/>
+              <w:left w:w="90" w:type="dxa"/>
+              <w:right w:w="90" w:type="dxa"/>
+            </w:tcMar>
+            <w:tcBorders>
+              <w:bottom w:val="single" w:sz="2" w:space="0" w:color="E9ECEF"/>
+            </w:tcBorders>
+          </w:tcPr>
+          <w:p>
+            <w:pPr>
+              <w:spacing w:after="20" w:before="20" w:line="259" w:lineRule="auto"/>
+            </w:pPr>
+            <w:r/>
+            <w:r>
+              <w:rPr>
+                <w:rFonts w:ascii="Arial" w:hAnsi="Arial"/>
+                <w:b w:val="0"/>
+                <w:i w:val="0"/>
+                <w:color w:val="2D2D2D"/>
+                <w:sz w:val="18"/>
+              </w:rPr>
+              <w:t>AI runs specific workflows day-to-day — content, outbound, credit, compliance — with measured results</w:t>
+            </w:r>
+          </w:p>
+        </w:tc>
+        <w:tc>
+          <w:tcPr>
+            <w:tcW w:type="dxa" w:w="2123"/>
+            <w:shd w:val="clear" w:color="auto" w:fill="F4F6F8"/>
+            <w:vAlign w:val="center"/>
+            <w:tcMar>
+              <w:top w:w="40" w:type="dxa"/>
+              <w:bottom w:w="40" w:type="dxa"/>
+              <w:left w:w="90" w:type="dxa"/>
+              <w:right w:w="90" w:type="dxa"/>
+            </w:tcMar>
+            <w:tcBorders>
+              <w:bottom w:val="single" w:sz="2" w:space="0" w:color="E9ECEF"/>
+            </w:tcBorders>
+          </w:tcPr>
+          <w:p>
+            <w:pPr>
+              <w:spacing w:after="20" w:before="20" w:line="259" w:lineRule="auto"/>
+            </w:pPr>
+            <w:r/>
+            <w:r>
+              <w:rPr>
+                <w:rFonts w:ascii="Arial" w:hAnsi="Arial"/>
+                <w:b w:val="0"/>
+                <w:i w:val="0"/>
+                <w:color w:val="2D2D2D"/>
+                <w:sz w:val="18"/>
+              </w:rPr>
+            </w:r>
+          </w:p>
+        </w:tc>
+      </w:tr>
+      <w:tr>
+        <w:trPr>
+          <w:cantSplit w:val="true"/>
+        </w:trPr>
+        <w:tc>
+          <w:tcPr>
+            <w:tcW w:type="dxa" w:w="2123"/>
+            <w:shd w:val="clear" w:color="auto" w:fill="FFFFFF"/>
+            <w:vAlign w:val="center"/>
+            <w:tcMar>
+              <w:top w:w="40" w:type="dxa"/>
+              <w:bottom w:w="40" w:type="dxa"/>
+              <w:left w:w="90" w:type="dxa"/>
+              <w:right w:w="90" w:type="dxa"/>
+            </w:tcMar>
+            <w:tcBorders>
+              <w:bottom w:val="single" w:sz="2" w:space="0" w:color="E9ECEF"/>
+            </w:tcBorders>
+          </w:tcPr>
+          <w:p>
+            <w:pPr>
+              <w:spacing w:after="20" w:before="20" w:line="259" w:lineRule="auto"/>
+            </w:pPr>
+            <w:r/>
+            <w:r>
+              <w:rPr>
+                <w:rFonts w:ascii="Arial" w:hAnsi="Arial"/>
+                <w:b/>
+                <w:i w:val="0"/>
+                <w:color w:val="2D2D2D"/>
+                <w:sz w:val="18"/>
+              </w:rPr>
+              <w:t>4. Scaled</w:t>
+            </w:r>
+          </w:p>
+        </w:tc>
+        <w:tc>
+          <w:tcPr>
+            <w:tcW w:type="dxa" w:w="5403"/>
+            <w:shd w:val="clear" w:color="auto" w:fill="FFFFFF"/>
+            <w:vAlign w:val="center"/>
+            <w:tcMar>
+              <w:top w:w="40" w:type="dxa"/>
+              <w:bottom w:w="40" w:type="dxa"/>
+              <w:left w:w="90" w:type="dxa"/>
+              <w:right w:w="90" w:type="dxa"/>
+            </w:tcMar>
+            <w:tcBorders>
+              <w:bottom w:val="single" w:sz="2" w:space="0" w:color="E9ECEF"/>
+            </w:tcBorders>
+          </w:tcPr>
+          <w:p>
+            <w:pPr>
+              <w:spacing w:after="20" w:before="20" w:line="259" w:lineRule="auto"/>
+            </w:pPr>
+            <w:r/>
+            <w:r>
+              <w:rPr>
+                <w:rFonts w:ascii="Arial" w:hAnsi="Arial"/>
+                <w:b w:val="0"/>
+                <w:i w:val="0"/>
+                <w:color w:val="2D2D2D"/>
+                <w:sz w:val="18"/>
+              </w:rPr>
+              <w:t>AI embedded across growth and operations with governance and dashboards</w:t>
+            </w:r>
+          </w:p>
+        </w:tc>
+        <w:tc>
+          <w:tcPr>
+            <w:tcW w:type="dxa" w:w="2123"/>
+            <w:shd w:val="clear" w:color="auto" w:fill="FFFFFF"/>
+            <w:vAlign w:val="center"/>
+            <w:tcMar>
+              <w:top w:w="40" w:type="dxa"/>
+              <w:bottom w:w="40" w:type="dxa"/>
+              <w:left w:w="90" w:type="dxa"/>
+              <w:right w:w="90" w:type="dxa"/>
+            </w:tcMar>
+            <w:tcBorders>
+              <w:bottom w:val="single" w:sz="2" w:space="0" w:color="E9ECEF"/>
+            </w:tcBorders>
+          </w:tcPr>
+          <w:p>
+            <w:pPr>
+              <w:spacing w:after="20" w:before="20" w:line="259" w:lineRule="auto"/>
+            </w:pPr>
+            <w:r/>
+            <w:r>
+              <w:rPr>
+                <w:rFonts w:ascii="Arial" w:hAnsi="Arial"/>
+                <w:b w:val="0"/>
+                <w:i w:val="0"/>
+                <w:color w:val="2D2D2D"/>
+                <w:sz w:val="18"/>
+              </w:rPr>
+            </w:r>
+          </w:p>
+        </w:tc>
+      </w:tr>
+      <w:tr>
+        <w:trPr>
+          <w:cantSplit w:val="true"/>
+        </w:trPr>
+        <w:tc>
+          <w:tcPr>
+            <w:tcW w:type="dxa" w:w="2123"/>
+            <w:shd w:val="clear" w:color="auto" w:fill="F4F6F8"/>
+            <w:vAlign w:val="center"/>
+            <w:tcMar>
+              <w:top w:w="40" w:type="dxa"/>
+              <w:bottom w:w="40" w:type="dxa"/>
+              <w:left w:w="90" w:type="dxa"/>
+              <w:right w:w="90" w:type="dxa"/>
+            </w:tcMar>
+            <w:tcBorders>
+              <w:bottom w:val="single" w:sz="2" w:space="0" w:color="E9ECEF"/>
+            </w:tcBorders>
+          </w:tcPr>
+          <w:p>
+            <w:pPr>
+              <w:spacing w:after="20" w:before="20" w:line="259" w:lineRule="auto"/>
+            </w:pPr>
+            <w:r/>
+            <w:r>
+              <w:rPr>
+                <w:rFonts w:ascii="Arial" w:hAnsi="Arial"/>
+                <w:b/>
+                <w:i w:val="0"/>
+                <w:color w:val="2D2D2D"/>
+                <w:sz w:val="18"/>
+              </w:rPr>
+              <w:t>5. Transformational</w:t>
+            </w:r>
+          </w:p>
+        </w:tc>
+        <w:tc>
+          <w:tcPr>
+            <w:tcW w:type="dxa" w:w="5403"/>
+            <w:shd w:val="clear" w:color="auto" w:fill="F4F6F8"/>
+            <w:vAlign w:val="center"/>
+            <w:tcMar>
+              <w:top w:w="40" w:type="dxa"/>
+              <w:bottom w:w="40" w:type="dxa"/>
+              <w:left w:w="90" w:type="dxa"/>
+              <w:right w:w="90" w:type="dxa"/>
+            </w:tcMar>
+            <w:tcBorders>
+              <w:bottom w:val="single" w:sz="2" w:space="0" w:color="E9ECEF"/>
+            </w:tcBorders>
+          </w:tcPr>
+          <w:p>
+            <w:pPr>
+              <w:spacing w:after="20" w:before="20" w:line="259" w:lineRule="auto"/>
+            </w:pPr>
+            <w:r/>
+            <w:r>
+              <w:rPr>
+                <w:rFonts w:ascii="Arial" w:hAnsi="Arial"/>
+                <w:b w:val="0"/>
+                <w:i w:val="0"/>
+                <w:color w:val="2D2D2D"/>
+                <w:sz w:val="18"/>
+              </w:rPr>
+              <w:t>AI is the default way the business runs and competes</w:t>
+            </w:r>
+          </w:p>
+        </w:tc>
+        <w:tc>
+          <w:tcPr>
+            <w:tcW w:type="dxa" w:w="2123"/>
+            <w:shd w:val="clear" w:color="auto" w:fill="F4F6F8"/>
+            <w:vAlign w:val="center"/>
+            <w:tcMar>
+              <w:top w:w="40" w:type="dxa"/>
+              <w:bottom w:w="40" w:type="dxa"/>
+              <w:left w:w="90" w:type="dxa"/>
+              <w:right w:w="90" w:type="dxa"/>
+            </w:tcMar>
+            <w:tcBorders>
+              <w:bottom w:val="single" w:sz="2" w:space="0" w:color="E9ECEF"/>
+            </w:tcBorders>
+          </w:tcPr>
+          <w:p>
+            <w:pPr>
+              <w:spacing w:after="20" w:before="20" w:line="259" w:lineRule="auto"/>
+            </w:pPr>
+            <w:r/>
+            <w:r>
+              <w:rPr>
+                <w:rFonts w:ascii="Arial" w:hAnsi="Arial"/>
+                <w:b w:val="0"/>
+                <w:i w:val="0"/>
+                <w:color w:val="2D2D2D"/>
+                <w:sz w:val="18"/>
+              </w:rPr>
+            </w:r>
+          </w:p>
+        </w:tc>
+      </w:tr>
+    </w:tbl>
+    <w:p>
+      <w:pPr>
+        <w:spacing w:after="120"/>
+      </w:pPr>
+    </w:p>
+    <w:p>
+      <w:pPr>
+        <w:spacing w:after="120"/>
+      </w:pPr>
+      <w:r>
+        <w:rPr>
+          <w:rFonts w:ascii="Arial" w:hAnsi="Arial"/>
+          <w:b w:val="0"/>
+          <w:i/>
+          <w:color w:val="59595B"/>
+          <w:sz w:val="19"/>
+        </w:rPr>
+        <w:t>This report is the plan to reach Operational — AI working in the growth engine and inside the business — within twelve months.</w:t>
+      </w:r>
+    </w:p>
+    <w:p>
+      <w:pPr>
+        <w:pStyle w:val="Heading2"/>
+      </w:pPr>
+      <w:r>
+        <w:rPr>
+          <w:rFonts w:ascii="Arial" w:hAnsi="Arial"/>
+          <w:b/>
+          <w:i w:val="0"/>
+          <w:color w:val="1A1A2E"/>
+          <w:sz w:val="25"/>
+        </w:rPr>
+        <w:t>Adopting AI responsibly — three risks every leader manages</w:t>
+      </w:r>
+    </w:p>
+    <w:p>
+      <w:pPr>
+        <w:spacing w:after="120"/>
+      </w:pPr>
+      <w:r>
+        <w:rPr>
+          <w:rFonts w:ascii="Arial" w:hAnsi="Arial"/>
+          <w:b w:val="0"/>
+          <w:i w:val="0"/>
+          <w:color w:val="2D2D2D"/>
+          <w:sz w:val="21"/>
+        </w:rPr>
+        <w:t>The U.S. NIST AI Risk Management Framework gives leaders a simple model — Govern, Map, Measure, Manage. For SC Fuels, three risks matter most, each with a concrete control:</w:t>
+      </w:r>
+    </w:p>
+    <w:tbl>
+      <w:tblPr>
+        <w:tblW w:type="auto" w:w="0"/>
+        <w:jc w:val="center"/>
+        <w:tblLook w:firstColumn="1" w:firstRow="1" w:lastColumn="0" w:lastRow="0" w:noHBand="0" w:noVBand="1" w:val="04A0"/>
+        <w:tblBorders>
+          <w:top w:val="none" w:sz="0" w:space="0" w:color="auto"/>
+          <w:left w:val="none" w:sz="0" w:space="0" w:color="auto"/>
+          <w:bottom w:val="none" w:sz="0" w:space="0" w:color="auto"/>
+          <w:right w:val="none" w:sz="0" w:space="0" w:color="auto"/>
+          <w:insideH w:val="none" w:sz="0" w:space="0" w:color="auto"/>
+          <w:insideV w:val="none" w:sz="0" w:space="0" w:color="auto"/>
+        </w:tblBorders>
+      </w:tblPr>
+      <w:tblGrid>
+        <w:gridCol w:w="3216"/>
+        <w:gridCol w:w="3216"/>
+        <w:gridCol w:w="3216"/>
+      </w:tblGrid>
+      <w:tr>
+        <w:trPr>
+          <w:cantSplit w:val="true"/>
+        </w:trPr>
+        <w:tc>
+          <w:tcPr>
+            <w:tcW w:type="dxa" w:w="1930"/>
+            <w:shd w:val="clear" w:color="auto" w:fill="006DB6"/>
+            <w:vAlign w:val="center"/>
+            <w:tcMar>
+              <w:top w:w="40" w:type="dxa"/>
+              <w:bottom w:w="40" w:type="dxa"/>
+              <w:left w:w="90" w:type="dxa"/>
+              <w:right w:w="90" w:type="dxa"/>
+            </w:tcMar>
+            <w:tcBorders>
+              <w:bottom w:val="single" w:sz="4" w:space="0" w:color="006DB6"/>
+            </w:tcBorders>
+          </w:tcPr>
+          <w:p>
+            <w:pPr>
+              <w:spacing w:after="20" w:before="20" w:line="259" w:lineRule="auto"/>
+            </w:pPr>
+            <w:r/>
+            <w:r>
+              <w:rPr>
+                <w:rFonts w:ascii="Arial" w:hAnsi="Arial"/>
+                <w:b/>
+                <w:i w:val="0"/>
+                <w:color w:val="FFFFFF"/>
+                <w:sz w:val="18"/>
+              </w:rPr>
+              <w:t>Risk</w:t>
+            </w:r>
+          </w:p>
+        </w:tc>
+        <w:tc>
+          <w:tcPr>
+            <w:tcW w:type="dxa" w:w="3473"/>
+            <w:shd w:val="clear" w:color="auto" w:fill="006DB6"/>
+            <w:vAlign w:val="center"/>
+            <w:tcMar>
+              <w:top w:w="40" w:type="dxa"/>
+              <w:bottom w:w="40" w:type="dxa"/>
+              <w:left w:w="90" w:type="dxa"/>
+              <w:right w:w="90" w:type="dxa"/>
+            </w:tcMar>
+            <w:tcBorders>
+              <w:bottom w:val="single" w:sz="4" w:space="0" w:color="006DB6"/>
+            </w:tcBorders>
+          </w:tcPr>
+          <w:p>
+            <w:pPr>
+              <w:spacing w:after="20" w:before="20" w:line="259" w:lineRule="auto"/>
+            </w:pPr>
+            <w:r/>
+            <w:r>
+              <w:rPr>
+                <w:rFonts w:ascii="Arial" w:hAnsi="Arial"/>
+                <w:b/>
+                <w:i w:val="0"/>
+                <w:color w:val="FFFFFF"/>
+                <w:sz w:val="18"/>
+              </w:rPr>
+              <w:t>What it means</w:t>
+            </w:r>
+          </w:p>
+        </w:tc>
+        <w:tc>
+          <w:tcPr>
+            <w:tcW w:type="dxa" w:w="4245"/>
+            <w:shd w:val="clear" w:color="auto" w:fill="006DB6"/>
+            <w:vAlign w:val="center"/>
+            <w:tcMar>
+              <w:top w:w="40" w:type="dxa"/>
+              <w:bottom w:w="40" w:type="dxa"/>
+              <w:left w:w="90" w:type="dxa"/>
+              <w:right w:w="90" w:type="dxa"/>
+            </w:tcMar>
+            <w:tcBorders>
+              <w:bottom w:val="single" w:sz="4" w:space="0" w:color="006DB6"/>
+            </w:tcBorders>
+          </w:tcPr>
+          <w:p>
+            <w:pPr>
+              <w:spacing w:after="20" w:before="20" w:line="259" w:lineRule="auto"/>
+            </w:pPr>
+            <w:r/>
+            <w:r>
+              <w:rPr>
+                <w:rFonts w:ascii="Arial" w:hAnsi="Arial"/>
+                <w:b/>
+                <w:i w:val="0"/>
+                <w:color w:val="FFFFFF"/>
+                <w:sz w:val="18"/>
+              </w:rPr>
+              <w:t>How Technijian controls it</w:t>
+            </w:r>
+          </w:p>
+        </w:tc>
+      </w:tr>
+      <w:tr>
+        <w:trPr>
+          <w:cantSplit w:val="true"/>
+        </w:trPr>
+        <w:tc>
+          <w:tcPr>
+            <w:tcW w:type="dxa" w:w="1930"/>
+            <w:shd w:val="clear" w:color="auto" w:fill="F4F6F8"/>
+            <w:vAlign w:val="center"/>
+            <w:tcMar>
+              <w:top w:w="40" w:type="dxa"/>
+              <w:bottom w:w="40" w:type="dxa"/>
+              <w:left w:w="90" w:type="dxa"/>
+              <w:right w:w="90" w:type="dxa"/>
+            </w:tcMar>
+            <w:tcBorders>
+              <w:bottom w:val="single" w:sz="2" w:space="0" w:color="E9ECEF"/>
+            </w:tcBorders>
+          </w:tcPr>
+          <w:p>
+            <w:pPr>
+              <w:spacing w:after="20" w:before="20" w:line="259" w:lineRule="auto"/>
+            </w:pPr>
+            <w:r/>
+            <w:r>
+              <w:rPr>
+                <w:rFonts w:ascii="Arial" w:hAnsi="Arial"/>
+                <w:b/>
+                <w:i w:val="0"/>
+                <w:color w:val="2D2D2D"/>
+                <w:sz w:val="18"/>
+              </w:rPr>
+              <w:t>Hallucination</w:t>
+            </w:r>
+          </w:p>
+        </w:tc>
+        <w:tc>
+          <w:tcPr>
+            <w:tcW w:type="dxa" w:w="3473"/>
+            <w:shd w:val="clear" w:color="auto" w:fill="F4F6F8"/>
+            <w:vAlign w:val="center"/>
+            <w:tcMar>
+              <w:top w:w="40" w:type="dxa"/>
+              <w:bottom w:w="40" w:type="dxa"/>
+              <w:left w:w="90" w:type="dxa"/>
+              <w:right w:w="90" w:type="dxa"/>
+            </w:tcMar>
+            <w:tcBorders>
+              <w:bottom w:val="single" w:sz="2" w:space="0" w:color="E9ECEF"/>
+            </w:tcBorders>
+          </w:tcPr>
+          <w:p>
+            <w:pPr>
+              <w:spacing w:after="20" w:before="20" w:line="259" w:lineRule="auto"/>
+            </w:pPr>
+            <w:r/>
+            <w:r>
+              <w:rPr>
+                <w:rFonts w:ascii="Arial" w:hAnsi="Arial"/>
+                <w:b w:val="0"/>
+                <w:i w:val="0"/>
+                <w:color w:val="2D2D2D"/>
+                <w:sz w:val="18"/>
+              </w:rPr>
+              <w:t>AI can state a confident, wrong answer</w:t>
+            </w:r>
+          </w:p>
+        </w:tc>
+        <w:tc>
+          <w:tcPr>
+            <w:tcW w:type="dxa" w:w="4245"/>
+            <w:shd w:val="clear" w:color="auto" w:fill="F4F6F8"/>
+            <w:vAlign w:val="center"/>
+            <w:tcMar>
+              <w:top w:w="40" w:type="dxa"/>
+              <w:bottom w:w="40" w:type="dxa"/>
+              <w:left w:w="90" w:type="dxa"/>
+              <w:right w:w="90" w:type="dxa"/>
+            </w:tcMar>
+            <w:tcBorders>
+              <w:bottom w:val="single" w:sz="2" w:space="0" w:color="E9ECEF"/>
+            </w:tcBorders>
+          </w:tcPr>
+          <w:p>
+            <w:pPr>
+              <w:spacing w:after="20" w:before="20" w:line="259" w:lineRule="auto"/>
+            </w:pPr>
+            <w:r/>
+            <w:r>
+              <w:rPr>
+                <w:rFonts w:ascii="Arial" w:hAnsi="Arial"/>
+                <w:b w:val="0"/>
+                <w:i w:val="0"/>
+                <w:color w:val="2D2D2D"/>
+                <w:sz w:val="18"/>
+              </w:rPr>
+              <w:t>Human-in-the-loop on anything customer-facing or compliance-bound — AI drafts, a person approves</w:t>
+            </w:r>
+          </w:p>
+        </w:tc>
+      </w:tr>
+      <w:tr>
+        <w:trPr>
+          <w:cantSplit w:val="true"/>
+        </w:trPr>
+        <w:tc>
+          <w:tcPr>
+            <w:tcW w:type="dxa" w:w="1930"/>
+            <w:shd w:val="clear" w:color="auto" w:fill="FFFFFF"/>
+            <w:vAlign w:val="center"/>
+            <w:tcMar>
+              <w:top w:w="40" w:type="dxa"/>
+              <w:bottom w:w="40" w:type="dxa"/>
+              <w:left w:w="90" w:type="dxa"/>
+              <w:right w:w="90" w:type="dxa"/>
+            </w:tcMar>
+            <w:tcBorders>
+              <w:bottom w:val="single" w:sz="2" w:space="0" w:color="E9ECEF"/>
+            </w:tcBorders>
+          </w:tcPr>
+          <w:p>
+            <w:pPr>
+              <w:spacing w:after="20" w:before="20" w:line="259" w:lineRule="auto"/>
+            </w:pPr>
+            <w:r/>
+            <w:r>
+              <w:rPr>
+                <w:rFonts w:ascii="Arial" w:hAnsi="Arial"/>
+                <w:b/>
+                <w:i w:val="0"/>
+                <w:color w:val="2D2D2D"/>
+                <w:sz w:val="18"/>
+              </w:rPr>
+              <w:t>Data leakage</w:t>
+            </w:r>
+          </w:p>
+        </w:tc>
+        <w:tc>
+          <w:tcPr>
+            <w:tcW w:type="dxa" w:w="3473"/>
+            <w:shd w:val="clear" w:color="auto" w:fill="FFFFFF"/>
+            <w:vAlign w:val="center"/>
+            <w:tcMar>
+              <w:top w:w="40" w:type="dxa"/>
+              <w:bottom w:w="40" w:type="dxa"/>
+              <w:left w:w="90" w:type="dxa"/>
+              <w:right w:w="90" w:type="dxa"/>
+            </w:tcMar>
+            <w:tcBorders>
+              <w:bottom w:val="single" w:sz="2" w:space="0" w:color="E9ECEF"/>
+            </w:tcBorders>
+          </w:tcPr>
+          <w:p>
+            <w:pPr>
+              <w:spacing w:after="20" w:before="20" w:line="259" w:lineRule="auto"/>
+            </w:pPr>
+            <w:r/>
+            <w:r>
+              <w:rPr>
+                <w:rFonts w:ascii="Arial" w:hAnsi="Arial"/>
+                <w:b w:val="0"/>
+                <w:i w:val="0"/>
+                <w:color w:val="2D2D2D"/>
+                <w:sz w:val="18"/>
+              </w:rPr>
+              <w:t>Sensitive data pasted into public tools can escape</w:t>
+            </w:r>
+          </w:p>
+        </w:tc>
+        <w:tc>
+          <w:tcPr>
+            <w:tcW w:type="dxa" w:w="4245"/>
+            <w:shd w:val="clear" w:color="auto" w:fill="FFFFFF"/>
+            <w:vAlign w:val="center"/>
+            <w:tcMar>
+              <w:top w:w="40" w:type="dxa"/>
+              <w:bottom w:w="40" w:type="dxa"/>
+              <w:left w:w="90" w:type="dxa"/>
+              <w:right w:w="90" w:type="dxa"/>
+            </w:tcMar>
+            <w:tcBorders>
+              <w:bottom w:val="single" w:sz="2" w:space="0" w:color="E9ECEF"/>
+            </w:tcBorders>
+          </w:tcPr>
+          <w:p>
+            <w:pPr>
+              <w:spacing w:after="20" w:before="20" w:line="259" w:lineRule="auto"/>
+            </w:pPr>
+            <w:r/>
+            <w:r>
+              <w:rPr>
+                <w:rFonts w:ascii="Arial" w:hAnsi="Arial"/>
+                <w:b w:val="0"/>
+                <w:i w:val="0"/>
+                <w:color w:val="2D2D2D"/>
+                <w:sz w:val="18"/>
+              </w:rPr>
+              <w:t>Private, governed deployments — customer, pricing, and credit data never touch a public model</w:t>
+            </w:r>
+          </w:p>
+        </w:tc>
+      </w:tr>
+      <w:tr>
+        <w:trPr>
+          <w:cantSplit w:val="true"/>
+        </w:trPr>
+        <w:tc>
+          <w:tcPr>
+            <w:tcW w:type="dxa" w:w="1930"/>
+            <w:shd w:val="clear" w:color="auto" w:fill="F4F6F8"/>
+            <w:vAlign w:val="center"/>
+            <w:tcMar>
+              <w:top w:w="40" w:type="dxa"/>
+              <w:bottom w:w="40" w:type="dxa"/>
+              <w:left w:w="90" w:type="dxa"/>
+              <w:right w:w="90" w:type="dxa"/>
+            </w:tcMar>
+            <w:tcBorders>
+              <w:bottom w:val="single" w:sz="2" w:space="0" w:color="E9ECEF"/>
+            </w:tcBorders>
+          </w:tcPr>
+          <w:p>
+            <w:pPr>
+              <w:spacing w:after="20" w:before="20" w:line="259" w:lineRule="auto"/>
+            </w:pPr>
+            <w:r/>
+            <w:r>
+              <w:rPr>
+                <w:rFonts w:ascii="Arial" w:hAnsi="Arial"/>
+                <w:b/>
+                <w:i w:val="0"/>
+                <w:color w:val="2D2D2D"/>
+                <w:sz w:val="18"/>
+              </w:rPr>
+              <w:t>Compliance &amp; accountability</w:t>
+            </w:r>
+          </w:p>
+        </w:tc>
+        <w:tc>
+          <w:tcPr>
+            <w:tcW w:type="dxa" w:w="3473"/>
+            <w:shd w:val="clear" w:color="auto" w:fill="F4F6F8"/>
+            <w:vAlign w:val="center"/>
+            <w:tcMar>
+              <w:top w:w="40" w:type="dxa"/>
+              <w:bottom w:w="40" w:type="dxa"/>
+              <w:left w:w="90" w:type="dxa"/>
+              <w:right w:w="90" w:type="dxa"/>
+            </w:tcMar>
+            <w:tcBorders>
+              <w:bottom w:val="single" w:sz="2" w:space="0" w:color="E9ECEF"/>
+            </w:tcBorders>
+          </w:tcPr>
+          <w:p>
+            <w:pPr>
+              <w:spacing w:after="20" w:before="20" w:line="259" w:lineRule="auto"/>
+            </w:pPr>
+            <w:r/>
+            <w:r>
+              <w:rPr>
+                <w:rFonts w:ascii="Arial" w:hAnsi="Arial"/>
+                <w:b w:val="0"/>
+                <w:i w:val="0"/>
+                <w:color w:val="2D2D2D"/>
+                <w:sz w:val="18"/>
+              </w:rPr>
+              <w:t>Untracked AI tools create audit gaps</w:t>
+            </w:r>
+          </w:p>
+        </w:tc>
+        <w:tc>
+          <w:tcPr>
+            <w:tcW w:type="dxa" w:w="4245"/>
+            <w:shd w:val="clear" w:color="auto" w:fill="F4F6F8"/>
+            <w:vAlign w:val="center"/>
+            <w:tcMar>
+              <w:top w:w="40" w:type="dxa"/>
+              <w:bottom w:w="40" w:type="dxa"/>
+              <w:left w:w="90" w:type="dxa"/>
+              <w:right w:w="90" w:type="dxa"/>
+            </w:tcMar>
+            <w:tcBorders>
+              <w:bottom w:val="single" w:sz="2" w:space="0" w:color="E9ECEF"/>
+            </w:tcBorders>
+          </w:tcPr>
+          <w:p>
+            <w:pPr>
+              <w:spacing w:after="20" w:before="20" w:line="259" w:lineRule="auto"/>
+            </w:pPr>
+            <w:r/>
+            <w:r>
+              <w:rPr>
+                <w:rFonts w:ascii="Arial" w:hAnsi="Arial"/>
+                <w:b w:val="0"/>
+                <w:i w:val="0"/>
+                <w:color w:val="2D2D2D"/>
+                <w:sz w:val="18"/>
+              </w:rPr>
+              <w:t>Every AI tool inventoried with owner, vendor, and data source — important for LCFS/RIN/IFTA and financial controls; CISSP-led</w:t>
+            </w:r>
+          </w:p>
+        </w:tc>
+      </w:tr>
+    </w:tbl>
+    <w:p>
+      <w:pPr>
+        <w:spacing w:after="120"/>
+      </w:pPr>
+    </w:p>
+    <w:p>
+      <w:pPr>
+        <w:pStyle w:val="Heading2"/>
+      </w:pPr>
+      <w:r>
+        <w:rPr>
+          <w:rFonts w:ascii="Arial" w:hAnsi="Arial"/>
+          <w:b/>
+          <w:i w:val="0"/>
+          <w:color w:val="1A1A2E"/>
+          <w:sz w:val="25"/>
+        </w:rPr>
+        <w:t>What comparable operators are already doing</w:t>
+      </w:r>
+    </w:p>
+    <w:p>
+      <w:pPr>
+        <w:pStyle w:val="ListBullet"/>
+        <w:spacing w:after="60" w:line="283" w:lineRule="auto"/>
+      </w:pPr>
+      <w:r>
+        <w:rPr>
+          <w:rFonts w:ascii="Arial" w:hAnsi="Arial"/>
+          <w:b/>
+          <w:i w:val="0"/>
+          <w:color w:val="1A1A2E"/>
+          <w:sz w:val="20"/>
+        </w:rPr>
+        <w:t xml:space="preserve">Fuel &amp; logistics distribution: </w:t>
+      </w:r>
+      <w:r>
+        <w:rPr>
+          <w:rFonts w:ascii="Arial" w:hAnsi="Arial"/>
+          <w:b w:val="0"/>
+          <w:i w:val="0"/>
+          <w:color w:val="2D2D2D"/>
+          <w:sz w:val="20"/>
+        </w:rPr>
+        <w:t>a national distributor uses AI demand-and-route forecasting to cut delivery cost and stockouts across a multi-state network.</w:t>
+      </w:r>
+    </w:p>
+    <w:p>
+      <w:pPr>
+        <w:pStyle w:val="ListBullet"/>
+        <w:spacing w:after="60" w:line="283" w:lineRule="auto"/>
+      </w:pPr>
+      <w:r>
+        <w:rPr>
+          <w:rFonts w:ascii="Arial" w:hAnsi="Arial"/>
+          <w:b/>
+          <w:i w:val="0"/>
+          <w:color w:val="1A1A2E"/>
+          <w:sz w:val="20"/>
+        </w:rPr>
+        <w:t xml:space="preserve">Bid-driven B2B: </w:t>
+      </w:r>
+      <w:r>
+        <w:rPr>
+          <w:rFonts w:ascii="Arial" w:hAnsi="Arial"/>
+          <w:b w:val="0"/>
+          <w:i w:val="0"/>
+          <w:color w:val="2D2D2D"/>
+          <w:sz w:val="20"/>
+        </w:rPr>
+        <w:t>a document-heavy firm turned multi-day RFP and compliance assembly into a minutes-long, audit-ready draft — competing on far more bids with the same team.</w:t>
+      </w:r>
+    </w:p>
+    <w:p>
+      <w:pPr>
+        <w:pStyle w:val="ListBullet"/>
+        <w:spacing w:after="60" w:line="283" w:lineRule="auto"/>
+      </w:pPr>
+      <w:r>
+        <w:rPr>
+          <w:rFonts w:ascii="Arial" w:hAnsi="Arial"/>
+          <w:b/>
+          <w:i w:val="0"/>
+          <w:color w:val="1A1A2E"/>
+          <w:sz w:val="20"/>
+        </w:rPr>
+        <w:t xml:space="preserve">Field sales: </w:t>
+      </w:r>
+      <w:r>
+        <w:rPr>
+          <w:rFonts w:ascii="Arial" w:hAnsi="Arial"/>
+          <w:b w:val="0"/>
+          <w:i w:val="0"/>
+          <w:color w:val="2D2D2D"/>
+          <w:sz w:val="20"/>
+        </w:rPr>
+        <w:t>an operator gave each rep an AI assistant that watches the CRM and drafts personalized outreach, so one person covers several times the accounts.</w:t>
+      </w:r>
+    </w:p>
+    <w:p>
+      <w:pPr>
+        <w:spacing w:after="120"/>
+      </w:pPr>
+      <w:r>
+        <w:rPr>
+          <w:rFonts w:ascii="Arial" w:hAnsi="Arial"/>
+          <w:b w:val="0"/>
+          <w:i/>
+          <w:color w:val="59595B"/>
+          <w:sz w:val="19"/>
+        </w:rPr>
+        <w:t>These are representative directions of travel across comparable industries, not guarantees; SC Fuels’ own numbers would be confirmed in discovery. Technijian’s specific, measured results from prior builds appear in Section 13 (the four pillars) and the efficiency table in Section 13.</w:t>
+      </w:r>
+    </w:p>
+    <w:p>
+      <w:pPr>
+        <w:pStyle w:val="Heading2"/>
+      </w:pPr>
+      <w:r>
+        <w:rPr>
+          <w:rFonts w:ascii="Arial" w:hAnsi="Arial"/>
+          <w:b/>
+          <w:i w:val="0"/>
+          <w:color w:val="1A1A2E"/>
+          <w:sz w:val="25"/>
+        </w:rPr>
+        <w:t>A day in the life — an SC Fuels sales rep</w:t>
+      </w:r>
+    </w:p>
+    <w:tbl>
+      <w:tblPr>
+        <w:tblW w:type="auto" w:w="0"/>
+        <w:jc w:val="center"/>
+        <w:tblLook w:firstColumn="1" w:firstRow="1" w:lastColumn="0" w:lastRow="0" w:noHBand="0" w:noVBand="1" w:val="04A0"/>
+      </w:tblPr>
+      <w:tblGrid>
+        <w:gridCol w:w="9648"/>
+      </w:tblGrid>
+      <w:tr>
+        <w:trPr>
+          <w:cantSplit w:val="true"/>
+        </w:trPr>
+        <w:tc>
+          <w:tcPr>
+            <w:tcW w:type="dxa" w:w="9648"/>
+            <w:shd w:val="clear" w:color="auto" w:fill="F4F6F8"/>
+            <w:tcBorders>
+              <w:top w:val="single" w:sz="4" w:space="0" w:color="E9ECEF"/>
+              <w:bottom w:val="single" w:sz="4" w:space="0" w:color="E9ECEF"/>
+              <w:right w:val="single" w:sz="4" w:space="0" w:color="E9ECEF"/>
+              <w:left w:val="single" w:sz="28" w:space="0" w:color="006DB6"/>
+            </w:tcBorders>
+            <w:tcMar>
+              <w:top w:w="90" w:type="dxa"/>
+              <w:bottom w:w="90" w:type="dxa"/>
+              <w:left w:w="160" w:type="dxa"/>
+              <w:right w:w="140" w:type="dxa"/>
+            </w:tcMar>
+          </w:tcPr>
+          <w:p>
+            <w:pPr>
+              <w:spacing w:after="60"/>
+            </w:pPr>
+            <w:r/>
+            <w:r>
+              <w:rPr>
+                <w:rFonts w:ascii="Arial" w:hAnsi="Arial"/>
+                <w:b/>
+                <w:i w:val="0"/>
+                <w:color w:val="006DB6"/>
+                <w:sz w:val="21"/>
+              </w:rPr>
+              <w:t>Before vs. after AI</w:t>
+            </w:r>
+          </w:p>
+          <w:p>
+            <w:pPr>
+              <w:spacing w:after="40" w:line="283" w:lineRule="auto"/>
+            </w:pPr>
+            <w:r>
+              <w:rPr>
+                <w:rFonts w:ascii="Arial" w:hAnsi="Arial"/>
+                <w:b/>
+                <w:i w:val="0"/>
+                <w:color w:val="1A1A2E"/>
+                <w:sz w:val="19"/>
+              </w:rPr>
+              <w:t xml:space="preserve">Today.  </w:t>
+            </w:r>
+            <w:r>
+              <w:rPr>
+                <w:rFonts w:ascii="Arial" w:hAnsi="Arial"/>
+                <w:b w:val="0"/>
+                <w:i w:val="0"/>
+                <w:color w:val="2D2D2D"/>
+                <w:sz w:val="19"/>
+              </w:rPr>
+              <w:t>The rep researches prospects by hand across FleetSeek and InsightView, writes each outreach from scratch, manually nudges stalled Salesforce opportunities, waits on a manual credit review to activate a new account, and assembles RFP responses over days.</w:t>
+            </w:r>
+          </w:p>
+          <w:p>
+            <w:pPr>
+              <w:spacing w:after="40" w:line="283" w:lineRule="auto"/>
+            </w:pPr>
+            <w:r>
+              <w:rPr>
+                <w:rFonts w:ascii="Arial" w:hAnsi="Arial"/>
+                <w:b/>
+                <w:i w:val="0"/>
+                <w:color w:val="1A1A2E"/>
+                <w:sz w:val="19"/>
+              </w:rPr>
+              <w:t xml:space="preserve">With AI.  </w:t>
+            </w:r>
+            <w:r>
+              <w:rPr>
+                <w:rFonts w:ascii="Arial" w:hAnsi="Arial"/>
+                <w:b w:val="0"/>
+                <w:i w:val="0"/>
+                <w:color w:val="2D2D2D"/>
+                <w:sz w:val="19"/>
+              </w:rPr>
+              <w:t>AI scores and sorts prospects against the ICP, drafts personalized outreach per account, flags stalled deals with a next-best action, accelerates the credit packet to a same-day yes/no, and auto-drafts RFP responses from a reusable library — so the rep spends time on relationships, not paperwork, and covers 2–4× the accounts.</w:t>
+            </w:r>
+          </w:p>
+        </w:tc>
+      </w:tr>
+    </w:tbl>
+    <w:p>
+      <w:pPr>
+        <w:spacing w:after="140"/>
+      </w:pPr>
+    </w:p>
+    <w:p>
+      <w:pPr>
+        <w:pStyle w:val="Heading2"/>
+      </w:pPr>
+      <w:r>
+        <w:rPr>
+          <w:rFonts w:ascii="Arial" w:hAnsi="Arial"/>
+          <w:b/>
+          <w:i w:val="0"/>
+          <w:color w:val="1A1A2E"/>
+          <w:sz w:val="25"/>
+        </w:rPr>
+        <w:t>Why a partner — vs. hiring or doing it yourself</w:t>
+      </w:r>
+    </w:p>
+    <w:tbl>
+      <w:tblPr>
+        <w:tblW w:type="auto" w:w="0"/>
+        <w:jc w:val="center"/>
+        <w:tblLook w:firstColumn="1" w:firstRow="1" w:lastColumn="0" w:lastRow="0" w:noHBand="0" w:noVBand="1" w:val="04A0"/>
+        <w:tblBorders>
+          <w:top w:val="none" w:sz="0" w:space="0" w:color="auto"/>
+          <w:left w:val="none" w:sz="0" w:space="0" w:color="auto"/>
+          <w:bottom w:val="none" w:sz="0" w:space="0" w:color="auto"/>
+          <w:right w:val="none" w:sz="0" w:space="0" w:color="auto"/>
+          <w:insideH w:val="none" w:sz="0" w:space="0" w:color="auto"/>
+          <w:insideV w:val="none" w:sz="0" w:space="0" w:color="auto"/>
+        </w:tblBorders>
+      </w:tblPr>
+      <w:tblGrid>
+        <w:gridCol w:w="4824"/>
+        <w:gridCol w:w="4824"/>
+      </w:tblGrid>
+      <w:tr>
+        <w:trPr>
+          <w:cantSplit w:val="true"/>
+        </w:trPr>
+        <w:tc>
+          <w:tcPr>
+            <w:tcW w:type="dxa" w:w="1930"/>
+            <w:shd w:val="clear" w:color="auto" w:fill="006DB6"/>
+            <w:vAlign w:val="center"/>
+            <w:tcMar>
+              <w:top w:w="40" w:type="dxa"/>
+              <w:bottom w:w="40" w:type="dxa"/>
+              <w:left w:w="90" w:type="dxa"/>
+              <w:right w:w="90" w:type="dxa"/>
+            </w:tcMar>
+            <w:tcBorders>
+              <w:bottom w:val="single" w:sz="4" w:space="0" w:color="006DB6"/>
+            </w:tcBorders>
+          </w:tcPr>
+          <w:p>
+            <w:pPr>
+              <w:spacing w:after="20" w:before="20" w:line="259" w:lineRule="auto"/>
+            </w:pPr>
+            <w:r/>
+            <w:r>
+              <w:rPr>
+                <w:rFonts w:ascii="Arial" w:hAnsi="Arial"/>
+                <w:b/>
+                <w:i w:val="0"/>
+                <w:color w:val="FFFFFF"/>
+                <w:sz w:val="19"/>
+              </w:rPr>
+              <w:t>Path</w:t>
+            </w:r>
+          </w:p>
+        </w:tc>
+        <w:tc>
+          <w:tcPr>
+            <w:tcW w:type="dxa" w:w="7718"/>
+            <w:shd w:val="clear" w:color="auto" w:fill="006DB6"/>
+            <w:vAlign w:val="center"/>
+            <w:tcMar>
+              <w:top w:w="40" w:type="dxa"/>
+              <w:bottom w:w="40" w:type="dxa"/>
+              <w:left w:w="90" w:type="dxa"/>
+              <w:right w:w="90" w:type="dxa"/>
+            </w:tcMar>
+            <w:tcBorders>
+              <w:bottom w:val="single" w:sz="4" w:space="0" w:color="006DB6"/>
+            </w:tcBorders>
+          </w:tcPr>
+          <w:p>
+            <w:pPr>
+              <w:spacing w:after="20" w:before="20" w:line="259" w:lineRule="auto"/>
+            </w:pPr>
+            <w:r/>
+            <w:r>
+              <w:rPr>
+                <w:rFonts w:ascii="Arial" w:hAnsi="Arial"/>
+                <w:b/>
+                <w:i w:val="0"/>
+                <w:color w:val="FFFFFF"/>
+                <w:sz w:val="19"/>
+              </w:rPr>
+              <w:t>Reality</w:t>
+            </w:r>
+          </w:p>
+        </w:tc>
+      </w:tr>
+      <w:tr>
+        <w:trPr>
+          <w:cantSplit w:val="true"/>
+        </w:trPr>
+        <w:tc>
+          <w:tcPr>
+            <w:tcW w:type="dxa" w:w="1930"/>
+            <w:shd w:val="clear" w:color="auto" w:fill="F4F6F8"/>
+            <w:vAlign w:val="center"/>
+            <w:tcMar>
+              <w:top w:w="40" w:type="dxa"/>
+              <w:bottom w:w="40" w:type="dxa"/>
+              <w:left w:w="90" w:type="dxa"/>
+              <w:right w:w="90" w:type="dxa"/>
+            </w:tcMar>
+            <w:tcBorders>
+              <w:bottom w:val="single" w:sz="2" w:space="0" w:color="E9ECEF"/>
+            </w:tcBorders>
+          </w:tcPr>
+          <w:p>
+            <w:pPr>
+              <w:spacing w:after="20" w:before="20" w:line="259" w:lineRule="auto"/>
+            </w:pPr>
+            <w:r/>
+            <w:r>
+              <w:rPr>
+                <w:rFonts w:ascii="Arial" w:hAnsi="Arial"/>
+                <w:b/>
+                <w:i w:val="0"/>
+                <w:color w:val="2D2D2D"/>
+                <w:sz w:val="19"/>
+              </w:rPr>
+              <w:t>DIY tools</w:t>
+            </w:r>
+          </w:p>
+        </w:tc>
+        <w:tc>
+          <w:tcPr>
+            <w:tcW w:type="dxa" w:w="7718"/>
+            <w:shd w:val="clear" w:color="auto" w:fill="F4F6F8"/>
+            <w:vAlign w:val="center"/>
+            <w:tcMar>
+              <w:top w:w="40" w:type="dxa"/>
+              <w:bottom w:w="40" w:type="dxa"/>
+              <w:left w:w="90" w:type="dxa"/>
+              <w:right w:w="90" w:type="dxa"/>
+            </w:tcMar>
+            <w:tcBorders>
+              <w:bottom w:val="single" w:sz="2" w:space="0" w:color="E9ECEF"/>
+            </w:tcBorders>
+          </w:tcPr>
+          <w:p>
+            <w:pPr>
+              <w:spacing w:after="20" w:before="20" w:line="259" w:lineRule="auto"/>
+            </w:pPr>
+            <w:r/>
+            <w:r>
+              <w:rPr>
+                <w:rFonts w:ascii="Arial" w:hAnsi="Arial"/>
+                <w:b w:val="0"/>
+                <w:i w:val="0"/>
+                <w:color w:val="2D2D2D"/>
+                <w:sz w:val="19"/>
+              </w:rPr>
+              <w:t>Inexpensive, but SC Fuels assembles, secures, and governs everything — and owns the three risks above alone</w:t>
+            </w:r>
+          </w:p>
+        </w:tc>
+      </w:tr>
+      <w:tr>
+        <w:trPr>
+          <w:cantSplit w:val="true"/>
+        </w:trPr>
+        <w:tc>
+          <w:tcPr>
+            <w:tcW w:type="dxa" w:w="1930"/>
+            <w:shd w:val="clear" w:color="auto" w:fill="FFFFFF"/>
+            <w:vAlign w:val="center"/>
+            <w:tcMar>
+              <w:top w:w="40" w:type="dxa"/>
+              <w:bottom w:w="40" w:type="dxa"/>
+              <w:left w:w="90" w:type="dxa"/>
+              <w:right w:w="90" w:type="dxa"/>
+            </w:tcMar>
+            <w:tcBorders>
+              <w:bottom w:val="single" w:sz="2" w:space="0" w:color="E9ECEF"/>
+            </w:tcBorders>
+          </w:tcPr>
+          <w:p>
+            <w:pPr>
+              <w:spacing w:after="20" w:before="20" w:line="259" w:lineRule="auto"/>
+            </w:pPr>
+            <w:r/>
+            <w:r>
+              <w:rPr>
+                <w:rFonts w:ascii="Arial" w:hAnsi="Arial"/>
+                <w:b/>
+                <w:i w:val="0"/>
+                <w:color w:val="2D2D2D"/>
+                <w:sz w:val="19"/>
+              </w:rPr>
+              <w:t>Hire in-house</w:t>
+            </w:r>
+          </w:p>
+        </w:tc>
+        <w:tc>
+          <w:tcPr>
+            <w:tcW w:type="dxa" w:w="7718"/>
+            <w:shd w:val="clear" w:color="auto" w:fill="FFFFFF"/>
+            <w:vAlign w:val="center"/>
+            <w:tcMar>
+              <w:top w:w="40" w:type="dxa"/>
+              <w:bottom w:w="40" w:type="dxa"/>
+              <w:left w:w="90" w:type="dxa"/>
+              <w:right w:w="90" w:type="dxa"/>
+            </w:tcMar>
+            <w:tcBorders>
+              <w:bottom w:val="single" w:sz="2" w:space="0" w:color="E9ECEF"/>
+            </w:tcBorders>
+          </w:tcPr>
+          <w:p>
+            <w:pPr>
+              <w:spacing w:after="20" w:before="20" w:line="259" w:lineRule="auto"/>
+            </w:pPr>
+            <w:r/>
+            <w:r>
+              <w:rPr>
+                <w:rFonts w:ascii="Arial" w:hAnsi="Arial"/>
+                <w:b w:val="0"/>
+                <w:i w:val="0"/>
+                <w:color w:val="2D2D2D"/>
+                <w:sz w:val="19"/>
+              </w:rPr>
+              <w:t>A capable AI leader typically costs $180K+/year and is scarce; one person cannot cover strategy, build, security, and governance</w:t>
+            </w:r>
+          </w:p>
+        </w:tc>
+      </w:tr>
+      <w:tr>
+        <w:trPr>
+          <w:cantSplit w:val="true"/>
+        </w:trPr>
+        <w:tc>
+          <w:tcPr>
+            <w:tcW w:type="dxa" w:w="1930"/>
+            <w:shd w:val="clear" w:color="auto" w:fill="F4F6F8"/>
+            <w:vAlign w:val="center"/>
+            <w:tcMar>
+              <w:top w:w="40" w:type="dxa"/>
+              <w:bottom w:w="40" w:type="dxa"/>
+              <w:left w:w="90" w:type="dxa"/>
+              <w:right w:w="90" w:type="dxa"/>
+            </w:tcMar>
+            <w:tcBorders>
+              <w:bottom w:val="single" w:sz="2" w:space="0" w:color="E9ECEF"/>
+            </w:tcBorders>
+          </w:tcPr>
+          <w:p>
+            <w:pPr>
+              <w:spacing w:after="20" w:before="20" w:line="259" w:lineRule="auto"/>
+            </w:pPr>
+            <w:r/>
+            <w:r>
+              <w:rPr>
+                <w:rFonts w:ascii="Arial" w:hAnsi="Arial"/>
+                <w:b/>
+                <w:i w:val="0"/>
+                <w:color w:val="2D2D2D"/>
+                <w:sz w:val="19"/>
+              </w:rPr>
+              <w:t>Partner (Technijian)</w:t>
+            </w:r>
+          </w:p>
+        </w:tc>
+        <w:tc>
+          <w:tcPr>
+            <w:tcW w:type="dxa" w:w="7718"/>
+            <w:shd w:val="clear" w:color="auto" w:fill="F4F6F8"/>
+            <w:vAlign w:val="center"/>
+            <w:tcMar>
+              <w:top w:w="40" w:type="dxa"/>
+              <w:bottom w:w="40" w:type="dxa"/>
+              <w:left w:w="90" w:type="dxa"/>
+              <w:right w:w="90" w:type="dxa"/>
+            </w:tcMar>
+            <w:tcBorders>
+              <w:bottom w:val="single" w:sz="2" w:space="0" w:color="E9ECEF"/>
+            </w:tcBorders>
+          </w:tcPr>
+          <w:p>
+            <w:pPr>
+              <w:spacing w:after="20" w:before="20" w:line="259" w:lineRule="auto"/>
+            </w:pPr>
+            <w:r/>
+            <w:r>
+              <w:rPr>
+                <w:rFonts w:ascii="Arial" w:hAnsi="Arial"/>
+                <w:b w:val="0"/>
+                <w:i w:val="0"/>
+                <w:color w:val="2D2D2D"/>
+                <w:sz w:val="19"/>
+              </w:rPr>
+              <w:t>Strategy, build, security, and governance in one team at a fraction of a hire — proven builds, CISSP-led security, and it complements WebFX rather than replacing your stack</w:t>
+            </w:r>
+          </w:p>
+        </w:tc>
+      </w:tr>
+    </w:tbl>
+    <w:p>
+      <w:pPr>
+        <w:spacing w:after="120"/>
+      </w:pPr>
+    </w:p>
+    <w:p>
+      <w:pPr>
+        <w:spacing w:after="120"/>
+      </w:pPr>
+      <w:r>
+        <w:rPr>
+          <w:rFonts w:ascii="Arial" w:hAnsi="Arial"/>
+          <w:b w:val="0"/>
+          <w:i/>
+          <w:color w:val="59595B"/>
+          <w:sz w:val="17"/>
+        </w:rPr>
+        <w:t>Sources cited: MIT Sloan (AI literacy); Anthropic (AI system design); Gartner (AI maturity model); U.S. NIST AI Risk Management Framework; McKinsey (measuring AI value, Section 15).</w:t>
+      </w:r>
+    </w:p>
+    <w:p>
+      <w:pPr>
+        <w:pStyle w:val="Heading1"/>
+        <w:pageBreakBefore/>
+        <w:spacing w:before="0"/>
+        <w:pBdr>
+          <w:bottom w:val="single" w:sz="12" w:space="3" w:color="F67D4B"/>
+        </w:pBdr>
+      </w:pPr>
+      <w:r>
+        <w:rPr>
+          <w:rFonts w:ascii="Arial" w:hAnsi="Arial"/>
+          <w:b/>
+          <w:i w:val="0"/>
+          <w:color w:val="006DB6"/>
+          <w:sz w:val="30"/>
+        </w:rPr>
+        <w:t>13.  How Technijian’s AI-Driven Engine Gets SC Fuels There</w:t>
       </w:r>
     </w:p>
     <w:p>
@@ -13999,7 +16016,7 @@
           <w:color w:val="2D2D2D"/>
           <w:sz w:val="21"/>
         </w:rPr>
-        <w:t>Answer Derek’s generational-shift question directly — meet buyers on social, video and audio.</w:t>
+        <w:t>Answer Derek’s generational-shift question directly — meet buyers on social, video and audio. SC Fuels already holds the channels (verified June 2026: ~6,300 LinkedIn followers plus active YouTube, Facebook, Instagram, and X accounts) — what is missing is a consistent, AI-fed content cadence to make them work. This pillar activates existing channels rather than starting from zero.</w:t>
       </w:r>
     </w:p>
     <w:p>
@@ -14376,6 +16393,1325 @@
     </w:p>
     <w:p>
       <w:pPr>
+        <w:spacing w:after="120"/>
+      </w:pPr>
+    </w:p>
+    <w:p>
+      <w:pPr>
+        <w:pStyle w:val="Heading2"/>
+      </w:pPr>
+      <w:r>
+        <w:rPr>
+          <w:rFonts w:ascii="Arial" w:hAnsi="Arial"/>
+          <w:b/>
+          <w:i w:val="0"/>
+          <w:color w:val="1A1A2E"/>
+          <w:sz w:val="25"/>
+        </w:rPr>
+        <w:t>Inside SC Fuels — where internal AI cuts cost and recovers hours</w:t>
+      </w:r>
+    </w:p>
+    <w:p>
+      <w:pPr>
+        <w:spacing w:after="120"/>
+      </w:pPr>
+      <w:r>
+        <w:rPr>
+          <w:rFonts w:ascii="Arial" w:hAnsi="Arial"/>
+          <w:b w:val="0"/>
+          <w:i w:val="0"/>
+          <w:color w:val="2D2D2D"/>
+          <w:sz w:val="21"/>
+        </w:rPr>
+        <w:t>Pillar 4 is not abstract. SC Fuels runs on a set of repeatable internal workflows — dispatch, credit, billing, compliance, RFPs, and acquisition onboarding — that today lean on people moving information by hand between FleetSeek, InsightView, Salesforce, the portal, and spreadsheets. Each is a place AI removes cost and recovers hours, independent of any new revenue. The right-hand column is a system Technijian has already built and run for a real client, so these are proven patterns, not theory.</w:t>
+      </w:r>
+    </w:p>
+    <w:tbl>
+      <w:tblPr>
+        <w:tblW w:type="auto" w:w="0"/>
+        <w:jc w:val="center"/>
+        <w:tblLook w:firstColumn="1" w:firstRow="1" w:lastColumn="0" w:lastRow="0" w:noHBand="0" w:noVBand="1" w:val="04A0"/>
+        <w:tblBorders>
+          <w:top w:val="none" w:sz="0" w:space="0" w:color="auto"/>
+          <w:left w:val="none" w:sz="0" w:space="0" w:color="auto"/>
+          <w:bottom w:val="none" w:sz="0" w:space="0" w:color="auto"/>
+          <w:right w:val="none" w:sz="0" w:space="0" w:color="auto"/>
+          <w:insideH w:val="none" w:sz="0" w:space="0" w:color="auto"/>
+          <w:insideV w:val="none" w:sz="0" w:space="0" w:color="auto"/>
+        </w:tblBorders>
+      </w:tblPr>
+      <w:tblGrid>
+        <w:gridCol w:w="3216"/>
+        <w:gridCol w:w="3216"/>
+        <w:gridCol w:w="3216"/>
+      </w:tblGrid>
+      <w:tr>
+        <w:trPr>
+          <w:cantSplit w:val="true"/>
+        </w:trPr>
+        <w:tc>
+          <w:tcPr>
+            <w:tcW w:type="dxa" w:w="3184"/>
+            <w:shd w:val="clear" w:color="auto" w:fill="006DB6"/>
+            <w:vAlign w:val="center"/>
+            <w:tcMar>
+              <w:top w:w="40" w:type="dxa"/>
+              <w:bottom w:w="40" w:type="dxa"/>
+              <w:left w:w="90" w:type="dxa"/>
+              <w:right w:w="90" w:type="dxa"/>
+            </w:tcMar>
+            <w:tcBorders>
+              <w:bottom w:val="single" w:sz="4" w:space="0" w:color="006DB6"/>
+            </w:tcBorders>
+          </w:tcPr>
+          <w:p>
+            <w:pPr>
+              <w:spacing w:after="20" w:before="20" w:line="259" w:lineRule="auto"/>
+            </w:pPr>
+            <w:r/>
+            <w:r>
+              <w:rPr>
+                <w:rFonts w:ascii="Arial" w:hAnsi="Arial"/>
+                <w:b/>
+                <w:i w:val="0"/>
+                <w:color w:val="FFFFFF"/>
+                <w:sz w:val="17"/>
+              </w:rPr>
+              <w:t>SC Fuels workflow today</w:t>
+            </w:r>
+          </w:p>
+        </w:tc>
+        <w:tc>
+          <w:tcPr>
+            <w:tcW w:type="dxa" w:w="3280"/>
+            <w:shd w:val="clear" w:color="auto" w:fill="006DB6"/>
+            <w:vAlign w:val="center"/>
+            <w:tcMar>
+              <w:top w:w="40" w:type="dxa"/>
+              <w:bottom w:w="40" w:type="dxa"/>
+              <w:left w:w="90" w:type="dxa"/>
+              <w:right w:w="90" w:type="dxa"/>
+            </w:tcMar>
+            <w:tcBorders>
+              <w:bottom w:val="single" w:sz="4" w:space="0" w:color="006DB6"/>
+            </w:tcBorders>
+          </w:tcPr>
+          <w:p>
+            <w:pPr>
+              <w:spacing w:after="20" w:before="20" w:line="259" w:lineRule="auto"/>
+            </w:pPr>
+            <w:r/>
+            <w:r>
+              <w:rPr>
+                <w:rFonts w:ascii="Arial" w:hAnsi="Arial"/>
+                <w:b/>
+                <w:i w:val="0"/>
+                <w:color w:val="FFFFFF"/>
+                <w:sz w:val="17"/>
+              </w:rPr>
+              <w:t>AI integration</w:t>
+            </w:r>
+          </w:p>
+        </w:tc>
+        <w:tc>
+          <w:tcPr>
+            <w:tcW w:type="dxa" w:w="3184"/>
+            <w:shd w:val="clear" w:color="auto" w:fill="006DB6"/>
+            <w:vAlign w:val="center"/>
+            <w:tcMar>
+              <w:top w:w="40" w:type="dxa"/>
+              <w:bottom w:w="40" w:type="dxa"/>
+              <w:left w:w="90" w:type="dxa"/>
+              <w:right w:w="90" w:type="dxa"/>
+            </w:tcMar>
+            <w:tcBorders>
+              <w:bottom w:val="single" w:sz="4" w:space="0" w:color="006DB6"/>
+            </w:tcBorders>
+          </w:tcPr>
+          <w:p>
+            <w:pPr>
+              <w:spacing w:after="20" w:before="20" w:line="259" w:lineRule="auto"/>
+            </w:pPr>
+            <w:r/>
+            <w:r>
+              <w:rPr>
+                <w:rFonts w:ascii="Arial" w:hAnsi="Arial"/>
+                <w:b/>
+                <w:i w:val="0"/>
+                <w:color w:val="FFFFFF"/>
+                <w:sz w:val="17"/>
+              </w:rPr>
+              <w:t>Proven Technijian result</w:t>
+            </w:r>
+          </w:p>
+        </w:tc>
+      </w:tr>
+      <w:tr>
+        <w:trPr>
+          <w:cantSplit w:val="true"/>
+        </w:trPr>
+        <w:tc>
+          <w:tcPr>
+            <w:tcW w:type="dxa" w:w="3184"/>
+            <w:shd w:val="clear" w:color="auto" w:fill="F4F6F8"/>
+            <w:vAlign w:val="center"/>
+            <w:tcMar>
+              <w:top w:w="40" w:type="dxa"/>
+              <w:bottom w:w="40" w:type="dxa"/>
+              <w:left w:w="90" w:type="dxa"/>
+              <w:right w:w="90" w:type="dxa"/>
+            </w:tcMar>
+            <w:tcBorders>
+              <w:bottom w:val="single" w:sz="2" w:space="0" w:color="E9ECEF"/>
+            </w:tcBorders>
+          </w:tcPr>
+          <w:p>
+            <w:pPr>
+              <w:spacing w:after="20" w:before="20" w:line="259" w:lineRule="auto"/>
+            </w:pPr>
+            <w:r/>
+            <w:r>
+              <w:rPr>
+                <w:rFonts w:ascii="Arial" w:hAnsi="Arial"/>
+                <w:b/>
+                <w:i w:val="0"/>
+                <w:color w:val="2D2D2D"/>
+                <w:sz w:val="17"/>
+              </w:rPr>
+              <w:t>Credit intake &amp; decisioning — manual review of new commercial accounts; Derek named this as a process he wants refined</w:t>
+            </w:r>
+          </w:p>
+        </w:tc>
+        <w:tc>
+          <w:tcPr>
+            <w:tcW w:type="dxa" w:w="3280"/>
+            <w:shd w:val="clear" w:color="auto" w:fill="F4F6F8"/>
+            <w:vAlign w:val="center"/>
+            <w:tcMar>
+              <w:top w:w="40" w:type="dxa"/>
+              <w:bottom w:w="40" w:type="dxa"/>
+              <w:left w:w="90" w:type="dxa"/>
+              <w:right w:w="90" w:type="dxa"/>
+            </w:tcMar>
+            <w:tcBorders>
+              <w:bottom w:val="single" w:sz="2" w:space="0" w:color="E9ECEF"/>
+            </w:tcBorders>
+          </w:tcPr>
+          <w:p>
+            <w:pPr>
+              <w:spacing w:after="20" w:before="20" w:line="259" w:lineRule="auto"/>
+            </w:pPr>
+            <w:r/>
+            <w:r>
+              <w:rPr>
+                <w:rFonts w:ascii="Arial" w:hAnsi="Arial"/>
+                <w:b w:val="0"/>
+                <w:i w:val="0"/>
+                <w:color w:val="2D2D2D"/>
+                <w:sz w:val="17"/>
+              </w:rPr>
+              <w:t>AI-assisted credit packets: pull and summarize the application, flag risk, draft a consistent yes/no recommendation for a human to approve</w:t>
+            </w:r>
+          </w:p>
+        </w:tc>
+        <w:tc>
+          <w:tcPr>
+            <w:tcW w:type="dxa" w:w="3184"/>
+            <w:shd w:val="clear" w:color="auto" w:fill="F4F6F8"/>
+            <w:vAlign w:val="center"/>
+            <w:tcMar>
+              <w:top w:w="40" w:type="dxa"/>
+              <w:bottom w:w="40" w:type="dxa"/>
+              <w:left w:w="90" w:type="dxa"/>
+              <w:right w:w="90" w:type="dxa"/>
+            </w:tcMar>
+            <w:tcBorders>
+              <w:bottom w:val="single" w:sz="2" w:space="0" w:color="E9ECEF"/>
+            </w:tcBorders>
+          </w:tcPr>
+          <w:p>
+            <w:pPr>
+              <w:spacing w:after="20" w:before="20" w:line="259" w:lineRule="auto"/>
+            </w:pPr>
+            <w:r/>
+            <w:r>
+              <w:rPr>
+                <w:rFonts w:ascii="Arial" w:hAnsi="Arial"/>
+                <w:b w:val="0"/>
+                <w:i w:val="0"/>
+                <w:color w:val="2D2D2D"/>
+                <w:sz w:val="17"/>
+              </w:rPr>
+              <w:t>AI document intelligence cut complex questionnaire turnaround from days to minutes with 60–80% less manual review</w:t>
+            </w:r>
+          </w:p>
+        </w:tc>
+      </w:tr>
+      <w:tr>
+        <w:trPr>
+          <w:cantSplit w:val="true"/>
+        </w:trPr>
+        <w:tc>
+          <w:tcPr>
+            <w:tcW w:type="dxa" w:w="3184"/>
+            <w:shd w:val="clear" w:color="auto" w:fill="FFFFFF"/>
+            <w:vAlign w:val="center"/>
+            <w:tcMar>
+              <w:top w:w="40" w:type="dxa"/>
+              <w:bottom w:w="40" w:type="dxa"/>
+              <w:left w:w="90" w:type="dxa"/>
+              <w:right w:w="90" w:type="dxa"/>
+            </w:tcMar>
+            <w:tcBorders>
+              <w:bottom w:val="single" w:sz="2" w:space="0" w:color="E9ECEF"/>
+            </w:tcBorders>
+          </w:tcPr>
+          <w:p>
+            <w:pPr>
+              <w:spacing w:after="20" w:before="20" w:line="259" w:lineRule="auto"/>
+            </w:pPr>
+            <w:r/>
+            <w:r>
+              <w:rPr>
+                <w:rFonts w:ascii="Arial" w:hAnsi="Arial"/>
+                <w:b/>
+                <w:i w:val="0"/>
+                <w:color w:val="2D2D2D"/>
+                <w:sz w:val="17"/>
+              </w:rPr>
+              <w:t>Municipal / fleet RFP response — incumbent-favored bids answered by hand; Derek called the government sector a “glaring hole”</w:t>
+            </w:r>
+          </w:p>
+        </w:tc>
+        <w:tc>
+          <w:tcPr>
+            <w:tcW w:type="dxa" w:w="3280"/>
+            <w:shd w:val="clear" w:color="auto" w:fill="FFFFFF"/>
+            <w:vAlign w:val="center"/>
+            <w:tcMar>
+              <w:top w:w="40" w:type="dxa"/>
+              <w:bottom w:w="40" w:type="dxa"/>
+              <w:left w:w="90" w:type="dxa"/>
+              <w:right w:w="90" w:type="dxa"/>
+            </w:tcMar>
+            <w:tcBorders>
+              <w:bottom w:val="single" w:sz="2" w:space="0" w:color="E9ECEF"/>
+            </w:tcBorders>
+          </w:tcPr>
+          <w:p>
+            <w:pPr>
+              <w:spacing w:after="20" w:before="20" w:line="259" w:lineRule="auto"/>
+            </w:pPr>
+            <w:r/>
+            <w:r>
+              <w:rPr>
+                <w:rFonts w:ascii="Arial" w:hAnsi="Arial"/>
+                <w:b w:val="0"/>
+                <w:i w:val="0"/>
+                <w:color w:val="2D2D2D"/>
+                <w:sz w:val="17"/>
+              </w:rPr>
+              <w:t>AI discovers relevant RFPs and auto-drafts responses from a reusable answer library — so the same team competes on far more bids</w:t>
+            </w:r>
+          </w:p>
+        </w:tc>
+        <w:tc>
+          <w:tcPr>
+            <w:tcW w:type="dxa" w:w="3184"/>
+            <w:shd w:val="clear" w:color="auto" w:fill="FFFFFF"/>
+            <w:vAlign w:val="center"/>
+            <w:tcMar>
+              <w:top w:w="40" w:type="dxa"/>
+              <w:bottom w:w="40" w:type="dxa"/>
+              <w:left w:w="90" w:type="dxa"/>
+              <w:right w:w="90" w:type="dxa"/>
+            </w:tcMar>
+            <w:tcBorders>
+              <w:bottom w:val="single" w:sz="2" w:space="0" w:color="E9ECEF"/>
+            </w:tcBorders>
+          </w:tcPr>
+          <w:p>
+            <w:pPr>
+              <w:spacing w:after="20" w:before="20" w:line="259" w:lineRule="auto"/>
+            </w:pPr>
+            <w:r/>
+            <w:r>
+              <w:rPr>
+                <w:rFonts w:ascii="Arial" w:hAnsi="Arial"/>
+                <w:b w:val="0"/>
+                <w:i w:val="0"/>
+                <w:color w:val="2D2D2D"/>
+                <w:sz w:val="17"/>
+              </w:rPr>
+              <w:t>Same document-AI engine auto-populates vendor due-diligence in minutes; lets a lean team respond to more bids, faster</w:t>
+            </w:r>
+          </w:p>
+        </w:tc>
+      </w:tr>
+      <w:tr>
+        <w:trPr>
+          <w:cantSplit w:val="true"/>
+        </w:trPr>
+        <w:tc>
+          <w:tcPr>
+            <w:tcW w:type="dxa" w:w="3184"/>
+            <w:shd w:val="clear" w:color="auto" w:fill="F4F6F8"/>
+            <w:vAlign w:val="center"/>
+            <w:tcMar>
+              <w:top w:w="40" w:type="dxa"/>
+              <w:bottom w:w="40" w:type="dxa"/>
+              <w:left w:w="90" w:type="dxa"/>
+              <w:right w:w="90" w:type="dxa"/>
+            </w:tcMar>
+            <w:tcBorders>
+              <w:bottom w:val="single" w:sz="2" w:space="0" w:color="E9ECEF"/>
+            </w:tcBorders>
+          </w:tcPr>
+          <w:p>
+            <w:pPr>
+              <w:spacing w:after="20" w:before="20" w:line="259" w:lineRule="auto"/>
+            </w:pPr>
+            <w:r/>
+            <w:r>
+              <w:rPr>
+                <w:rFonts w:ascii="Arial" w:hAnsi="Arial"/>
+                <w:b/>
+                <w:i w:val="0"/>
+                <w:color w:val="2D2D2D"/>
+                <w:sz w:val="17"/>
+              </w:rPr>
+              <w:t>Salesforce opportunity progression — deals stall; InsightView, FleetSeek and Salesforce are not tied together</w:t>
+            </w:r>
+          </w:p>
+        </w:tc>
+        <w:tc>
+          <w:tcPr>
+            <w:tcW w:type="dxa" w:w="3280"/>
+            <w:shd w:val="clear" w:color="auto" w:fill="F4F6F8"/>
+            <w:vAlign w:val="center"/>
+            <w:tcMar>
+              <w:top w:w="40" w:type="dxa"/>
+              <w:bottom w:w="40" w:type="dxa"/>
+              <w:left w:w="90" w:type="dxa"/>
+              <w:right w:w="90" w:type="dxa"/>
+            </w:tcMar>
+            <w:tcBorders>
+              <w:bottom w:val="single" w:sz="2" w:space="0" w:color="E9ECEF"/>
+            </w:tcBorders>
+          </w:tcPr>
+          <w:p>
+            <w:pPr>
+              <w:spacing w:after="20" w:before="20" w:line="259" w:lineRule="auto"/>
+            </w:pPr>
+            <w:r/>
+            <w:r>
+              <w:rPr>
+                <w:rFonts w:ascii="Arial" w:hAnsi="Arial"/>
+                <w:b w:val="0"/>
+                <w:i w:val="0"/>
+                <w:color w:val="2D2D2D"/>
+                <w:sz w:val="17"/>
+              </w:rPr>
+              <w:t>AI watches the pipeline: next-best-action, stalled-deal alerts, auto-summaries — so one rep covers 2–4× the accounts</w:t>
+            </w:r>
+          </w:p>
+        </w:tc>
+        <w:tc>
+          <w:tcPr>
+            <w:tcW w:type="dxa" w:w="3184"/>
+            <w:shd w:val="clear" w:color="auto" w:fill="F4F6F8"/>
+            <w:vAlign w:val="center"/>
+            <w:tcMar>
+              <w:top w:w="40" w:type="dxa"/>
+              <w:bottom w:w="40" w:type="dxa"/>
+              <w:left w:w="90" w:type="dxa"/>
+              <w:right w:w="90" w:type="dxa"/>
+            </w:tcMar>
+            <w:tcBorders>
+              <w:bottom w:val="single" w:sz="2" w:space="0" w:color="E9ECEF"/>
+            </w:tcBorders>
+          </w:tcPr>
+          <w:p>
+            <w:pPr>
+              <w:spacing w:after="20" w:before="20" w:line="259" w:lineRule="auto"/>
+            </w:pPr>
+            <w:r/>
+            <w:r>
+              <w:rPr>
+                <w:rFonts w:ascii="Arial" w:hAnsi="Arial"/>
+                <w:b w:val="0"/>
+                <w:i w:val="0"/>
+                <w:color w:val="2D2D2D"/>
+                <w:sz w:val="17"/>
+              </w:rPr>
+              <w:t>AI lead-scoring engine sorted prospects into hot/warm/watch and produced 50 hot leads for a client from public data alone</w:t>
+            </w:r>
+          </w:p>
+        </w:tc>
+      </w:tr>
+      <w:tr>
+        <w:trPr>
+          <w:cantSplit w:val="true"/>
+        </w:trPr>
+        <w:tc>
+          <w:tcPr>
+            <w:tcW w:type="dxa" w:w="3184"/>
+            <w:shd w:val="clear" w:color="auto" w:fill="FFFFFF"/>
+            <w:vAlign w:val="center"/>
+            <w:tcMar>
+              <w:top w:w="40" w:type="dxa"/>
+              <w:bottom w:w="40" w:type="dxa"/>
+              <w:left w:w="90" w:type="dxa"/>
+              <w:right w:w="90" w:type="dxa"/>
+            </w:tcMar>
+            <w:tcBorders>
+              <w:bottom w:val="single" w:sz="2" w:space="0" w:color="E9ECEF"/>
+            </w:tcBorders>
+          </w:tcPr>
+          <w:p>
+            <w:pPr>
+              <w:spacing w:after="20" w:before="20" w:line="259" w:lineRule="auto"/>
+            </w:pPr>
+            <w:r/>
+            <w:r>
+              <w:rPr>
+                <w:rFonts w:ascii="Arial" w:hAnsi="Arial"/>
+                <w:b/>
+                <w:i w:val="0"/>
+                <w:color w:val="2D2D2D"/>
+                <w:sz w:val="17"/>
+              </w:rPr>
+              <w:t>LCFS / RIN / IFTA &amp; renewable-fuel compliance — recurring regulatory paperwork assembled manually across 15 states</w:t>
+            </w:r>
+          </w:p>
+        </w:tc>
+        <w:tc>
+          <w:tcPr>
+            <w:tcW w:type="dxa" w:w="3280"/>
+            <w:shd w:val="clear" w:color="auto" w:fill="FFFFFF"/>
+            <w:vAlign w:val="center"/>
+            <w:tcMar>
+              <w:top w:w="40" w:type="dxa"/>
+              <w:bottom w:w="40" w:type="dxa"/>
+              <w:left w:w="90" w:type="dxa"/>
+              <w:right w:w="90" w:type="dxa"/>
+            </w:tcMar>
+            <w:tcBorders>
+              <w:bottom w:val="single" w:sz="2" w:space="0" w:color="E9ECEF"/>
+            </w:tcBorders>
+          </w:tcPr>
+          <w:p>
+            <w:pPr>
+              <w:spacing w:after="20" w:before="20" w:line="259" w:lineRule="auto"/>
+            </w:pPr>
+            <w:r/>
+            <w:r>
+              <w:rPr>
+                <w:rFonts w:ascii="Arial" w:hAnsi="Arial"/>
+                <w:b w:val="0"/>
+                <w:i w:val="0"/>
+                <w:color w:val="2D2D2D"/>
+                <w:sz w:val="17"/>
+              </w:rPr>
+              <w:t>Compliance automation turns recurring filings into a scheduled job: data pulled, forms drafted, audit-ready records generated</w:t>
+            </w:r>
+          </w:p>
+        </w:tc>
+        <w:tc>
+          <w:tcPr>
+            <w:tcW w:type="dxa" w:w="3184"/>
+            <w:shd w:val="clear" w:color="auto" w:fill="FFFFFF"/>
+            <w:vAlign w:val="center"/>
+            <w:tcMar>
+              <w:top w:w="40" w:type="dxa"/>
+              <w:bottom w:w="40" w:type="dxa"/>
+              <w:left w:w="90" w:type="dxa"/>
+              <w:right w:w="90" w:type="dxa"/>
+            </w:tcMar>
+            <w:tcBorders>
+              <w:bottom w:val="single" w:sz="2" w:space="0" w:color="E9ECEF"/>
+            </w:tcBorders>
+          </w:tcPr>
+          <w:p>
+            <w:pPr>
+              <w:spacing w:after="20" w:before="20" w:line="259" w:lineRule="auto"/>
+            </w:pPr>
+            <w:r/>
+            <w:r>
+              <w:rPr>
+                <w:rFonts w:ascii="Arial" w:hAnsi="Arial"/>
+                <w:b w:val="0"/>
+                <w:i w:val="0"/>
+                <w:color w:val="2D2D2D"/>
+                <w:sz w:val="17"/>
+              </w:rPr>
+              <w:t>Custom AI-native apps (My Dev) delivered 3–5× faster turn recurring paperwork into automated, scheduled workflows</w:t>
+            </w:r>
+          </w:p>
+        </w:tc>
+      </w:tr>
+      <w:tr>
+        <w:trPr>
+          <w:cantSplit w:val="true"/>
+        </w:trPr>
+        <w:tc>
+          <w:tcPr>
+            <w:tcW w:type="dxa" w:w="3184"/>
+            <w:shd w:val="clear" w:color="auto" w:fill="F4F6F8"/>
+            <w:vAlign w:val="center"/>
+            <w:tcMar>
+              <w:top w:w="40" w:type="dxa"/>
+              <w:bottom w:w="40" w:type="dxa"/>
+              <w:left w:w="90" w:type="dxa"/>
+              <w:right w:w="90" w:type="dxa"/>
+            </w:tcMar>
+            <w:tcBorders>
+              <w:bottom w:val="single" w:sz="2" w:space="0" w:color="E9ECEF"/>
+            </w:tcBorders>
+          </w:tcPr>
+          <w:p>
+            <w:pPr>
+              <w:spacing w:after="20" w:before="20" w:line="259" w:lineRule="auto"/>
+            </w:pPr>
+            <w:r/>
+            <w:r>
+              <w:rPr>
+                <w:rFonts w:ascii="Arial" w:hAnsi="Arial"/>
+                <w:b/>
+                <w:i w:val="0"/>
+                <w:color w:val="2D2D2D"/>
+                <w:sz w:val="17"/>
+              </w:rPr>
+              <w:t>Customer portal &amp; service — 11,000+ accounts call/email for rebates, e-receipts, quotes, and order status</w:t>
+            </w:r>
+          </w:p>
+        </w:tc>
+        <w:tc>
+          <w:tcPr>
+            <w:tcW w:type="dxa" w:w="3280"/>
+            <w:shd w:val="clear" w:color="auto" w:fill="F4F6F8"/>
+            <w:vAlign w:val="center"/>
+            <w:tcMar>
+              <w:top w:w="40" w:type="dxa"/>
+              <w:bottom w:w="40" w:type="dxa"/>
+              <w:left w:w="90" w:type="dxa"/>
+              <w:right w:w="90" w:type="dxa"/>
+            </w:tcMar>
+            <w:tcBorders>
+              <w:bottom w:val="single" w:sz="2" w:space="0" w:color="E9ECEF"/>
+            </w:tcBorders>
+          </w:tcPr>
+          <w:p>
+            <w:pPr>
+              <w:spacing w:after="20" w:before="20" w:line="259" w:lineRule="auto"/>
+            </w:pPr>
+            <w:r/>
+            <w:r>
+              <w:rPr>
+                <w:rFonts w:ascii="Arial" w:hAnsi="Arial"/>
+                <w:b w:val="0"/>
+                <w:i w:val="0"/>
+                <w:color w:val="2D2D2D"/>
+                <w:sz w:val="17"/>
+              </w:rPr>
+              <w:t>AI assistant on the existing portal: self-serve quoting, account questions, and keep-full/reorder prompts without a phone call</w:t>
+            </w:r>
+          </w:p>
+        </w:tc>
+        <w:tc>
+          <w:tcPr>
+            <w:tcW w:type="dxa" w:w="3184"/>
+            <w:shd w:val="clear" w:color="auto" w:fill="F4F6F8"/>
+            <w:vAlign w:val="center"/>
+            <w:tcMar>
+              <w:top w:w="40" w:type="dxa"/>
+              <w:bottom w:w="40" w:type="dxa"/>
+              <w:left w:w="90" w:type="dxa"/>
+              <w:right w:w="90" w:type="dxa"/>
+            </w:tcMar>
+            <w:tcBorders>
+              <w:bottom w:val="single" w:sz="2" w:space="0" w:color="E9ECEF"/>
+            </w:tcBorders>
+          </w:tcPr>
+          <w:p>
+            <w:pPr>
+              <w:spacing w:after="20" w:before="20" w:line="259" w:lineRule="auto"/>
+            </w:pPr>
+            <w:r/>
+            <w:r>
+              <w:rPr>
+                <w:rFonts w:ascii="Arial" w:hAnsi="Arial"/>
+                <w:b w:val="0"/>
+                <w:i w:val="0"/>
+                <w:color w:val="2D2D2D"/>
+                <w:sz w:val="17"/>
+              </w:rPr>
+              <w:t>AI-native portal builds with an embedded assistant cut self-serve friction and deflect routine support contacts</w:t>
+            </w:r>
+          </w:p>
+        </w:tc>
+      </w:tr>
+      <w:tr>
+        <w:trPr>
+          <w:cantSplit w:val="true"/>
+        </w:trPr>
+        <w:tc>
+          <w:tcPr>
+            <w:tcW w:type="dxa" w:w="3184"/>
+            <w:shd w:val="clear" w:color="auto" w:fill="FFFFFF"/>
+            <w:vAlign w:val="center"/>
+            <w:tcMar>
+              <w:top w:w="40" w:type="dxa"/>
+              <w:bottom w:w="40" w:type="dxa"/>
+              <w:left w:w="90" w:type="dxa"/>
+              <w:right w:w="90" w:type="dxa"/>
+            </w:tcMar>
+            <w:tcBorders>
+              <w:bottom w:val="single" w:sz="2" w:space="0" w:color="E9ECEF"/>
+            </w:tcBorders>
+          </w:tcPr>
+          <w:p>
+            <w:pPr>
+              <w:spacing w:after="20" w:before="20" w:line="259" w:lineRule="auto"/>
+            </w:pPr>
+            <w:r/>
+            <w:r>
+              <w:rPr>
+                <w:rFonts w:ascii="Arial" w:hAnsi="Arial"/>
+                <w:b/>
+                <w:i w:val="0"/>
+                <w:color w:val="2D2D2D"/>
+                <w:sz w:val="17"/>
+              </w:rPr>
+              <w:t>Acquisition onboarding — integrating Downs (2025) and Lutz (2025) customers, cards, and SOPs into SC Fuels systems</w:t>
+            </w:r>
+          </w:p>
+        </w:tc>
+        <w:tc>
+          <w:tcPr>
+            <w:tcW w:type="dxa" w:w="3280"/>
+            <w:shd w:val="clear" w:color="auto" w:fill="FFFFFF"/>
+            <w:vAlign w:val="center"/>
+            <w:tcMar>
+              <w:top w:w="40" w:type="dxa"/>
+              <w:bottom w:w="40" w:type="dxa"/>
+              <w:left w:w="90" w:type="dxa"/>
+              <w:right w:w="90" w:type="dxa"/>
+            </w:tcMar>
+            <w:tcBorders>
+              <w:bottom w:val="single" w:sz="2" w:space="0" w:color="E9ECEF"/>
+            </w:tcBorders>
+          </w:tcPr>
+          <w:p>
+            <w:pPr>
+              <w:spacing w:after="20" w:before="20" w:line="259" w:lineRule="auto"/>
+            </w:pPr>
+            <w:r/>
+            <w:r>
+              <w:rPr>
+                <w:rFonts w:ascii="Arial" w:hAnsi="Arial"/>
+                <w:b w:val="0"/>
+                <w:i w:val="0"/>
+                <w:color w:val="2D2D2D"/>
+                <w:sz w:val="17"/>
+              </w:rPr>
+              <w:t>Knowledge system captures process and account data into a searchable AI layer, so each integration ramps in weeks, not quarters</w:t>
+            </w:r>
+          </w:p>
+        </w:tc>
+        <w:tc>
+          <w:tcPr>
+            <w:tcW w:type="dxa" w:w="3184"/>
+            <w:shd w:val="clear" w:color="auto" w:fill="FFFFFF"/>
+            <w:vAlign w:val="center"/>
+            <w:tcMar>
+              <w:top w:w="40" w:type="dxa"/>
+              <w:bottom w:w="40" w:type="dxa"/>
+              <w:left w:w="90" w:type="dxa"/>
+              <w:right w:w="90" w:type="dxa"/>
+            </w:tcMar>
+            <w:tcBorders>
+              <w:bottom w:val="single" w:sz="2" w:space="0" w:color="E9ECEF"/>
+            </w:tcBorders>
+          </w:tcPr>
+          <w:p>
+            <w:pPr>
+              <w:spacing w:after="20" w:before="20" w:line="259" w:lineRule="auto"/>
+            </w:pPr>
+            <w:r/>
+            <w:r>
+              <w:rPr>
+                <w:rFonts w:ascii="Arial" w:hAnsi="Arial"/>
+                <w:b w:val="0"/>
+                <w:i w:val="0"/>
+                <w:color w:val="2D2D2D"/>
+                <w:sz w:val="17"/>
+              </w:rPr>
+              <w:t>Knowledge-graph build captured years of institutional process into one searchable AI assistant for a knowledge-heavy operation</w:t>
+            </w:r>
+          </w:p>
+        </w:tc>
+      </w:tr>
+    </w:tbl>
+    <w:p>
+      <w:pPr>
+        <w:spacing w:after="120"/>
+      </w:pPr>
+    </w:p>
+    <w:p>
+      <w:pPr>
+        <w:spacing w:after="80"/>
+      </w:pPr>
+    </w:p>
+    <w:p>
+      <w:pPr>
+        <w:spacing w:after="120"/>
+      </w:pPr>
+      <w:r>
+        <w:rPr>
+          <w:rFonts w:ascii="Arial" w:hAnsi="Arial"/>
+          <w:b/>
+          <w:i w:val="0"/>
+          <w:color w:val="1A1A2E"/>
+          <w:sz w:val="21"/>
+        </w:rPr>
+        <w:t xml:space="preserve">In plain numbers.  </w:t>
+      </w:r>
+      <w:r>
+        <w:rPr>
+          <w:rFonts w:ascii="Arial" w:hAnsi="Arial"/>
+          <w:b w:val="0"/>
+          <w:i w:val="0"/>
+          <w:color w:val="2D2D2D"/>
+          <w:sz w:val="21"/>
+        </w:rPr>
+        <w:t>What it adds up to (conservative — confirm against real volumes at discovery):</w:t>
+      </w:r>
+    </w:p>
+    <w:tbl>
+      <w:tblPr>
+        <w:tblW w:type="auto" w:w="0"/>
+        <w:jc w:val="center"/>
+        <w:tblLook w:firstColumn="1" w:firstRow="1" w:lastColumn="0" w:lastRow="0" w:noHBand="0" w:noVBand="1" w:val="04A0"/>
+        <w:tblBorders>
+          <w:top w:val="none" w:sz="0" w:space="0" w:color="auto"/>
+          <w:left w:val="none" w:sz="0" w:space="0" w:color="auto"/>
+          <w:bottom w:val="none" w:sz="0" w:space="0" w:color="auto"/>
+          <w:right w:val="none" w:sz="0" w:space="0" w:color="auto"/>
+          <w:insideH w:val="none" w:sz="0" w:space="0" w:color="auto"/>
+          <w:insideV w:val="none" w:sz="0" w:space="0" w:color="auto"/>
+        </w:tblBorders>
+      </w:tblPr>
+      <w:tblGrid>
+        <w:gridCol w:w="4824"/>
+        <w:gridCol w:w="4824"/>
+      </w:tblGrid>
+      <w:tr>
+        <w:trPr>
+          <w:cantSplit w:val="true"/>
+        </w:trPr>
+        <w:tc>
+          <w:tcPr>
+            <w:tcW w:type="dxa" w:w="4245"/>
+            <w:shd w:val="clear" w:color="auto" w:fill="006DB6"/>
+            <w:vAlign w:val="center"/>
+            <w:tcMar>
+              <w:top w:w="40" w:type="dxa"/>
+              <w:bottom w:w="40" w:type="dxa"/>
+              <w:left w:w="90" w:type="dxa"/>
+              <w:right w:w="90" w:type="dxa"/>
+            </w:tcMar>
+            <w:tcBorders>
+              <w:bottom w:val="single" w:sz="4" w:space="0" w:color="006DB6"/>
+            </w:tcBorders>
+          </w:tcPr>
+          <w:p>
+            <w:pPr>
+              <w:spacing w:after="20" w:before="20" w:line="259" w:lineRule="auto"/>
+            </w:pPr>
+            <w:r/>
+            <w:r>
+              <w:rPr>
+                <w:rFonts w:ascii="Arial" w:hAnsi="Arial"/>
+                <w:b/>
+                <w:i w:val="0"/>
+                <w:color w:val="FFFFFF"/>
+                <w:sz w:val="18"/>
+              </w:rPr>
+              <w:t>Efficiency lever</w:t>
+            </w:r>
+          </w:p>
+        </w:tc>
+        <w:tc>
+          <w:tcPr>
+            <w:tcW w:type="dxa" w:w="5403"/>
+            <w:shd w:val="clear" w:color="auto" w:fill="006DB6"/>
+            <w:vAlign w:val="center"/>
+            <w:tcMar>
+              <w:top w:w="40" w:type="dxa"/>
+              <w:bottom w:w="40" w:type="dxa"/>
+              <w:left w:w="90" w:type="dxa"/>
+              <w:right w:w="90" w:type="dxa"/>
+            </w:tcMar>
+            <w:tcBorders>
+              <w:bottom w:val="single" w:sz="4" w:space="0" w:color="006DB6"/>
+            </w:tcBorders>
+          </w:tcPr>
+          <w:p>
+            <w:pPr>
+              <w:spacing w:after="20" w:before="20" w:line="259" w:lineRule="auto"/>
+            </w:pPr>
+            <w:r/>
+            <w:r>
+              <w:rPr>
+                <w:rFonts w:ascii="Arial" w:hAnsi="Arial"/>
+                <w:b/>
+                <w:i w:val="0"/>
+                <w:color w:val="FFFFFF"/>
+                <w:sz w:val="18"/>
+              </w:rPr>
+              <w:t>Conservative impact</w:t>
+            </w:r>
+          </w:p>
+        </w:tc>
+      </w:tr>
+      <w:tr>
+        <w:trPr>
+          <w:cantSplit w:val="true"/>
+        </w:trPr>
+        <w:tc>
+          <w:tcPr>
+            <w:tcW w:type="dxa" w:w="4245"/>
+            <w:shd w:val="clear" w:color="auto" w:fill="F4F6F8"/>
+            <w:vAlign w:val="center"/>
+            <w:tcMar>
+              <w:top w:w="40" w:type="dxa"/>
+              <w:bottom w:w="40" w:type="dxa"/>
+              <w:left w:w="90" w:type="dxa"/>
+              <w:right w:w="90" w:type="dxa"/>
+            </w:tcMar>
+            <w:tcBorders>
+              <w:bottom w:val="single" w:sz="2" w:space="0" w:color="E9ECEF"/>
+            </w:tcBorders>
+          </w:tcPr>
+          <w:p>
+            <w:pPr>
+              <w:spacing w:after="20" w:before="20" w:line="259" w:lineRule="auto"/>
+            </w:pPr>
+            <w:r/>
+            <w:r>
+              <w:rPr>
+                <w:rFonts w:ascii="Arial" w:hAnsi="Arial"/>
+                <w:b/>
+                <w:i w:val="0"/>
+                <w:color w:val="2D2D2D"/>
+                <w:sz w:val="18"/>
+              </w:rPr>
+              <w:t>Rep hours recovered from credit, RFP, and Salesforce automation</w:t>
+            </w:r>
+          </w:p>
+        </w:tc>
+        <w:tc>
+          <w:tcPr>
+            <w:tcW w:type="dxa" w:w="5403"/>
+            <w:shd w:val="clear" w:color="auto" w:fill="F4F6F8"/>
+            <w:vAlign w:val="center"/>
+            <w:tcMar>
+              <w:top w:w="40" w:type="dxa"/>
+              <w:bottom w:w="40" w:type="dxa"/>
+              <w:left w:w="90" w:type="dxa"/>
+              <w:right w:w="90" w:type="dxa"/>
+            </w:tcMar>
+            <w:tcBorders>
+              <w:bottom w:val="single" w:sz="2" w:space="0" w:color="E9ECEF"/>
+            </w:tcBorders>
+          </w:tcPr>
+          <w:p>
+            <w:pPr>
+              <w:spacing w:after="20" w:before="20" w:line="259" w:lineRule="auto"/>
+            </w:pPr>
+            <w:r/>
+            <w:r>
+              <w:rPr>
+                <w:rFonts w:ascii="Arial" w:hAnsi="Arial"/>
+                <w:b w:val="0"/>
+                <w:i w:val="0"/>
+                <w:color w:val="2D2D2D"/>
+                <w:sz w:val="18"/>
+              </w:rPr>
+              <w:t>Each rep covers 2–4× the accounts — Derek’s core goal — with no new headcount</w:t>
+            </w:r>
+          </w:p>
+        </w:tc>
+      </w:tr>
+      <w:tr>
+        <w:trPr>
+          <w:cantSplit w:val="true"/>
+        </w:trPr>
+        <w:tc>
+          <w:tcPr>
+            <w:tcW w:type="dxa" w:w="4245"/>
+            <w:shd w:val="clear" w:color="auto" w:fill="FFFFFF"/>
+            <w:vAlign w:val="center"/>
+            <w:tcMar>
+              <w:top w:w="40" w:type="dxa"/>
+              <w:bottom w:w="40" w:type="dxa"/>
+              <w:left w:w="90" w:type="dxa"/>
+              <w:right w:w="90" w:type="dxa"/>
+            </w:tcMar>
+            <w:tcBorders>
+              <w:bottom w:val="single" w:sz="2" w:space="0" w:color="E9ECEF"/>
+            </w:tcBorders>
+          </w:tcPr>
+          <w:p>
+            <w:pPr>
+              <w:spacing w:after="20" w:before="20" w:line="259" w:lineRule="auto"/>
+            </w:pPr>
+            <w:r/>
+            <w:r>
+              <w:rPr>
+                <w:rFonts w:ascii="Arial" w:hAnsi="Arial"/>
+                <w:b/>
+                <w:i w:val="0"/>
+                <w:color w:val="2D2D2D"/>
+                <w:sz w:val="18"/>
+              </w:rPr>
+              <w:t>Faster credit decisions and account activation</w:t>
+            </w:r>
+          </w:p>
+        </w:tc>
+        <w:tc>
+          <w:tcPr>
+            <w:tcW w:type="dxa" w:w="5403"/>
+            <w:shd w:val="clear" w:color="auto" w:fill="FFFFFF"/>
+            <w:vAlign w:val="center"/>
+            <w:tcMar>
+              <w:top w:w="40" w:type="dxa"/>
+              <w:bottom w:w="40" w:type="dxa"/>
+              <w:left w:w="90" w:type="dxa"/>
+              <w:right w:w="90" w:type="dxa"/>
+            </w:tcMar>
+            <w:tcBorders>
+              <w:bottom w:val="single" w:sz="2" w:space="0" w:color="E9ECEF"/>
+            </w:tcBorders>
+          </w:tcPr>
+          <w:p>
+            <w:pPr>
+              <w:spacing w:after="20" w:before="20" w:line="259" w:lineRule="auto"/>
+            </w:pPr>
+            <w:r/>
+            <w:r>
+              <w:rPr>
+                <w:rFonts w:ascii="Arial" w:hAnsi="Arial"/>
+                <w:b w:val="0"/>
+                <w:i w:val="0"/>
+                <w:color w:val="2D2D2D"/>
+                <w:sz w:val="18"/>
+              </w:rPr>
+              <w:t>Match the kind of win Pilot already booked: new-customer onboarding 27 days → 3 days</w:t>
+            </w:r>
+          </w:p>
+        </w:tc>
+      </w:tr>
+      <w:tr>
+        <w:trPr>
+          <w:cantSplit w:val="true"/>
+        </w:trPr>
+        <w:tc>
+          <w:tcPr>
+            <w:tcW w:type="dxa" w:w="4245"/>
+            <w:shd w:val="clear" w:color="auto" w:fill="F4F6F8"/>
+            <w:vAlign w:val="center"/>
+            <w:tcMar>
+              <w:top w:w="40" w:type="dxa"/>
+              <w:bottom w:w="40" w:type="dxa"/>
+              <w:left w:w="90" w:type="dxa"/>
+              <w:right w:w="90" w:type="dxa"/>
+            </w:tcMar>
+            <w:tcBorders>
+              <w:bottom w:val="single" w:sz="2" w:space="0" w:color="E9ECEF"/>
+            </w:tcBorders>
+          </w:tcPr>
+          <w:p>
+            <w:pPr>
+              <w:spacing w:after="20" w:before="20" w:line="259" w:lineRule="auto"/>
+            </w:pPr>
+            <w:r/>
+            <w:r>
+              <w:rPr>
+                <w:rFonts w:ascii="Arial" w:hAnsi="Arial"/>
+                <w:b/>
+                <w:i w:val="0"/>
+                <w:color w:val="2D2D2D"/>
+                <w:sz w:val="18"/>
+              </w:rPr>
+              <w:t>More bids answered with the same team</w:t>
+            </w:r>
+          </w:p>
+        </w:tc>
+        <w:tc>
+          <w:tcPr>
+            <w:tcW w:type="dxa" w:w="5403"/>
+            <w:shd w:val="clear" w:color="auto" w:fill="F4F6F8"/>
+            <w:vAlign w:val="center"/>
+            <w:tcMar>
+              <w:top w:w="40" w:type="dxa"/>
+              <w:bottom w:w="40" w:type="dxa"/>
+              <w:left w:w="90" w:type="dxa"/>
+              <w:right w:w="90" w:type="dxa"/>
+            </w:tcMar>
+            <w:tcBorders>
+              <w:bottom w:val="single" w:sz="2" w:space="0" w:color="E9ECEF"/>
+            </w:tcBorders>
+          </w:tcPr>
+          <w:p>
+            <w:pPr>
+              <w:spacing w:after="20" w:before="20" w:line="259" w:lineRule="auto"/>
+            </w:pPr>
+            <w:r/>
+            <w:r>
+              <w:rPr>
+                <w:rFonts w:ascii="Arial" w:hAnsi="Arial"/>
+                <w:b w:val="0"/>
+                <w:i w:val="0"/>
+                <w:color w:val="2D2D2D"/>
+                <w:sz w:val="18"/>
+              </w:rPr>
+              <w:t>Every incremental fleet/municipal win is six figures in lifetime account value</w:t>
+            </w:r>
+          </w:p>
+        </w:tc>
+      </w:tr>
+      <w:tr>
+        <w:trPr>
+          <w:cantSplit w:val="true"/>
+        </w:trPr>
+        <w:tc>
+          <w:tcPr>
+            <w:tcW w:type="dxa" w:w="4245"/>
+            <w:shd w:val="clear" w:color="auto" w:fill="FFFFFF"/>
+            <w:vAlign w:val="center"/>
+            <w:tcMar>
+              <w:top w:w="40" w:type="dxa"/>
+              <w:bottom w:w="40" w:type="dxa"/>
+              <w:left w:w="90" w:type="dxa"/>
+              <w:right w:w="90" w:type="dxa"/>
+            </w:tcMar>
+            <w:tcBorders>
+              <w:bottom w:val="single" w:sz="2" w:space="0" w:color="E9ECEF"/>
+            </w:tcBorders>
+          </w:tcPr>
+          <w:p>
+            <w:pPr>
+              <w:spacing w:after="20" w:before="20" w:line="259" w:lineRule="auto"/>
+            </w:pPr>
+            <w:r/>
+            <w:r>
+              <w:rPr>
+                <w:rFonts w:ascii="Arial" w:hAnsi="Arial"/>
+                <w:b/>
+                <w:i w:val="0"/>
+                <w:color w:val="2D2D2D"/>
+                <w:sz w:val="18"/>
+              </w:rPr>
+              <w:t>Compliance paperwork (LCFS / RIN / IFTA) automated</w:t>
+            </w:r>
+          </w:p>
+        </w:tc>
+        <w:tc>
+          <w:tcPr>
+            <w:tcW w:type="dxa" w:w="5403"/>
+            <w:shd w:val="clear" w:color="auto" w:fill="FFFFFF"/>
+            <w:vAlign w:val="center"/>
+            <w:tcMar>
+              <w:top w:w="40" w:type="dxa"/>
+              <w:bottom w:w="40" w:type="dxa"/>
+              <w:left w:w="90" w:type="dxa"/>
+              <w:right w:w="90" w:type="dxa"/>
+            </w:tcMar>
+            <w:tcBorders>
+              <w:bottom w:val="single" w:sz="2" w:space="0" w:color="E9ECEF"/>
+            </w:tcBorders>
+          </w:tcPr>
+          <w:p>
+            <w:pPr>
+              <w:spacing w:after="20" w:before="20" w:line="259" w:lineRule="auto"/>
+            </w:pPr>
+            <w:r/>
+            <w:r>
+              <w:rPr>
+                <w:rFonts w:ascii="Arial" w:hAnsi="Arial"/>
+                <w:b w:val="0"/>
+                <w:i w:val="0"/>
+                <w:color w:val="2D2D2D"/>
+                <w:sz w:val="18"/>
+              </w:rPr>
+              <w:t>Hundreds of staff hours/year redirected, with lower audit and penalty exposure</w:t>
+            </w:r>
+          </w:p>
+        </w:tc>
+      </w:tr>
+      <w:tr>
+        <w:trPr>
+          <w:cantSplit w:val="true"/>
+        </w:trPr>
+        <w:tc>
+          <w:tcPr>
+            <w:tcW w:type="dxa" w:w="4245"/>
+            <w:shd w:val="clear" w:color="auto" w:fill="F4F6F8"/>
+            <w:vAlign w:val="center"/>
+            <w:tcMar>
+              <w:top w:w="40" w:type="dxa"/>
+              <w:bottom w:w="40" w:type="dxa"/>
+              <w:left w:w="90" w:type="dxa"/>
+              <w:right w:w="90" w:type="dxa"/>
+            </w:tcMar>
+            <w:tcBorders>
+              <w:bottom w:val="single" w:sz="2" w:space="0" w:color="E9ECEF"/>
+            </w:tcBorders>
+          </w:tcPr>
+          <w:p>
+            <w:pPr>
+              <w:spacing w:after="20" w:before="20" w:line="259" w:lineRule="auto"/>
+            </w:pPr>
+            <w:r/>
+            <w:r>
+              <w:rPr>
+                <w:rFonts w:ascii="Arial" w:hAnsi="Arial"/>
+                <w:b/>
+                <w:i w:val="0"/>
+                <w:color w:val="2D2D2D"/>
+                <w:sz w:val="18"/>
+              </w:rPr>
+              <w:t>Routine portal/support contacts deflected</w:t>
+            </w:r>
+          </w:p>
+        </w:tc>
+        <w:tc>
+          <w:tcPr>
+            <w:tcW w:type="dxa" w:w="5403"/>
+            <w:shd w:val="clear" w:color="auto" w:fill="F4F6F8"/>
+            <w:vAlign w:val="center"/>
+            <w:tcMar>
+              <w:top w:w="40" w:type="dxa"/>
+              <w:bottom w:w="40" w:type="dxa"/>
+              <w:left w:w="90" w:type="dxa"/>
+              <w:right w:w="90" w:type="dxa"/>
+            </w:tcMar>
+            <w:tcBorders>
+              <w:bottom w:val="single" w:sz="2" w:space="0" w:color="E9ECEF"/>
+            </w:tcBorders>
+          </w:tcPr>
+          <w:p>
+            <w:pPr>
+              <w:spacing w:after="20" w:before="20" w:line="259" w:lineRule="auto"/>
+            </w:pPr>
+            <w:r/>
+            <w:r>
+              <w:rPr>
+                <w:rFonts w:ascii="Arial" w:hAnsi="Arial"/>
+                <w:b w:val="0"/>
+                <w:i w:val="0"/>
+                <w:color w:val="2D2D2D"/>
+                <w:sz w:val="18"/>
+              </w:rPr>
+              <w:t>Service staff time redirected from order-status calls to higher-value account work</w:t>
+            </w:r>
+          </w:p>
+        </w:tc>
+      </w:tr>
+    </w:tbl>
+    <w:p>
+      <w:pPr>
+        <w:spacing w:after="120"/>
+      </w:pPr>
+    </w:p>
+    <w:tbl>
+      <w:tblPr>
+        <w:tblW w:type="auto" w:w="0"/>
+        <w:jc w:val="center"/>
+        <w:tblLook w:firstColumn="1" w:firstRow="1" w:lastColumn="0" w:lastRow="0" w:noHBand="0" w:noVBand="1" w:val="04A0"/>
+      </w:tblPr>
+      <w:tblGrid>
+        <w:gridCol w:w="9648"/>
+      </w:tblGrid>
+      <w:tr>
+        <w:trPr>
+          <w:cantSplit w:val="true"/>
+        </w:trPr>
+        <w:tc>
+          <w:tcPr>
+            <w:tcW w:type="dxa" w:w="9648"/>
+            <w:shd w:val="clear" w:color="auto" w:fill="F4F6F8"/>
+            <w:tcBorders>
+              <w:top w:val="single" w:sz="4" w:space="0" w:color="E9ECEF"/>
+              <w:bottom w:val="single" w:sz="4" w:space="0" w:color="E9ECEF"/>
+              <w:right w:val="single" w:sz="4" w:space="0" w:color="E9ECEF"/>
+              <w:left w:val="single" w:sz="28" w:space="0" w:color="006DB6"/>
+            </w:tcBorders>
+            <w:tcMar>
+              <w:top w:w="90" w:type="dxa"/>
+              <w:bottom w:w="90" w:type="dxa"/>
+              <w:left w:w="160" w:type="dxa"/>
+              <w:right w:w="140" w:type="dxa"/>
+            </w:tcMar>
+          </w:tcPr>
+          <w:p>
+            <w:pPr>
+              <w:spacing w:after="60"/>
+            </w:pPr>
+            <w:r/>
+            <w:r>
+              <w:rPr>
+                <w:rFonts w:ascii="Arial" w:hAnsi="Arial"/>
+                <w:b/>
+                <w:i w:val="0"/>
+                <w:color w:val="006DB6"/>
+                <w:sz w:val="21"/>
+              </w:rPr>
+              <w:t>The efficiency thesis</w:t>
+            </w:r>
+          </w:p>
+          <w:p>
+            <w:pPr>
+              <w:spacing w:after="40" w:line="283" w:lineRule="auto"/>
+            </w:pPr>
+            <w:r>
+              <w:rPr>
+                <w:rFonts w:ascii="Arial" w:hAnsi="Arial"/>
+                <w:b w:val="0"/>
+                <w:i w:val="0"/>
+                <w:color w:val="2D2D2D"/>
+                <w:sz w:val="19"/>
+              </w:rPr>
+              <w:t>Pillars 1–3 grow the top line. Pillar 4 protects the bottom line — it lets SC Fuels add business without adding overhead, and de-risks the knowledge that today lives in a few experienced people as the company integrates Downs, Lutz, and the next acquisition.</w:t>
+            </w:r>
+          </w:p>
+          <w:p>
+            <w:pPr>
+              <w:spacing w:after="40" w:line="283" w:lineRule="auto"/>
+            </w:pPr>
+            <w:r>
+              <w:rPr>
+                <w:rFonts w:ascii="Arial" w:hAnsi="Arial"/>
+                <w:b w:val="0"/>
+                <w:i w:val="0"/>
+                <w:color w:val="2D2D2D"/>
+                <w:sz w:val="19"/>
+              </w:rPr>
+              <w:t>All figures are conservative estimates from SC Fuels’ published operating model and Technijian’s prior builds; a short operational discovery would replace them with SC Fuels’ real hours and volumes before any scope is set.</w:t>
+            </w:r>
+          </w:p>
+        </w:tc>
+      </w:tr>
+    </w:tbl>
+    <w:p>
+      <w:pPr>
+        <w:spacing w:after="140"/>
+      </w:pPr>
+    </w:p>
+    <w:p>
+      <w:pPr>
         <w:spacing w:after="80"/>
       </w:pPr>
     </w:p>
@@ -14391,13 +17727,14 @@
           <w:color w:val="59595B"/>
           <w:sz w:val="21"/>
         </w:rPr>
-        <w:t>Together, these four pillars are the engine. The next section shows how it runs alongside WebFX, and Section 14 shows what it costs.</w:t>
+        <w:t>Together, these four pillars are the engine. The next section shows how it runs alongside WebFX, and Section 15 shows what it costs.</w:t>
       </w:r>
     </w:p>
     <w:p>
       <w:pPr>
         <w:pStyle w:val="Heading1"/>
-        <w:spacing w:before="280"/>
+        <w:pageBreakBefore/>
+        <w:spacing w:before="0"/>
         <w:pBdr>
           <w:bottom w:val="single" w:sz="12" w:space="3" w:color="F67D4B"/>
         </w:pBdr>
@@ -14410,7 +17747,7 @@
           <w:color w:val="006DB6"/>
           <w:sz w:val="30"/>
         </w:rPr>
-        <w:t>13.  How It Works With WebFX — and the Optional Path to Consolidate</w:t>
+        <w:t>14.  How It Works With WebFX — and the Optional Path to Consolidate</w:t>
       </w:r>
     </w:p>
     <w:p>
@@ -15434,7 +18771,8 @@
     <w:p>
       <w:pPr>
         <w:pStyle w:val="Heading1"/>
-        <w:spacing w:before="280"/>
+        <w:pageBreakBefore/>
+        <w:spacing w:before="0"/>
         <w:pBdr>
           <w:bottom w:val="single" w:sz="12" w:space="3" w:color="F67D4B"/>
         </w:pBdr>
@@ -15447,7 +18785,7 @@
           <w:color w:val="006DB6"/>
           <w:sz w:val="30"/>
         </w:rPr>
-        <w:t>14.  Investment — and How It Compares</w:t>
+        <w:t>15.  Investment — and How It Compares</w:t>
       </w:r>
     </w:p>
     <w:p>
@@ -15477,7 +18815,7 @@
           <w:color w:val="1A1A2E"/>
           <w:sz w:val="25"/>
         </w:rPr>
-        <w:t>14.1  Technijian published rates</w:t>
+        <w:t>15.1  Technijian published rates</w:t>
       </w:r>
     </w:p>
     <w:tbl>
@@ -16426,7 +19764,7 @@
           <w:color w:val="1A1A2E"/>
           <w:sz w:val="25"/>
         </w:rPr>
-        <w:t>14.2  How that compares to a full-service agency</w:t>
+        <w:t>15.2  How that compares to a full-service agency</w:t>
       </w:r>
     </w:p>
     <w:tbl>
@@ -17276,7 +20614,22 @@
           <w:color w:val="1A1A2E"/>
           <w:sz w:val="25"/>
         </w:rPr>
-        <w:t>14.3  Land-and-expand — sequence the investment</w:t>
+        <w:t>15.3  The entry offer — the 90-Day AI Lead-Gen Pilot</w:t>
+      </w:r>
+    </w:p>
+    <w:p>
+      <w:pPr>
+        <w:spacing w:after="120"/>
+      </w:pPr>
+      <w:r>
+        <w:rPr>
+          <w:rFonts w:ascii="Arial" w:hAnsi="Arial"/>
+          <w:b w:val="0"/>
+          <w:i w:val="0"/>
+          <w:color w:val="2D2D2D"/>
+          <w:sz w:val="21"/>
+        </w:rPr>
+        <w:t>Start with one clearly-scoped, fixed-price pilot — not an open-ended engagement. It layers the AI outbound engine and the AI-search (GEO) quick wins on top of your current setup, with nothing to unwind.</w:t>
       </w:r>
     </w:p>
     <w:tbl>
@@ -17304,6 +20657,70 @@
         </w:trPr>
         <w:tc>
           <w:tcPr>
+            <w:tcW w:type="dxa" w:w="2508"/>
+            <w:shd w:val="clear" w:color="auto" w:fill="006DB6"/>
+            <w:vAlign w:val="center"/>
+            <w:tcMar>
+              <w:top w:w="40" w:type="dxa"/>
+              <w:bottom w:w="40" w:type="dxa"/>
+              <w:left w:w="90" w:type="dxa"/>
+              <w:right w:w="90" w:type="dxa"/>
+            </w:tcMar>
+            <w:tcBorders>
+              <w:bottom w:val="single" w:sz="4" w:space="0" w:color="006DB6"/>
+            </w:tcBorders>
+          </w:tcPr>
+          <w:p>
+            <w:pPr>
+              <w:spacing w:after="20" w:before="20" w:line="259" w:lineRule="auto"/>
+            </w:pPr>
+            <w:r/>
+            <w:r>
+              <w:rPr>
+                <w:rFonts w:ascii="Arial" w:hAnsi="Arial"/>
+                <w:b/>
+                <w:i w:val="0"/>
+                <w:color w:val="FFFFFF"/>
+                <w:sz w:val="18"/>
+              </w:rPr>
+              <w:t>What's included (90 days)</w:t>
+            </w:r>
+          </w:p>
+        </w:tc>
+        <w:tc>
+          <w:tcPr>
+            <w:tcW w:type="dxa" w:w="5017"/>
+            <w:shd w:val="clear" w:color="auto" w:fill="006DB6"/>
+            <w:vAlign w:val="center"/>
+            <w:tcMar>
+              <w:top w:w="40" w:type="dxa"/>
+              <w:bottom w:w="40" w:type="dxa"/>
+              <w:left w:w="90" w:type="dxa"/>
+              <w:right w:w="90" w:type="dxa"/>
+            </w:tcMar>
+            <w:tcBorders>
+              <w:bottom w:val="single" w:sz="4" w:space="0" w:color="006DB6"/>
+            </w:tcBorders>
+          </w:tcPr>
+          <w:p>
+            <w:pPr>
+              <w:spacing w:after="20" w:before="20" w:line="259" w:lineRule="auto"/>
+            </w:pPr>
+            <w:r/>
+            <w:r>
+              <w:rPr>
+                <w:rFonts w:ascii="Arial" w:hAnsi="Arial"/>
+                <w:b/>
+                <w:i w:val="0"/>
+                <w:color w:val="FFFFFF"/>
+                <w:sz w:val="18"/>
+              </w:rPr>
+              <w:t>Detail</w:t>
+            </w:r>
+          </w:p>
+        </w:tc>
+        <w:tc>
+          <w:tcPr>
             <w:tcW w:type="dxa" w:w="2123"/>
             <w:shd w:val="clear" w:color="auto" w:fill="006DB6"/>
             <w:vAlign w:val="center"/>
@@ -17330,71 +20747,7 @@
                 <w:color w:val="FFFFFF"/>
                 <w:sz w:val="18"/>
               </w:rPr>
-              <w:t>Phase</w:t>
-            </w:r>
-          </w:p>
-        </w:tc>
-        <w:tc>
-          <w:tcPr>
-            <w:tcW w:type="dxa" w:w="5403"/>
-            <w:shd w:val="clear" w:color="auto" w:fill="006DB6"/>
-            <w:vAlign w:val="center"/>
-            <w:tcMar>
-              <w:top w:w="40" w:type="dxa"/>
-              <w:bottom w:w="40" w:type="dxa"/>
-              <w:left w:w="90" w:type="dxa"/>
-              <w:right w:w="90" w:type="dxa"/>
-            </w:tcMar>
-            <w:tcBorders>
-              <w:bottom w:val="single" w:sz="4" w:space="0" w:color="006DB6"/>
-            </w:tcBorders>
-          </w:tcPr>
-          <w:p>
-            <w:pPr>
-              <w:spacing w:after="20" w:before="20" w:line="259" w:lineRule="auto"/>
-            </w:pPr>
-            <w:r/>
-            <w:r>
-              <w:rPr>
-                <w:rFonts w:ascii="Arial" w:hAnsi="Arial"/>
-                <w:b/>
-                <w:i w:val="0"/>
-                <w:color w:val="FFFFFF"/>
-                <w:sz w:val="18"/>
-              </w:rPr>
-              <w:t>What</w:t>
-            </w:r>
-          </w:p>
-        </w:tc>
-        <w:tc>
-          <w:tcPr>
-            <w:tcW w:type="dxa" w:w="2123"/>
-            <w:shd w:val="clear" w:color="auto" w:fill="006DB6"/>
-            <w:vAlign w:val="center"/>
-            <w:tcMar>
-              <w:top w:w="40" w:type="dxa"/>
-              <w:bottom w:w="40" w:type="dxa"/>
-              <w:left w:w="90" w:type="dxa"/>
-              <w:right w:w="90" w:type="dxa"/>
-            </w:tcMar>
-            <w:tcBorders>
-              <w:bottom w:val="single" w:sz="4" w:space="0" w:color="006DB6"/>
-            </w:tcBorders>
-          </w:tcPr>
-          <w:p>
-            <w:pPr>
-              <w:spacing w:after="20" w:before="20" w:line="259" w:lineRule="auto"/>
-            </w:pPr>
-            <w:r/>
-            <w:r>
-              <w:rPr>
-                <w:rFonts w:ascii="Arial" w:hAnsi="Arial"/>
-                <w:b/>
-                <w:i w:val="0"/>
-                <w:color w:val="FFFFFF"/>
-                <w:sz w:val="18"/>
-              </w:rPr>
-              <w:t>Approx. economics</w:t>
+              <w:t>Investment</w:t>
             </w:r>
           </w:p>
         </w:tc>
@@ -17405,6 +20758,70 @@
         </w:trPr>
         <w:tc>
           <w:tcPr>
+            <w:tcW w:type="dxa" w:w="2508"/>
+            <w:shd w:val="clear" w:color="auto" w:fill="F4F6F8"/>
+            <w:vAlign w:val="center"/>
+            <w:tcMar>
+              <w:top w:w="40" w:type="dxa"/>
+              <w:bottom w:w="40" w:type="dxa"/>
+              <w:left w:w="90" w:type="dxa"/>
+              <w:right w:w="90" w:type="dxa"/>
+            </w:tcMar>
+            <w:tcBorders>
+              <w:bottom w:val="single" w:sz="2" w:space="0" w:color="E9ECEF"/>
+            </w:tcBorders>
+          </w:tcPr>
+          <w:p>
+            <w:pPr>
+              <w:spacing w:after="20" w:before="20" w:line="259" w:lineRule="auto"/>
+            </w:pPr>
+            <w:r/>
+            <w:r>
+              <w:rPr>
+                <w:rFonts w:ascii="Arial" w:hAnsi="Arial"/>
+                <w:b/>
+                <w:i w:val="0"/>
+                <w:color w:val="2D2D2D"/>
+                <w:sz w:val="18"/>
+              </w:rPr>
+              <w:t>My AI Lead Gen — Starter</w:t>
+            </w:r>
+          </w:p>
+        </w:tc>
+        <w:tc>
+          <w:tcPr>
+            <w:tcW w:type="dxa" w:w="5017"/>
+            <w:shd w:val="clear" w:color="auto" w:fill="F4F6F8"/>
+            <w:vAlign w:val="center"/>
+            <w:tcMar>
+              <w:top w:w="40" w:type="dxa"/>
+              <w:bottom w:w="40" w:type="dxa"/>
+              <w:left w:w="90" w:type="dxa"/>
+              <w:right w:w="90" w:type="dxa"/>
+            </w:tcMar>
+            <w:tcBorders>
+              <w:bottom w:val="single" w:sz="2" w:space="0" w:color="E9ECEF"/>
+            </w:tcBorders>
+          </w:tcPr>
+          <w:p>
+            <w:pPr>
+              <w:spacing w:after="20" w:before="20" w:line="259" w:lineRule="auto"/>
+            </w:pPr>
+            <w:r/>
+            <w:r>
+              <w:rPr>
+                <w:rFonts w:ascii="Arial" w:hAnsi="Arial"/>
+                <w:b w:val="0"/>
+                <w:i w:val="0"/>
+                <w:color w:val="2D2D2D"/>
+                <w:sz w:val="18"/>
+              </w:rPr>
+              <w:t>1 pipeline, ICP scoring, ~500 enriched leads/mo, personalized outreach drafts for the team</w:t>
+            </w:r>
+          </w:p>
+        </w:tc>
+        <w:tc>
+          <w:tcPr>
             <w:tcW w:type="dxa" w:w="2123"/>
             <w:shd w:val="clear" w:color="auto" w:fill="F4F6F8"/>
             <w:vAlign w:val="center"/>
@@ -17426,76 +20843,12 @@
             <w:r>
               <w:rPr>
                 <w:rFonts w:ascii="Arial" w:hAnsi="Arial"/>
-                <w:b/>
+                <w:b w:val="0"/>
                 <w:i w:val="0"/>
                 <w:color w:val="2D2D2D"/>
                 <w:sz w:val="18"/>
               </w:rPr>
-              <w:t>Entry (now)</w:t>
-            </w:r>
-          </w:p>
-        </w:tc>
-        <w:tc>
-          <w:tcPr>
-            <w:tcW w:type="dxa" w:w="5403"/>
-            <w:shd w:val="clear" w:color="auto" w:fill="F4F6F8"/>
-            <w:vAlign w:val="center"/>
-            <w:tcMar>
-              <w:top w:w="40" w:type="dxa"/>
-              <w:bottom w:w="40" w:type="dxa"/>
-              <w:left w:w="90" w:type="dxa"/>
-              <w:right w:w="90" w:type="dxa"/>
-            </w:tcMar>
-            <w:tcBorders>
-              <w:bottom w:val="single" w:sz="2" w:space="0" w:color="E9ECEF"/>
-            </w:tcBorders>
-          </w:tcPr>
-          <w:p>
-            <w:pPr>
-              <w:spacing w:after="20" w:before="20" w:line="259" w:lineRule="auto"/>
-            </w:pPr>
-            <w:r/>
-            <w:r>
-              <w:rPr>
-                <w:rFonts w:ascii="Arial" w:hAnsi="Arial"/>
-                <w:b w:val="0"/>
-                <w:i w:val="0"/>
-                <w:color w:val="2D2D2D"/>
-                <w:sz w:val="18"/>
-              </w:rPr>
-              <w:t>AI Lead Gen + AI Search/GEO + content factory layered on the current setup — no big build</w:t>
-            </w:r>
-          </w:p>
-        </w:tc>
-        <w:tc>
-          <w:tcPr>
-            <w:tcW w:type="dxa" w:w="2123"/>
-            <w:shd w:val="clear" w:color="auto" w:fill="F4F6F8"/>
-            <w:vAlign w:val="center"/>
-            <w:tcMar>
-              <w:top w:w="40" w:type="dxa"/>
-              <w:bottom w:w="40" w:type="dxa"/>
-              <w:left w:w="90" w:type="dxa"/>
-              <w:right w:w="90" w:type="dxa"/>
-            </w:tcMar>
-            <w:tcBorders>
-              <w:bottom w:val="single" w:sz="2" w:space="0" w:color="E9ECEF"/>
-            </w:tcBorders>
-          </w:tcPr>
-          <w:p>
-            <w:pPr>
-              <w:spacing w:after="20" w:before="20" w:line="259" w:lineRule="auto"/>
-            </w:pPr>
-            <w:r/>
-            <w:r>
-              <w:rPr>
-                <w:rFonts w:ascii="Arial" w:hAnsi="Arial"/>
-                <w:b w:val="0"/>
-                <w:i w:val="0"/>
-                <w:color w:val="2D2D2D"/>
-                <w:sz w:val="18"/>
-              </w:rPr>
-              <w:t>Published recurring rates</w:t>
+              <w:t>$1,499 / mo</w:t>
             </w:r>
           </w:p>
         </w:tc>
@@ -17506,6 +20859,70 @@
         </w:trPr>
         <w:tc>
           <w:tcPr>
+            <w:tcW w:type="dxa" w:w="2508"/>
+            <w:shd w:val="clear" w:color="auto" w:fill="FFFFFF"/>
+            <w:vAlign w:val="center"/>
+            <w:tcMar>
+              <w:top w:w="40" w:type="dxa"/>
+              <w:bottom w:w="40" w:type="dxa"/>
+              <w:left w:w="90" w:type="dxa"/>
+              <w:right w:w="90" w:type="dxa"/>
+            </w:tcMar>
+            <w:tcBorders>
+              <w:bottom w:val="single" w:sz="2" w:space="0" w:color="E9ECEF"/>
+            </w:tcBorders>
+          </w:tcPr>
+          <w:p>
+            <w:pPr>
+              <w:spacing w:after="20" w:before="20" w:line="259" w:lineRule="auto"/>
+            </w:pPr>
+            <w:r/>
+            <w:r>
+              <w:rPr>
+                <w:rFonts w:ascii="Arial" w:hAnsi="Arial"/>
+                <w:b/>
+                <w:i w:val="0"/>
+                <w:color w:val="2D2D2D"/>
+                <w:sz w:val="18"/>
+              </w:rPr>
+              <w:t>AI-search quick wins</w:t>
+            </w:r>
+          </w:p>
+        </w:tc>
+        <w:tc>
+          <w:tcPr>
+            <w:tcW w:type="dxa" w:w="5017"/>
+            <w:shd w:val="clear" w:color="auto" w:fill="FFFFFF"/>
+            <w:vAlign w:val="center"/>
+            <w:tcMar>
+              <w:top w:w="40" w:type="dxa"/>
+              <w:bottom w:w="40" w:type="dxa"/>
+              <w:left w:w="90" w:type="dxa"/>
+              <w:right w:w="90" w:type="dxa"/>
+            </w:tcMar>
+            <w:tcBorders>
+              <w:bottom w:val="single" w:sz="2" w:space="0" w:color="E9ECEF"/>
+            </w:tcBorders>
+          </w:tcPr>
+          <w:p>
+            <w:pPr>
+              <w:spacing w:after="20" w:before="20" w:line="259" w:lineRule="auto"/>
+            </w:pPr>
+            <w:r/>
+            <w:r>
+              <w:rPr>
+                <w:rFonts w:ascii="Arial" w:hAnsi="Arial"/>
+                <w:b w:val="0"/>
+                <w:i w:val="0"/>
+                <w:color w:val="2D2D2D"/>
+                <w:sz w:val="18"/>
+              </w:rPr>
+              <w:t>/llms.txt, FAQ-schema pages, static-HTML migration of key copy — fixes the Grade-F GEO so AI assistants can read SC Fuels</w:t>
+            </w:r>
+          </w:p>
+        </w:tc>
+        <w:tc>
+          <w:tcPr>
             <w:tcW w:type="dxa" w:w="2123"/>
             <w:shd w:val="clear" w:color="auto" w:fill="FFFFFF"/>
             <w:vAlign w:val="center"/>
@@ -17527,76 +20944,12 @@
             <w:r>
               <w:rPr>
                 <w:rFonts w:ascii="Arial" w:hAnsi="Arial"/>
-                <w:b/>
+                <w:b w:val="0"/>
                 <w:i w:val="0"/>
                 <w:color w:val="2D2D2D"/>
                 <w:sz w:val="18"/>
               </w:rPr>
-              <w:t>Expansion</w:t>
-            </w:r>
-          </w:p>
-        </w:tc>
-        <w:tc>
-          <w:tcPr>
-            <w:tcW w:type="dxa" w:w="5403"/>
-            <w:shd w:val="clear" w:color="auto" w:fill="FFFFFF"/>
-            <w:vAlign w:val="center"/>
-            <w:tcMar>
-              <w:top w:w="40" w:type="dxa"/>
-              <w:bottom w:w="40" w:type="dxa"/>
-              <w:left w:w="90" w:type="dxa"/>
-              <w:right w:w="90" w:type="dxa"/>
-            </w:tcMar>
-            <w:tcBorders>
-              <w:bottom w:val="single" w:sz="2" w:space="0" w:color="E9ECEF"/>
-            </w:tcBorders>
-          </w:tcPr>
-          <w:p>
-            <w:pPr>
-              <w:spacing w:after="20" w:before="20" w:line="259" w:lineRule="auto"/>
-            </w:pPr>
-            <w:r/>
-            <w:r>
-              <w:rPr>
-                <w:rFonts w:ascii="Arial" w:hAnsi="Arial"/>
-                <w:b w:val="0"/>
-                <w:i w:val="0"/>
-                <w:color w:val="2D2D2D"/>
-                <w:sz w:val="18"/>
-              </w:rPr>
-              <w:t>AI-ready website rebuild (already budgeted) + Salesforce/credit AI</w:t>
-            </w:r>
-          </w:p>
-        </w:tc>
-        <w:tc>
-          <w:tcPr>
-            <w:tcW w:type="dxa" w:w="2123"/>
-            <w:shd w:val="clear" w:color="auto" w:fill="FFFFFF"/>
-            <w:vAlign w:val="center"/>
-            <w:tcMar>
-              <w:top w:w="40" w:type="dxa"/>
-              <w:bottom w:w="40" w:type="dxa"/>
-              <w:left w:w="90" w:type="dxa"/>
-              <w:right w:w="90" w:type="dxa"/>
-            </w:tcMar>
-            <w:tcBorders>
-              <w:bottom w:val="single" w:sz="2" w:space="0" w:color="E9ECEF"/>
-            </w:tcBorders>
-          </w:tcPr>
-          <w:p>
-            <w:pPr>
-              <w:spacing w:after="20" w:before="20" w:line="259" w:lineRule="auto"/>
-            </w:pPr>
-            <w:r/>
-            <w:r>
-              <w:rPr>
-                <w:rFonts w:ascii="Arial" w:hAnsi="Arial"/>
-                <w:b w:val="0"/>
-                <w:i w:val="0"/>
-                <w:color w:val="2D2D2D"/>
-                <w:sz w:val="18"/>
-              </w:rPr>
-              <w:t>Scoped at discovery (My Dev/My AI)</w:t>
+              <w:t>My SEO add-on (published)</w:t>
             </w:r>
           </w:p>
         </w:tc>
@@ -17607,6 +20960,70 @@
         </w:trPr>
         <w:tc>
           <w:tcPr>
+            <w:tcW w:type="dxa" w:w="2508"/>
+            <w:shd w:val="clear" w:color="auto" w:fill="F4F6F8"/>
+            <w:vAlign w:val="center"/>
+            <w:tcMar>
+              <w:top w:w="40" w:type="dxa"/>
+              <w:bottom w:w="40" w:type="dxa"/>
+              <w:left w:w="90" w:type="dxa"/>
+              <w:right w:w="90" w:type="dxa"/>
+            </w:tcMar>
+            <w:tcBorders>
+              <w:bottom w:val="single" w:sz="2" w:space="0" w:color="E9ECEF"/>
+            </w:tcBorders>
+          </w:tcPr>
+          <w:p>
+            <w:pPr>
+              <w:spacing w:after="20" w:before="20" w:line="259" w:lineRule="auto"/>
+            </w:pPr>
+            <w:r/>
+            <w:r>
+              <w:rPr>
+                <w:rFonts w:ascii="Arial" w:hAnsi="Arial"/>
+                <w:b/>
+                <w:i w:val="0"/>
+                <w:color w:val="2D2D2D"/>
+                <w:sz w:val="18"/>
+              </w:rPr>
+              <w:t>Free Nexus Assess</w:t>
+            </w:r>
+          </w:p>
+        </w:tc>
+        <w:tc>
+          <w:tcPr>
+            <w:tcW w:type="dxa" w:w="5017"/>
+            <w:shd w:val="clear" w:color="auto" w:fill="F4F6F8"/>
+            <w:vAlign w:val="center"/>
+            <w:tcMar>
+              <w:top w:w="40" w:type="dxa"/>
+              <w:bottom w:w="40" w:type="dxa"/>
+              <w:left w:w="90" w:type="dxa"/>
+              <w:right w:w="90" w:type="dxa"/>
+            </w:tcMar>
+            <w:tcBorders>
+              <w:bottom w:val="single" w:sz="2" w:space="0" w:color="E9ECEF"/>
+            </w:tcBorders>
+          </w:tcPr>
+          <w:p>
+            <w:pPr>
+              <w:spacing w:after="20" w:before="20" w:line="259" w:lineRule="auto"/>
+            </w:pPr>
+            <w:r/>
+            <w:r>
+              <w:rPr>
+                <w:rFonts w:ascii="Arial" w:hAnsi="Arial"/>
+                <w:b w:val="0"/>
+                <w:i w:val="0"/>
+                <w:color w:val="2D2D2D"/>
+                <w:sz w:val="18"/>
+              </w:rPr>
+              <w:t>No-cost IT &amp; security baseline (internal + external scan, dark-web check, M365 review) — prioritized roadmap</w:t>
+            </w:r>
+          </w:p>
+        </w:tc>
+        <w:tc>
+          <w:tcPr>
             <w:tcW w:type="dxa" w:w="2123"/>
             <w:shd w:val="clear" w:color="auto" w:fill="F4F6F8"/>
             <w:vAlign w:val="center"/>
@@ -17628,19 +21045,24 @@
             <w:r>
               <w:rPr>
                 <w:rFonts w:ascii="Arial" w:hAnsi="Arial"/>
-                <w:b/>
+                <w:b w:val="0"/>
                 <w:i w:val="0"/>
                 <w:color w:val="2D2D2D"/>
                 <w:sz w:val="18"/>
               </w:rPr>
-              <w:t>Consolidate (optional)</w:t>
-            </w:r>
-          </w:p>
-        </w:tc>
-        <w:tc>
-          <w:tcPr>
-            <w:tcW w:type="dxa" w:w="5403"/>
-            <w:shd w:val="clear" w:color="auto" w:fill="F4F6F8"/>
+              <w:t>Included</w:t>
+            </w:r>
+          </w:p>
+        </w:tc>
+      </w:tr>
+      <w:tr>
+        <w:trPr>
+          <w:cantSplit w:val="true"/>
+        </w:trPr>
+        <w:tc>
+          <w:tcPr>
+            <w:tcW w:type="dxa" w:w="2508"/>
+            <w:shd w:val="clear" w:color="auto" w:fill="FFFFFF"/>
             <w:vAlign w:val="center"/>
             <w:tcMar>
               <w:top w:w="40" w:type="dxa"/>
@@ -17660,19 +21082,19 @@
             <w:r>
               <w:rPr>
                 <w:rFonts w:ascii="Arial" w:hAnsi="Arial"/>
-                <w:b w:val="0"/>
+                <w:b/>
                 <w:i w:val="0"/>
                 <w:color w:val="2D2D2D"/>
                 <w:sz w:val="18"/>
               </w:rPr>
-              <w:t>Move SEO/site to Technijian fixed-fee My SEO once the engine proves out</w:t>
-            </w:r>
-          </w:p>
-        </w:tc>
-        <w:tc>
-          <w:tcPr>
-            <w:tcW w:type="dxa" w:w="2123"/>
-            <w:shd w:val="clear" w:color="auto" w:fill="F4F6F8"/>
+              <w:t>Pilot total</w:t>
+            </w:r>
+          </w:p>
+        </w:tc>
+        <w:tc>
+          <w:tcPr>
+            <w:tcW w:type="dxa" w:w="5017"/>
+            <w:shd w:val="clear" w:color="auto" w:fill="FFFFFF"/>
             <w:vAlign w:val="center"/>
             <w:tcMar>
               <w:top w:w="40" w:type="dxa"/>
@@ -17697,7 +21119,39 @@
                 <w:color w:val="2D2D2D"/>
                 <w:sz w:val="18"/>
               </w:rPr>
-              <w:t>Typically below enterprise-agency rates</w:t>
+              <w:t>Fixed scope, published rates, month-to-month, no large up-front build</w:t>
+            </w:r>
+          </w:p>
+        </w:tc>
+        <w:tc>
+          <w:tcPr>
+            <w:tcW w:type="dxa" w:w="2123"/>
+            <w:shd w:val="clear" w:color="auto" w:fill="FFFFFF"/>
+            <w:vAlign w:val="center"/>
+            <w:tcMar>
+              <w:top w:w="40" w:type="dxa"/>
+              <w:bottom w:w="40" w:type="dxa"/>
+              <w:left w:w="90" w:type="dxa"/>
+              <w:right w:w="90" w:type="dxa"/>
+            </w:tcMar>
+            <w:tcBorders>
+              <w:bottom w:val="single" w:sz="2" w:space="0" w:color="E9ECEF"/>
+            </w:tcBorders>
+          </w:tcPr>
+          <w:p>
+            <w:pPr>
+              <w:spacing w:after="20" w:before="20" w:line="259" w:lineRule="auto"/>
+            </w:pPr>
+            <w:r/>
+            <w:r>
+              <w:rPr>
+                <w:rFonts w:ascii="Arial" w:hAnsi="Arial"/>
+                <w:b w:val="0"/>
+                <w:i w:val="0"/>
+                <w:color w:val="2D2D2D"/>
+                <w:sz w:val="18"/>
+              </w:rPr>
+              <w:t>Low thousands / mo</w:t>
             </w:r>
           </w:p>
         </w:tc>
@@ -17708,9 +21162,118 @@
         <w:spacing w:after="120"/>
       </w:pPr>
     </w:p>
+    <w:tbl>
+      <w:tblPr>
+        <w:tblW w:type="auto" w:w="0"/>
+        <w:jc w:val="center"/>
+        <w:tblLook w:firstColumn="1" w:firstRow="1" w:lastColumn="0" w:lastRow="0" w:noHBand="0" w:noVBand="1" w:val="04A0"/>
+      </w:tblPr>
+      <w:tblGrid>
+        <w:gridCol w:w="9648"/>
+      </w:tblGrid>
+      <w:tr>
+        <w:trPr>
+          <w:cantSplit w:val="true"/>
+        </w:trPr>
+        <w:tc>
+          <w:tcPr>
+            <w:tcW w:type="dxa" w:w="9648"/>
+            <w:shd w:val="clear" w:color="auto" w:fill="F4F6F8"/>
+            <w:tcBorders>
+              <w:top w:val="single" w:sz="4" w:space="0" w:color="E9ECEF"/>
+              <w:bottom w:val="single" w:sz="4" w:space="0" w:color="E9ECEF"/>
+              <w:right w:val="single" w:sz="4" w:space="0" w:color="E9ECEF"/>
+              <w:left w:val="single" w:sz="28" w:space="0" w:color="F67D4B"/>
+            </w:tcBorders>
+            <w:tcMar>
+              <w:top w:w="90" w:type="dxa"/>
+              <w:bottom w:w="90" w:type="dxa"/>
+              <w:left w:w="160" w:type="dxa"/>
+              <w:right w:w="140" w:type="dxa"/>
+            </w:tcMar>
+          </w:tcPr>
+          <w:p>
+            <w:pPr>
+              <w:spacing w:after="60"/>
+            </w:pPr>
+            <w:r/>
+            <w:r>
+              <w:rPr>
+                <w:rFonts w:ascii="Arial" w:hAnsi="Arial"/>
+                <w:b/>
+                <w:i w:val="0"/>
+                <w:color w:val="F67D4B"/>
+                <w:sz w:val="21"/>
+              </w:rPr>
+              <w:t>The pilot bar — and our commitment</w:t>
+            </w:r>
+          </w:p>
+          <w:p>
+            <w:pPr>
+              <w:spacing w:after="40" w:line="283" w:lineRule="auto"/>
+            </w:pPr>
+            <w:r>
+              <w:rPr>
+                <w:rFonts w:ascii="Arial" w:hAnsi="Arial"/>
+                <w:b/>
+                <w:i w:val="0"/>
+                <w:color w:val="1A1A2E"/>
+                <w:sz w:val="19"/>
+              </w:rPr>
+              <w:t xml:space="preserve">Success metric.  </w:t>
+            </w:r>
+            <w:r>
+              <w:rPr>
+                <w:rFonts w:ascii="Arial" w:hAnsi="Arial"/>
+                <w:b w:val="0"/>
+                <w:i w:val="0"/>
+                <w:color w:val="2D2D2D"/>
+                <w:sz w:val="19"/>
+              </w:rPr>
+              <w:t>Within 90 days, the AI Lead Gen engine delivers a working stream of ICP-scored, contact-ready opportunities into the reps' hands (hot/warm/watch), and SC Fuels begins appearing in AI-search answers for target queries it is invisible for today.</w:t>
+            </w:r>
+          </w:p>
+          <w:p>
+            <w:pPr>
+              <w:spacing w:after="40" w:line="283" w:lineRule="auto"/>
+            </w:pPr>
+            <w:r>
+              <w:rPr>
+                <w:rFonts w:ascii="Arial" w:hAnsi="Arial"/>
+                <w:b/>
+                <w:i w:val="0"/>
+                <w:color w:val="1A1A2E"/>
+                <w:sz w:val="19"/>
+              </w:rPr>
+              <w:t xml:space="preserve">Our commitment.  </w:t>
+            </w:r>
+            <w:r>
+              <w:rPr>
+                <w:rFonts w:ascii="Arial" w:hAnsi="Arial"/>
+                <w:b w:val="0"/>
+                <w:i w:val="0"/>
+                <w:color w:val="2D2D2D"/>
+                <w:sz w:val="19"/>
+              </w:rPr>
+              <w:t>The pilot is month-to-month with no long lock-in. If it has not produced a usable pipeline and measurable AI-search movement by day 90, you are under no obligation to continue — and we will tell you honestly whether it is worth it. You carry the upside, not the risk.</w:t>
+            </w:r>
+          </w:p>
+        </w:tc>
+      </w:tr>
+    </w:tbl>
     <w:p>
       <w:pPr>
-        <w:pStyle w:val="Heading2"/>
+        <w:spacing w:after="140"/>
+      </w:pPr>
+    </w:p>
+    <w:p>
+      <w:pPr>
+        <w:spacing w:after="120"/>
+      </w:pPr>
+    </w:p>
+    <w:p>
+      <w:pPr>
+        <w:spacing w:after="120"/>
       </w:pPr>
       <w:r>
         <w:rPr>
@@ -17718,9 +21281,19 @@
           <w:b/>
           <w:i w:val="0"/>
           <w:color w:val="1A1A2E"/>
-          <w:sz w:val="25"/>
+          <w:sz w:val="21"/>
         </w:rPr>
-        <w:t>14.4  The ROI logic</w:t>
+        <w:t xml:space="preserve">How we keep the AI bill down.  </w:t>
+      </w:r>
+      <w:r>
+        <w:rPr>
+          <w:rFonts w:ascii="Arial" w:hAnsi="Arial"/>
+          <w:b w:val="0"/>
+          <w:i w:val="0"/>
+          <w:color w:val="2D2D2D"/>
+          <w:sz w:val="21"/>
+        </w:rPr>
+        <w:t>Won't running AI across content, lead gen, and credit cost a fortune in tokens?</w:t>
       </w:r>
     </w:p>
     <w:p>
@@ -17735,26 +21308,7 @@
           <w:color w:val="2D2D2D"/>
           <w:sz w:val="21"/>
         </w:rPr>
-        <w:t>We model ROI as method, not a promised multiple. A single new enterprise fleet account is worth $100K+ in annual revenue. The entire entry-phase program runs in the low thousands per month. The engine therefore only needs to help land a small number of incremental accounts per year — or retain a few at-risk ones, or free enough rep time to cover more territory — to return many times its cost. Closed-loop attribution (WebFX’s MarketingCloudFX today, plus Technijian’s lead-engine metrics) keeps that honest.</w:t>
-      </w:r>
-    </w:p>
-    <w:p>
-      <w:pPr>
-        <w:pStyle w:val="Heading1"/>
-        <w:spacing w:before="280"/>
-        <w:pBdr>
-          <w:bottom w:val="single" w:sz="12" w:space="3" w:color="F67D4B"/>
-        </w:pBdr>
-      </w:pPr>
-      <w:r>
-        <w:rPr>
-          <w:rFonts w:ascii="Arial" w:hAnsi="Arial"/>
-          <w:b/>
-          <w:i w:val="0"/>
-          <w:color w:val="006DB6"/>
-          <w:sz w:val="30"/>
-        </w:rPr>
-        <w:t>15.  Prioritized Roadmap</w:t>
+        <w:t>No — because we don't wire every task to one expensive model. Technijian's platform routes across roughly seven models, spanning three AI vendors and three capability tiers, and sends each sub-task to the cheapest model that can do it well: lightweight models handle high-volume work (enriching and scoring thousands of leads, classification, extraction), balanced models do the drafting and reasoning, and a frontier model is reserved for the ~5–10% that needs deep judgment (final brand voice, compliance-critical answers). Where quality is non-negotiable, three models peer-review the same output. The result is typically a 60–80% lower run cost than routing everything to one premium model, with no quality loss where it counts — for example, a blog is drafted by a low-cost model, tightened by a mid model, and given a final brand-and-accuracy pass by a frontier model, instead of one premium model doing all three at roughly triple the cost. It is the kind of AI-engineering depth a partner brings that wiring everything to one chatbot does not.</w:t>
       </w:r>
     </w:p>
     <w:p>
@@ -17769,7 +21323,7 @@
           <w:color w:val="1A1A2E"/>
           <w:sz w:val="25"/>
         </w:rPr>
-        <w:t>15.1  Immediate — within 30 days (quick technical wins + engine kickoff)</w:t>
+        <w:t>15.4  Land-and-expand — sequence the investment</w:t>
       </w:r>
     </w:p>
     <w:tbl>
@@ -17797,7 +21351,7 @@
         </w:trPr>
         <w:tc>
           <w:tcPr>
-            <w:tcW w:type="dxa" w:w="5017"/>
+            <w:tcW w:type="dxa" w:w="2123"/>
             <w:shd w:val="clear" w:color="auto" w:fill="006DB6"/>
             <w:vAlign w:val="center"/>
             <w:tcMar>
@@ -17823,13 +21377,13 @@
                 <w:color w:val="FFFFFF"/>
                 <w:sz w:val="18"/>
               </w:rPr>
-              <w:t>Action</w:t>
-            </w:r>
-          </w:p>
-        </w:tc>
-        <w:tc>
-          <w:tcPr>
-            <w:tcW w:type="dxa" w:w="2316"/>
+              <w:t>Phase</w:t>
+            </w:r>
+          </w:p>
+        </w:tc>
+        <w:tc>
+          <w:tcPr>
+            <w:tcW w:type="dxa" w:w="5403"/>
             <w:shd w:val="clear" w:color="auto" w:fill="006DB6"/>
             <w:vAlign w:val="center"/>
             <w:tcMar>
@@ -17855,13 +21409,13 @@
                 <w:color w:val="FFFFFF"/>
                 <w:sz w:val="18"/>
               </w:rPr>
-              <w:t>Owner</w:t>
-            </w:r>
-          </w:p>
-        </w:tc>
-        <w:tc>
-          <w:tcPr>
-            <w:tcW w:type="dxa" w:w="2316"/>
+              <w:t>What</w:t>
+            </w:r>
+          </w:p>
+        </w:tc>
+        <w:tc>
+          <w:tcPr>
+            <w:tcW w:type="dxa" w:w="2123"/>
             <w:shd w:val="clear" w:color="auto" w:fill="006DB6"/>
             <w:vAlign w:val="center"/>
             <w:tcMar>
@@ -17887,7 +21441,7 @@
                 <w:color w:val="FFFFFF"/>
                 <w:sz w:val="18"/>
               </w:rPr>
-              <w:t>Type</w:t>
+              <w:t>Approx. economics</w:t>
             </w:r>
           </w:p>
         </w:tc>
@@ -17898,7 +21452,7 @@
         </w:trPr>
         <w:tc>
           <w:tcPr>
-            <w:tcW w:type="dxa" w:w="5017"/>
+            <w:tcW w:type="dxa" w:w="2123"/>
             <w:shd w:val="clear" w:color="auto" w:fill="F4F6F8"/>
             <w:vAlign w:val="center"/>
             <w:tcMar>
@@ -17924,13 +21478,13 @@
                 <w:color w:val="2D2D2D"/>
                 <w:sz w:val="18"/>
               </w:rPr>
-              <w:t>Enable HTTP/2 on Nginx</w:t>
-            </w:r>
-          </w:p>
-        </w:tc>
-        <w:tc>
-          <w:tcPr>
-            <w:tcW w:type="dxa" w:w="2316"/>
+              <w:t>Entry (now)</w:t>
+            </w:r>
+          </w:p>
+        </w:tc>
+        <w:tc>
+          <w:tcPr>
+            <w:tcW w:type="dxa" w:w="5403"/>
             <w:shd w:val="clear" w:color="auto" w:fill="F4F6F8"/>
             <w:vAlign w:val="center"/>
             <w:tcMar>
@@ -17956,14 +21510,14 @@
                 <w:color w:val="2D2D2D"/>
                 <w:sz w:val="18"/>
               </w:rPr>
-              <w:t>Technijian</w:t>
-            </w:r>
-          </w:p>
-        </w:tc>
-        <w:tc>
-          <w:tcPr>
-            <w:tcW w:type="dxa" w:w="2316"/>
-            <w:shd w:val="clear" w:color="auto" w:fill="1E8E3E"/>
+              <w:t>The 90-Day AI Lead-Gen Pilot above — AI outbound + AI-search quick wins on the current setup</w:t>
+            </w:r>
+          </w:p>
+        </w:tc>
+        <w:tc>
+          <w:tcPr>
+            <w:tcW w:type="dxa" w:w="2123"/>
+            <w:shd w:val="clear" w:color="auto" w:fill="F4F6F8"/>
             <w:vAlign w:val="center"/>
             <w:tcMar>
               <w:top w:w="40" w:type="dxa"/>
@@ -17985,10 +21539,10 @@
                 <w:rFonts w:ascii="Arial" w:hAnsi="Arial"/>
                 <w:b w:val="0"/>
                 <w:i w:val="0"/>
-                <w:color w:val="FFFFFF"/>
+                <w:color w:val="2D2D2D"/>
                 <w:sz w:val="18"/>
               </w:rPr>
-              <w:t>QUICK WIN</w:t>
+              <w:t>Published recurring rates</w:t>
             </w:r>
           </w:p>
         </w:tc>
@@ -17999,7 +21553,7 @@
         </w:trPr>
         <w:tc>
           <w:tcPr>
-            <w:tcW w:type="dxa" w:w="5017"/>
+            <w:tcW w:type="dxa" w:w="2123"/>
             <w:shd w:val="clear" w:color="auto" w:fill="FFFFFF"/>
             <w:vAlign w:val="center"/>
             <w:tcMar>
@@ -18025,13 +21579,13 @@
                 <w:color w:val="2D2D2D"/>
                 <w:sz w:val="18"/>
               </w:rPr>
-              <w:t>Implement SPF DNS record</w:t>
-            </w:r>
-          </w:p>
-        </w:tc>
-        <w:tc>
-          <w:tcPr>
-            <w:tcW w:type="dxa" w:w="2316"/>
+              <w:t>Expansion</w:t>
+            </w:r>
+          </w:p>
+        </w:tc>
+        <w:tc>
+          <w:tcPr>
+            <w:tcW w:type="dxa" w:w="5403"/>
             <w:shd w:val="clear" w:color="auto" w:fill="FFFFFF"/>
             <w:vAlign w:val="center"/>
             <w:tcMar>
@@ -18057,14 +21611,14 @@
                 <w:color w:val="2D2D2D"/>
                 <w:sz w:val="18"/>
               </w:rPr>
-              <w:t>Technijian</w:t>
-            </w:r>
-          </w:p>
-        </w:tc>
-        <w:tc>
-          <w:tcPr>
-            <w:tcW w:type="dxa" w:w="2316"/>
-            <w:shd w:val="clear" w:color="auto" w:fill="CC0000"/>
+              <w:t>AI-ready website rebuild (already budgeted) + Salesforce/credit AI + full content factory</w:t>
+            </w:r>
+          </w:p>
+        </w:tc>
+        <w:tc>
+          <w:tcPr>
+            <w:tcW w:type="dxa" w:w="2123"/>
+            <w:shd w:val="clear" w:color="auto" w:fill="FFFFFF"/>
             <w:vAlign w:val="center"/>
             <w:tcMar>
               <w:top w:w="40" w:type="dxa"/>
@@ -18086,10 +21640,10 @@
                 <w:rFonts w:ascii="Arial" w:hAnsi="Arial"/>
                 <w:b w:val="0"/>
                 <w:i w:val="0"/>
-                <w:color w:val="FFFFFF"/>
+                <w:color w:val="2D2D2D"/>
                 <w:sz w:val="18"/>
               </w:rPr>
-              <w:t>URGENT</w:t>
+              <w:t>Scoped at discovery (My Dev/My AI)</w:t>
             </w:r>
           </w:p>
         </w:tc>
@@ -18100,7 +21654,7 @@
         </w:trPr>
         <w:tc>
           <w:tcPr>
-            <w:tcW w:type="dxa" w:w="5017"/>
+            <w:tcW w:type="dxa" w:w="2123"/>
             <w:shd w:val="clear" w:color="auto" w:fill="F4F6F8"/>
             <w:vAlign w:val="center"/>
             <w:tcMar>
@@ -18126,13 +21680,13 @@
                 <w:color w:val="2D2D2D"/>
                 <w:sz w:val="18"/>
               </w:rPr>
-              <w:t>Create /llms.txt</w:t>
-            </w:r>
-          </w:p>
-        </w:tc>
-        <w:tc>
-          <w:tcPr>
-            <w:tcW w:type="dxa" w:w="2316"/>
+              <w:t>Consolidate (optional)</w:t>
+            </w:r>
+          </w:p>
+        </w:tc>
+        <w:tc>
+          <w:tcPr>
+            <w:tcW w:type="dxa" w:w="5403"/>
             <w:shd w:val="clear" w:color="auto" w:fill="F4F6F8"/>
             <w:vAlign w:val="center"/>
             <w:tcMar>
@@ -18158,14 +21712,14 @@
                 <w:color w:val="2D2D2D"/>
                 <w:sz w:val="18"/>
               </w:rPr>
-              <w:t>Technijian</w:t>
-            </w:r>
-          </w:p>
-        </w:tc>
-        <w:tc>
-          <w:tcPr>
-            <w:tcW w:type="dxa" w:w="2316"/>
-            <w:shd w:val="clear" w:color="auto" w:fill="1E8E3E"/>
+              <w:t>Move SEO/site to Technijian fixed-fee My SEO once the engine proves out</w:t>
+            </w:r>
+          </w:p>
+        </w:tc>
+        <w:tc>
+          <w:tcPr>
+            <w:tcW w:type="dxa" w:w="2123"/>
+            <w:shd w:val="clear" w:color="auto" w:fill="F4F6F8"/>
             <w:vAlign w:val="center"/>
             <w:tcMar>
               <w:top w:w="40" w:type="dxa"/>
@@ -18186,314 +21740,11 @@
               <w:rPr>
                 <w:rFonts w:ascii="Arial" w:hAnsi="Arial"/>
                 <w:b w:val="0"/>
-                <w:i w:val="0"/>
-                <w:color w:val="FFFFFF"/>
-                <w:sz w:val="18"/>
-              </w:rPr>
-              <w:t>QUICK WIN</w:t>
-            </w:r>
-          </w:p>
-        </w:tc>
-      </w:tr>
-      <w:tr>
-        <w:trPr>
-          <w:cantSplit w:val="true"/>
-        </w:trPr>
-        <w:tc>
-          <w:tcPr>
-            <w:tcW w:type="dxa" w:w="5017"/>
-            <w:shd w:val="clear" w:color="auto" w:fill="FFFFFF"/>
-            <w:vAlign w:val="center"/>
-            <w:tcMar>
-              <w:top w:w="40" w:type="dxa"/>
-              <w:bottom w:w="40" w:type="dxa"/>
-              <w:left w:w="90" w:type="dxa"/>
-              <w:right w:w="90" w:type="dxa"/>
-            </w:tcMar>
-            <w:tcBorders>
-              <w:bottom w:val="single" w:sz="2" w:space="0" w:color="E9ECEF"/>
-            </w:tcBorders>
-          </w:tcPr>
-          <w:p>
-            <w:pPr>
-              <w:spacing w:after="20" w:before="20" w:line="259" w:lineRule="auto"/>
-            </w:pPr>
-            <w:r/>
-            <w:r>
-              <w:rPr>
-                <w:rFonts w:ascii="Arial" w:hAnsi="Arial"/>
-                <w:b/>
                 <w:i w:val="0"/>
                 <w:color w:val="2D2D2D"/>
                 <w:sz w:val="18"/>
               </w:rPr>
-              <w:t>Fix duplicate H1 + missing alt text</w:t>
-            </w:r>
-          </w:p>
-        </w:tc>
-        <w:tc>
-          <w:tcPr>
-            <w:tcW w:type="dxa" w:w="2316"/>
-            <w:shd w:val="clear" w:color="auto" w:fill="FFFFFF"/>
-            <w:vAlign w:val="center"/>
-            <w:tcMar>
-              <w:top w:w="40" w:type="dxa"/>
-              <w:bottom w:w="40" w:type="dxa"/>
-              <w:left w:w="90" w:type="dxa"/>
-              <w:right w:w="90" w:type="dxa"/>
-            </w:tcMar>
-            <w:tcBorders>
-              <w:bottom w:val="single" w:sz="2" w:space="0" w:color="E9ECEF"/>
-            </w:tcBorders>
-          </w:tcPr>
-          <w:p>
-            <w:pPr>
-              <w:spacing w:after="20" w:before="20" w:line="259" w:lineRule="auto"/>
-            </w:pPr>
-            <w:r/>
-            <w:r>
-              <w:rPr>
-                <w:rFonts w:ascii="Arial" w:hAnsi="Arial"/>
-                <w:b w:val="0"/>
-                <w:i w:val="0"/>
-                <w:color w:val="2D2D2D"/>
-                <w:sz w:val="18"/>
-              </w:rPr>
-              <w:t>WebFX/Dev</w:t>
-            </w:r>
-          </w:p>
-        </w:tc>
-        <w:tc>
-          <w:tcPr>
-            <w:tcW w:type="dxa" w:w="2316"/>
-            <w:shd w:val="clear" w:color="auto" w:fill="1E8E3E"/>
-            <w:vAlign w:val="center"/>
-            <w:tcMar>
-              <w:top w:w="40" w:type="dxa"/>
-              <w:bottom w:w="40" w:type="dxa"/>
-              <w:left w:w="90" w:type="dxa"/>
-              <w:right w:w="90" w:type="dxa"/>
-            </w:tcMar>
-            <w:tcBorders>
-              <w:bottom w:val="single" w:sz="2" w:space="0" w:color="E9ECEF"/>
-            </w:tcBorders>
-          </w:tcPr>
-          <w:p>
-            <w:pPr>
-              <w:spacing w:after="20" w:before="20" w:line="259" w:lineRule="auto"/>
-            </w:pPr>
-            <w:r/>
-            <w:r>
-              <w:rPr>
-                <w:rFonts w:ascii="Arial" w:hAnsi="Arial"/>
-                <w:b w:val="0"/>
-                <w:i w:val="0"/>
-                <w:color w:val="FFFFFF"/>
-                <w:sz w:val="18"/>
-              </w:rPr>
-              <w:t>QUICK WIN</w:t>
-            </w:r>
-          </w:p>
-        </w:tc>
-      </w:tr>
-      <w:tr>
-        <w:trPr>
-          <w:cantSplit w:val="true"/>
-        </w:trPr>
-        <w:tc>
-          <w:tcPr>
-            <w:tcW w:type="dxa" w:w="5017"/>
-            <w:shd w:val="clear" w:color="auto" w:fill="F4F6F8"/>
-            <w:vAlign w:val="center"/>
-            <w:tcMar>
-              <w:top w:w="40" w:type="dxa"/>
-              <w:bottom w:w="40" w:type="dxa"/>
-              <w:left w:w="90" w:type="dxa"/>
-              <w:right w:w="90" w:type="dxa"/>
-            </w:tcMar>
-            <w:tcBorders>
-              <w:bottom w:val="single" w:sz="2" w:space="0" w:color="E9ECEF"/>
-            </w:tcBorders>
-          </w:tcPr>
-          <w:p>
-            <w:pPr>
-              <w:spacing w:after="20" w:before="20" w:line="259" w:lineRule="auto"/>
-            </w:pPr>
-            <w:r/>
-            <w:r>
-              <w:rPr>
-                <w:rFonts w:ascii="Arial" w:hAnsi="Arial"/>
-                <w:b/>
-                <w:i w:val="0"/>
-                <w:color w:val="2D2D2D"/>
-                <w:sz w:val="18"/>
-              </w:rPr>
-              <w:t>Replace plain-text email with form</w:t>
-            </w:r>
-          </w:p>
-        </w:tc>
-        <w:tc>
-          <w:tcPr>
-            <w:tcW w:type="dxa" w:w="2316"/>
-            <w:shd w:val="clear" w:color="auto" w:fill="F4F6F8"/>
-            <w:vAlign w:val="center"/>
-            <w:tcMar>
-              <w:top w:w="40" w:type="dxa"/>
-              <w:bottom w:w="40" w:type="dxa"/>
-              <w:left w:w="90" w:type="dxa"/>
-              <w:right w:w="90" w:type="dxa"/>
-            </w:tcMar>
-            <w:tcBorders>
-              <w:bottom w:val="single" w:sz="2" w:space="0" w:color="E9ECEF"/>
-            </w:tcBorders>
-          </w:tcPr>
-          <w:p>
-            <w:pPr>
-              <w:spacing w:after="20" w:before="20" w:line="259" w:lineRule="auto"/>
-            </w:pPr>
-            <w:r/>
-            <w:r>
-              <w:rPr>
-                <w:rFonts w:ascii="Arial" w:hAnsi="Arial"/>
-                <w:b w:val="0"/>
-                <w:i w:val="0"/>
-                <w:color w:val="2D2D2D"/>
-                <w:sz w:val="18"/>
-              </w:rPr>
-              <w:t>Technijian</w:t>
-            </w:r>
-          </w:p>
-        </w:tc>
-        <w:tc>
-          <w:tcPr>
-            <w:tcW w:type="dxa" w:w="2316"/>
-            <w:shd w:val="clear" w:color="auto" w:fill="1E8E3E"/>
-            <w:vAlign w:val="center"/>
-            <w:tcMar>
-              <w:top w:w="40" w:type="dxa"/>
-              <w:bottom w:w="40" w:type="dxa"/>
-              <w:left w:w="90" w:type="dxa"/>
-              <w:right w:w="90" w:type="dxa"/>
-            </w:tcMar>
-            <w:tcBorders>
-              <w:bottom w:val="single" w:sz="2" w:space="0" w:color="E9ECEF"/>
-            </w:tcBorders>
-          </w:tcPr>
-          <w:p>
-            <w:pPr>
-              <w:spacing w:after="20" w:before="20" w:line="259" w:lineRule="auto"/>
-            </w:pPr>
-            <w:r/>
-            <w:r>
-              <w:rPr>
-                <w:rFonts w:ascii="Arial" w:hAnsi="Arial"/>
-                <w:b w:val="0"/>
-                <w:i w:val="0"/>
-                <w:color w:val="FFFFFF"/>
-                <w:sz w:val="18"/>
-              </w:rPr>
-              <w:t>QUICK WIN</w:t>
-            </w:r>
-          </w:p>
-        </w:tc>
-      </w:tr>
-      <w:tr>
-        <w:trPr>
-          <w:cantSplit w:val="true"/>
-        </w:trPr>
-        <w:tc>
-          <w:tcPr>
-            <w:tcW w:type="dxa" w:w="5017"/>
-            <w:shd w:val="clear" w:color="auto" w:fill="FFFFFF"/>
-            <w:vAlign w:val="center"/>
-            <w:tcMar>
-              <w:top w:w="40" w:type="dxa"/>
-              <w:bottom w:w="40" w:type="dxa"/>
-              <w:left w:w="90" w:type="dxa"/>
-              <w:right w:w="90" w:type="dxa"/>
-            </w:tcMar>
-            <w:tcBorders>
-              <w:bottom w:val="single" w:sz="2" w:space="0" w:color="E9ECEF"/>
-            </w:tcBorders>
-          </w:tcPr>
-          <w:p>
-            <w:pPr>
-              <w:spacing w:after="20" w:before="20" w:line="259" w:lineRule="auto"/>
-            </w:pPr>
-            <w:r/>
-            <w:r>
-              <w:rPr>
-                <w:rFonts w:ascii="Arial" w:hAnsi="Arial"/>
-                <w:b/>
-                <w:i w:val="0"/>
-                <w:color w:val="2D2D2D"/>
-                <w:sz w:val="18"/>
-              </w:rPr>
-              <w:t>Stand up My AI Lead Gen pilot (1 vertical)</w:t>
-            </w:r>
-          </w:p>
-        </w:tc>
-        <w:tc>
-          <w:tcPr>
-            <w:tcW w:type="dxa" w:w="2316"/>
-            <w:shd w:val="clear" w:color="auto" w:fill="FFFFFF"/>
-            <w:vAlign w:val="center"/>
-            <w:tcMar>
-              <w:top w:w="40" w:type="dxa"/>
-              <w:bottom w:w="40" w:type="dxa"/>
-              <w:left w:w="90" w:type="dxa"/>
-              <w:right w:w="90" w:type="dxa"/>
-            </w:tcMar>
-            <w:tcBorders>
-              <w:bottom w:val="single" w:sz="2" w:space="0" w:color="E9ECEF"/>
-            </w:tcBorders>
-          </w:tcPr>
-          <w:p>
-            <w:pPr>
-              <w:spacing w:after="20" w:before="20" w:line="259" w:lineRule="auto"/>
-            </w:pPr>
-            <w:r/>
-            <w:r>
-              <w:rPr>
-                <w:rFonts w:ascii="Arial" w:hAnsi="Arial"/>
-                <w:b w:val="0"/>
-                <w:i w:val="0"/>
-                <w:color w:val="2D2D2D"/>
-                <w:sz w:val="18"/>
-              </w:rPr>
-              <w:t>Technijian</w:t>
-            </w:r>
-          </w:p>
-        </w:tc>
-        <w:tc>
-          <w:tcPr>
-            <w:tcW w:type="dxa" w:w="2316"/>
-            <w:shd w:val="clear" w:color="auto" w:fill="1EAAC8"/>
-            <w:vAlign w:val="center"/>
-            <w:tcMar>
-              <w:top w:w="40" w:type="dxa"/>
-              <w:bottom w:w="40" w:type="dxa"/>
-              <w:left w:w="90" w:type="dxa"/>
-              <w:right w:w="90" w:type="dxa"/>
-            </w:tcMar>
-            <w:tcBorders>
-              <w:bottom w:val="single" w:sz="2" w:space="0" w:color="E9ECEF"/>
-            </w:tcBorders>
-          </w:tcPr>
-          <w:p>
-            <w:pPr>
-              <w:spacing w:after="20" w:before="20" w:line="259" w:lineRule="auto"/>
-            </w:pPr>
-            <w:r/>
-            <w:r>
-              <w:rPr>
-                <w:rFonts w:ascii="Arial" w:hAnsi="Arial"/>
-                <w:b w:val="0"/>
-                <w:i w:val="0"/>
-                <w:color w:val="FFFFFF"/>
-                <w:sz w:val="18"/>
-              </w:rPr>
-              <w:t>NEW</w:t>
+              <w:t>Typically below enterprise-agency rates</w:t>
             </w:r>
           </w:p>
         </w:tc>
@@ -18516,7 +21767,151 @@
           <w:color w:val="1A1A2E"/>
           <w:sz w:val="25"/>
         </w:rPr>
-        <w:t>15.2  Build — 60–90 days (the engine + the rebuild)</w:t>
+        <w:t>15.5  The ROI logic</w:t>
+      </w:r>
+    </w:p>
+    <w:p>
+      <w:pPr>
+        <w:spacing w:after="120"/>
+      </w:pPr>
+      <w:r>
+        <w:rPr>
+          <w:rFonts w:ascii="Arial" w:hAnsi="Arial"/>
+          <w:b w:val="0"/>
+          <w:i w:val="0"/>
+          <w:color w:val="2D2D2D"/>
+          <w:sz w:val="21"/>
+        </w:rPr>
+        <w:t>We model ROI as method, not a promised multiple. A single new enterprise fleet account is worth $100K+ in annual revenue. The entire entry-phase program runs in the low thousands per month. The engine therefore only needs to help land a small number of incremental accounts per year — or retain a few at-risk ones, or free enough rep time to cover more territory — to return many times its cost. Closed-loop attribution (WebFX’s MarketingCloudFX today, plus Technijian’s lead-engine metrics) keeps that honest.</w:t>
+      </w:r>
+    </w:p>
+    <w:tbl>
+      <w:tblPr>
+        <w:tblW w:type="auto" w:w="0"/>
+        <w:jc w:val="center"/>
+        <w:tblLook w:firstColumn="1" w:firstRow="1" w:lastColumn="0" w:lastRow="0" w:noHBand="0" w:noVBand="1" w:val="04A0"/>
+      </w:tblPr>
+      <w:tblGrid>
+        <w:gridCol w:w="9648"/>
+      </w:tblGrid>
+      <w:tr>
+        <w:trPr>
+          <w:cantSplit w:val="true"/>
+        </w:trPr>
+        <w:tc>
+          <w:tcPr>
+            <w:tcW w:type="dxa" w:w="9648"/>
+            <w:shd w:val="clear" w:color="auto" w:fill="F4F6F8"/>
+            <w:tcBorders>
+              <w:top w:val="single" w:sz="4" w:space="0" w:color="E9ECEF"/>
+              <w:bottom w:val="single" w:sz="4" w:space="0" w:color="E9ECEF"/>
+              <w:right w:val="single" w:sz="4" w:space="0" w:color="E9ECEF"/>
+              <w:left w:val="single" w:sz="28" w:space="0" w:color="F67D4B"/>
+            </w:tcBorders>
+            <w:tcMar>
+              <w:top w:w="90" w:type="dxa"/>
+              <w:bottom w:w="90" w:type="dxa"/>
+              <w:left w:w="160" w:type="dxa"/>
+              <w:right w:w="140" w:type="dxa"/>
+            </w:tcMar>
+          </w:tcPr>
+          <w:p>
+            <w:pPr>
+              <w:spacing w:after="60"/>
+            </w:pPr>
+            <w:r/>
+            <w:r>
+              <w:rPr>
+                <w:rFonts w:ascii="Arial" w:hAnsi="Arial"/>
+                <w:b/>
+                <w:i w:val="0"/>
+                <w:color w:val="F67D4B"/>
+                <w:sz w:val="21"/>
+              </w:rPr>
+              <w:t>AI as a managed investment — not a leap of faith</w:t>
+            </w:r>
+          </w:p>
+          <w:p>
+            <w:pPr>
+              <w:spacing w:after="40" w:line="283" w:lineRule="auto"/>
+            </w:pPr>
+            <w:r>
+              <w:rPr>
+                <w:rFonts w:ascii="Arial" w:hAnsi="Arial"/>
+                <w:b w:val="0"/>
+                <w:i w:val="0"/>
+                <w:color w:val="2D2D2D"/>
+                <w:sz w:val="19"/>
+              </w:rPr>
+              <w:t>The reason most AI spend disappoints is not the technology — it is the lack of measurement. Industry research finds roughly 88% of companies use AI but only about 39% see a real profit impact; the difference is discipline, not budget.</w:t>
+            </w:r>
+          </w:p>
+          <w:p>
+            <w:pPr>
+              <w:spacing w:after="40" w:line="283" w:lineRule="auto"/>
+            </w:pPr>
+            <w:r>
+              <w:rPr>
+                <w:rFonts w:ascii="Arial" w:hAnsi="Arial"/>
+                <w:b/>
+                <w:i w:val="0"/>
+                <w:color w:val="1A1A2E"/>
+                <w:sz w:val="19"/>
+              </w:rPr>
+              <w:t xml:space="preserve">Stage-gated.  </w:t>
+            </w:r>
+            <w:r>
+              <w:rPr>
+                <w:rFonts w:ascii="Arial" w:hAnsi="Arial"/>
+                <w:b w:val="0"/>
+                <w:i w:val="0"/>
+                <w:color w:val="2D2D2D"/>
+                <w:sz w:val="19"/>
+              </w:rPr>
+              <w:t>Technijian runs every engagement against gates — adoption, then operational improvement, then financial benefit versus total cost. If a pilot does not clear its cost at the gate, we stop and re-scope. SC Fuels carries the upside, not blind risk — the same way Derek described Pilot proving its 27→3-day onboarding win before scaling it.</w:t>
+            </w:r>
+          </w:p>
+        </w:tc>
+      </w:tr>
+    </w:tbl>
+    <w:p>
+      <w:pPr>
+        <w:spacing w:after="140"/>
+      </w:pPr>
+    </w:p>
+    <w:p>
+      <w:pPr>
+        <w:pStyle w:val="Heading1"/>
+        <w:pageBreakBefore/>
+        <w:spacing w:before="0"/>
+        <w:pBdr>
+          <w:bottom w:val="single" w:sz="12" w:space="3" w:color="F67D4B"/>
+        </w:pBdr>
+      </w:pPr>
+      <w:r>
+        <w:rPr>
+          <w:rFonts w:ascii="Arial" w:hAnsi="Arial"/>
+          <w:b/>
+          <w:i w:val="0"/>
+          <w:color w:val="006DB6"/>
+          <w:sz w:val="30"/>
+        </w:rPr>
+        <w:t>16.  Prioritized Roadmap</w:t>
+      </w:r>
+    </w:p>
+    <w:p>
+      <w:pPr>
+        <w:pStyle w:val="Heading2"/>
+      </w:pPr>
+      <w:r>
+        <w:rPr>
+          <w:rFonts w:ascii="Arial" w:hAnsi="Arial"/>
+          <w:b/>
+          <w:i w:val="0"/>
+          <w:color w:val="1A1A2E"/>
+          <w:sz w:val="25"/>
+        </w:rPr>
+        <w:t>16.1  Immediate — within 30 days (quick technical wins + engine kickoff)</w:t>
       </w:r>
     </w:p>
     <w:tbl>
@@ -18671,7 +22066,7 @@
                 <w:color w:val="2D2D2D"/>
                 <w:sz w:val="18"/>
               </w:rPr>
-              <w:t>JS-render audit + static-HTML migration (GEO core)</w:t>
+              <w:t>Enable HTTP/2 on Nginx</w:t>
             </w:r>
           </w:p>
         </w:tc>
@@ -18710,7 +22105,7 @@
         <w:tc>
           <w:tcPr>
             <w:tcW w:type="dxa" w:w="2316"/>
-            <w:shd w:val="clear" w:color="auto" w:fill="006DB6"/>
+            <w:shd w:val="clear" w:color="auto" w:fill="1E8E3E"/>
             <w:vAlign w:val="center"/>
             <w:tcMar>
               <w:top w:w="40" w:type="dxa"/>
@@ -18735,7 +22130,7 @@
                 <w:color w:val="FFFFFF"/>
                 <w:sz w:val="18"/>
               </w:rPr>
-              <w:t>HIGH VALUE</w:t>
+              <w:t>QUICK WIN</w:t>
             </w:r>
           </w:p>
         </w:tc>
@@ -18772,7 +22167,7 @@
                 <w:color w:val="2D2D2D"/>
                 <w:sz w:val="18"/>
               </w:rPr>
-              <w:t>Brotli compression + WebP/CDN image pipeline</w:t>
+              <w:t>Implement SPF DNS record</w:t>
             </w:r>
           </w:p>
         </w:tc>
@@ -18811,7 +22206,7 @@
         <w:tc>
           <w:tcPr>
             <w:tcW w:type="dxa" w:w="2316"/>
-            <w:shd w:val="clear" w:color="auto" w:fill="006DB6"/>
+            <w:shd w:val="clear" w:color="auto" w:fill="CC0000"/>
             <w:vAlign w:val="center"/>
             <w:tcMar>
               <w:top w:w="40" w:type="dxa"/>
@@ -18836,7 +22231,7 @@
                 <w:color w:val="FFFFFF"/>
                 <w:sz w:val="18"/>
               </w:rPr>
-              <w:t>HIGH VALUE</w:t>
+              <w:t>URGENT</w:t>
             </w:r>
           </w:p>
         </w:tc>
@@ -18873,7 +22268,7 @@
                 <w:color w:val="2D2D2D"/>
                 <w:sz w:val="18"/>
               </w:rPr>
-              <w:t>Local Business schema + address in static HTML</w:t>
+              <w:t>Create /llms.txt</w:t>
             </w:r>
           </w:p>
         </w:tc>
@@ -18905,14 +22300,14 @@
                 <w:color w:val="2D2D2D"/>
                 <w:sz w:val="18"/>
               </w:rPr>
-              <w:t>WebFX/Dev</w:t>
+              <w:t>Technijian</w:t>
             </w:r>
           </w:p>
         </w:tc>
         <w:tc>
           <w:tcPr>
             <w:tcW w:type="dxa" w:w="2316"/>
-            <w:shd w:val="clear" w:color="auto" w:fill="006DB6"/>
+            <w:shd w:val="clear" w:color="auto" w:fill="1E8E3E"/>
             <w:vAlign w:val="center"/>
             <w:tcMar>
               <w:top w:w="40" w:type="dxa"/>
@@ -18937,7 +22332,7 @@
                 <w:color w:val="FFFFFF"/>
                 <w:sz w:val="18"/>
               </w:rPr>
-              <w:t>HIGH VALUE</w:t>
+              <w:t>QUICK WIN</w:t>
             </w:r>
           </w:p>
         </w:tc>
@@ -18974,7 +22369,7 @@
                 <w:color w:val="2D2D2D"/>
                 <w:sz w:val="18"/>
               </w:rPr>
-              <w:t>Expand PPC to 20–30 commercial keywords</w:t>
+              <w:t>Fix duplicate H1 + missing alt text</w:t>
             </w:r>
           </w:p>
         </w:tc>
@@ -19006,14 +22401,14 @@
                 <w:color w:val="2D2D2D"/>
                 <w:sz w:val="18"/>
               </w:rPr>
-              <w:t>Technijian/WebFX</w:t>
+              <w:t>WebFX/Dev</w:t>
             </w:r>
           </w:p>
         </w:tc>
         <w:tc>
           <w:tcPr>
             <w:tcW w:type="dxa" w:w="2316"/>
-            <w:shd w:val="clear" w:color="auto" w:fill="006DB6"/>
+            <w:shd w:val="clear" w:color="auto" w:fill="1E8E3E"/>
             <w:vAlign w:val="center"/>
             <w:tcMar>
               <w:top w:w="40" w:type="dxa"/>
@@ -19038,7 +22433,7 @@
                 <w:color w:val="FFFFFF"/>
                 <w:sz w:val="18"/>
               </w:rPr>
-              <w:t>HIGH VALUE</w:t>
+              <w:t>QUICK WIN</w:t>
             </w:r>
           </w:p>
         </w:tc>
@@ -19075,7 +22470,7 @@
                 <w:color w:val="2D2D2D"/>
                 <w:sz w:val="18"/>
               </w:rPr>
-              <w:t>Content + social factory live (blog→video→social)</w:t>
+              <w:t>Replace plain-text email with form</w:t>
             </w:r>
           </w:p>
         </w:tc>
@@ -19114,7 +22509,7 @@
         <w:tc>
           <w:tcPr>
             <w:tcW w:type="dxa" w:w="2316"/>
-            <w:shd w:val="clear" w:color="auto" w:fill="1EAAC8"/>
+            <w:shd w:val="clear" w:color="auto" w:fill="1E8E3E"/>
             <w:vAlign w:val="center"/>
             <w:tcMar>
               <w:top w:w="40" w:type="dxa"/>
@@ -19139,7 +22534,7 @@
                 <w:color w:val="FFFFFF"/>
                 <w:sz w:val="18"/>
               </w:rPr>
-              <w:t>NEW</w:t>
+              <w:t>QUICK WIN</w:t>
             </w:r>
           </w:p>
         </w:tc>
@@ -19176,7 +22571,7 @@
                 <w:color w:val="2D2D2D"/>
                 <w:sz w:val="18"/>
               </w:rPr>
-              <w:t>Begin AI-ready website rebuild</w:t>
+              <w:t>Stand up My AI Lead Gen pilot (1 vertical)</w:t>
             </w:r>
           </w:p>
         </w:tc>
@@ -19208,14 +22603,14 @@
                 <w:color w:val="2D2D2D"/>
                 <w:sz w:val="18"/>
               </w:rPr>
-              <w:t>Technijian/Dev</w:t>
+              <w:t>Technijian</w:t>
             </w:r>
           </w:p>
         </w:tc>
         <w:tc>
           <w:tcPr>
             <w:tcW w:type="dxa" w:w="2316"/>
-            <w:shd w:val="clear" w:color="auto" w:fill="006DB6"/>
+            <w:shd w:val="clear" w:color="auto" w:fill="1EAAC8"/>
             <w:vAlign w:val="center"/>
             <w:tcMar>
               <w:top w:w="40" w:type="dxa"/>
@@ -19240,7 +22635,7 @@
                 <w:color w:val="FFFFFF"/>
                 <w:sz w:val="18"/>
               </w:rPr>
-              <w:t>STRATEGIC</w:t>
+              <w:t>NEW</w:t>
             </w:r>
           </w:p>
         </w:tc>
@@ -19263,7 +22658,7 @@
           <w:color w:val="1A1A2E"/>
           <w:sz w:val="25"/>
         </w:rPr>
-        <w:t>15.3  Scale — 3–6 months (internal AI + authority)</w:t>
+        <w:t>16.2  Build — 60–90 days (the engine + the rebuild)</w:t>
       </w:r>
     </w:p>
     <w:tbl>
@@ -19418,6 +22813,753 @@
                 <w:color w:val="2D2D2D"/>
                 <w:sz w:val="18"/>
               </w:rPr>
+              <w:t>JS-render audit + static-HTML migration (GEO core)</w:t>
+            </w:r>
+          </w:p>
+        </w:tc>
+        <w:tc>
+          <w:tcPr>
+            <w:tcW w:type="dxa" w:w="2316"/>
+            <w:shd w:val="clear" w:color="auto" w:fill="F4F6F8"/>
+            <w:vAlign w:val="center"/>
+            <w:tcMar>
+              <w:top w:w="40" w:type="dxa"/>
+              <w:bottom w:w="40" w:type="dxa"/>
+              <w:left w:w="90" w:type="dxa"/>
+              <w:right w:w="90" w:type="dxa"/>
+            </w:tcMar>
+            <w:tcBorders>
+              <w:bottom w:val="single" w:sz="2" w:space="0" w:color="E9ECEF"/>
+            </w:tcBorders>
+          </w:tcPr>
+          <w:p>
+            <w:pPr>
+              <w:spacing w:after="20" w:before="20" w:line="259" w:lineRule="auto"/>
+            </w:pPr>
+            <w:r/>
+            <w:r>
+              <w:rPr>
+                <w:rFonts w:ascii="Arial" w:hAnsi="Arial"/>
+                <w:b w:val="0"/>
+                <w:i w:val="0"/>
+                <w:color w:val="2D2D2D"/>
+                <w:sz w:val="18"/>
+              </w:rPr>
+              <w:t>Technijian</w:t>
+            </w:r>
+          </w:p>
+        </w:tc>
+        <w:tc>
+          <w:tcPr>
+            <w:tcW w:type="dxa" w:w="2316"/>
+            <w:shd w:val="clear" w:color="auto" w:fill="006DB6"/>
+            <w:vAlign w:val="center"/>
+            <w:tcMar>
+              <w:top w:w="40" w:type="dxa"/>
+              <w:bottom w:w="40" w:type="dxa"/>
+              <w:left w:w="90" w:type="dxa"/>
+              <w:right w:w="90" w:type="dxa"/>
+            </w:tcMar>
+            <w:tcBorders>
+              <w:bottom w:val="single" w:sz="2" w:space="0" w:color="E9ECEF"/>
+            </w:tcBorders>
+          </w:tcPr>
+          <w:p>
+            <w:pPr>
+              <w:spacing w:after="20" w:before="20" w:line="259" w:lineRule="auto"/>
+            </w:pPr>
+            <w:r/>
+            <w:r>
+              <w:rPr>
+                <w:rFonts w:ascii="Arial" w:hAnsi="Arial"/>
+                <w:b w:val="0"/>
+                <w:i w:val="0"/>
+                <w:color w:val="FFFFFF"/>
+                <w:sz w:val="18"/>
+              </w:rPr>
+              <w:t>HIGH VALUE</w:t>
+            </w:r>
+          </w:p>
+        </w:tc>
+      </w:tr>
+      <w:tr>
+        <w:trPr>
+          <w:cantSplit w:val="true"/>
+        </w:trPr>
+        <w:tc>
+          <w:tcPr>
+            <w:tcW w:type="dxa" w:w="5017"/>
+            <w:shd w:val="clear" w:color="auto" w:fill="FFFFFF"/>
+            <w:vAlign w:val="center"/>
+            <w:tcMar>
+              <w:top w:w="40" w:type="dxa"/>
+              <w:bottom w:w="40" w:type="dxa"/>
+              <w:left w:w="90" w:type="dxa"/>
+              <w:right w:w="90" w:type="dxa"/>
+            </w:tcMar>
+            <w:tcBorders>
+              <w:bottom w:val="single" w:sz="2" w:space="0" w:color="E9ECEF"/>
+            </w:tcBorders>
+          </w:tcPr>
+          <w:p>
+            <w:pPr>
+              <w:spacing w:after="20" w:before="20" w:line="259" w:lineRule="auto"/>
+            </w:pPr>
+            <w:r/>
+            <w:r>
+              <w:rPr>
+                <w:rFonts w:ascii="Arial" w:hAnsi="Arial"/>
+                <w:b/>
+                <w:i w:val="0"/>
+                <w:color w:val="2D2D2D"/>
+                <w:sz w:val="18"/>
+              </w:rPr>
+              <w:t>Brotli compression + WebP/CDN image pipeline</w:t>
+            </w:r>
+          </w:p>
+        </w:tc>
+        <w:tc>
+          <w:tcPr>
+            <w:tcW w:type="dxa" w:w="2316"/>
+            <w:shd w:val="clear" w:color="auto" w:fill="FFFFFF"/>
+            <w:vAlign w:val="center"/>
+            <w:tcMar>
+              <w:top w:w="40" w:type="dxa"/>
+              <w:bottom w:w="40" w:type="dxa"/>
+              <w:left w:w="90" w:type="dxa"/>
+              <w:right w:w="90" w:type="dxa"/>
+            </w:tcMar>
+            <w:tcBorders>
+              <w:bottom w:val="single" w:sz="2" w:space="0" w:color="E9ECEF"/>
+            </w:tcBorders>
+          </w:tcPr>
+          <w:p>
+            <w:pPr>
+              <w:spacing w:after="20" w:before="20" w:line="259" w:lineRule="auto"/>
+            </w:pPr>
+            <w:r/>
+            <w:r>
+              <w:rPr>
+                <w:rFonts w:ascii="Arial" w:hAnsi="Arial"/>
+                <w:b w:val="0"/>
+                <w:i w:val="0"/>
+                <w:color w:val="2D2D2D"/>
+                <w:sz w:val="18"/>
+              </w:rPr>
+              <w:t>Technijian</w:t>
+            </w:r>
+          </w:p>
+        </w:tc>
+        <w:tc>
+          <w:tcPr>
+            <w:tcW w:type="dxa" w:w="2316"/>
+            <w:shd w:val="clear" w:color="auto" w:fill="006DB6"/>
+            <w:vAlign w:val="center"/>
+            <w:tcMar>
+              <w:top w:w="40" w:type="dxa"/>
+              <w:bottom w:w="40" w:type="dxa"/>
+              <w:left w:w="90" w:type="dxa"/>
+              <w:right w:w="90" w:type="dxa"/>
+            </w:tcMar>
+            <w:tcBorders>
+              <w:bottom w:val="single" w:sz="2" w:space="0" w:color="E9ECEF"/>
+            </w:tcBorders>
+          </w:tcPr>
+          <w:p>
+            <w:pPr>
+              <w:spacing w:after="20" w:before="20" w:line="259" w:lineRule="auto"/>
+            </w:pPr>
+            <w:r/>
+            <w:r>
+              <w:rPr>
+                <w:rFonts w:ascii="Arial" w:hAnsi="Arial"/>
+                <w:b w:val="0"/>
+                <w:i w:val="0"/>
+                <w:color w:val="FFFFFF"/>
+                <w:sz w:val="18"/>
+              </w:rPr>
+              <w:t>HIGH VALUE</w:t>
+            </w:r>
+          </w:p>
+        </w:tc>
+      </w:tr>
+      <w:tr>
+        <w:trPr>
+          <w:cantSplit w:val="true"/>
+        </w:trPr>
+        <w:tc>
+          <w:tcPr>
+            <w:tcW w:type="dxa" w:w="5017"/>
+            <w:shd w:val="clear" w:color="auto" w:fill="F4F6F8"/>
+            <w:vAlign w:val="center"/>
+            <w:tcMar>
+              <w:top w:w="40" w:type="dxa"/>
+              <w:bottom w:w="40" w:type="dxa"/>
+              <w:left w:w="90" w:type="dxa"/>
+              <w:right w:w="90" w:type="dxa"/>
+            </w:tcMar>
+            <w:tcBorders>
+              <w:bottom w:val="single" w:sz="2" w:space="0" w:color="E9ECEF"/>
+            </w:tcBorders>
+          </w:tcPr>
+          <w:p>
+            <w:pPr>
+              <w:spacing w:after="20" w:before="20" w:line="259" w:lineRule="auto"/>
+            </w:pPr>
+            <w:r/>
+            <w:r>
+              <w:rPr>
+                <w:rFonts w:ascii="Arial" w:hAnsi="Arial"/>
+                <w:b/>
+                <w:i w:val="0"/>
+                <w:color w:val="2D2D2D"/>
+                <w:sz w:val="18"/>
+              </w:rPr>
+              <w:t>Local Business schema + address in static HTML</w:t>
+            </w:r>
+          </w:p>
+        </w:tc>
+        <w:tc>
+          <w:tcPr>
+            <w:tcW w:type="dxa" w:w="2316"/>
+            <w:shd w:val="clear" w:color="auto" w:fill="F4F6F8"/>
+            <w:vAlign w:val="center"/>
+            <w:tcMar>
+              <w:top w:w="40" w:type="dxa"/>
+              <w:bottom w:w="40" w:type="dxa"/>
+              <w:left w:w="90" w:type="dxa"/>
+              <w:right w:w="90" w:type="dxa"/>
+            </w:tcMar>
+            <w:tcBorders>
+              <w:bottom w:val="single" w:sz="2" w:space="0" w:color="E9ECEF"/>
+            </w:tcBorders>
+          </w:tcPr>
+          <w:p>
+            <w:pPr>
+              <w:spacing w:after="20" w:before="20" w:line="259" w:lineRule="auto"/>
+            </w:pPr>
+            <w:r/>
+            <w:r>
+              <w:rPr>
+                <w:rFonts w:ascii="Arial" w:hAnsi="Arial"/>
+                <w:b w:val="0"/>
+                <w:i w:val="0"/>
+                <w:color w:val="2D2D2D"/>
+                <w:sz w:val="18"/>
+              </w:rPr>
+              <w:t>WebFX/Dev</w:t>
+            </w:r>
+          </w:p>
+        </w:tc>
+        <w:tc>
+          <w:tcPr>
+            <w:tcW w:type="dxa" w:w="2316"/>
+            <w:shd w:val="clear" w:color="auto" w:fill="006DB6"/>
+            <w:vAlign w:val="center"/>
+            <w:tcMar>
+              <w:top w:w="40" w:type="dxa"/>
+              <w:bottom w:w="40" w:type="dxa"/>
+              <w:left w:w="90" w:type="dxa"/>
+              <w:right w:w="90" w:type="dxa"/>
+            </w:tcMar>
+            <w:tcBorders>
+              <w:bottom w:val="single" w:sz="2" w:space="0" w:color="E9ECEF"/>
+            </w:tcBorders>
+          </w:tcPr>
+          <w:p>
+            <w:pPr>
+              <w:spacing w:after="20" w:before="20" w:line="259" w:lineRule="auto"/>
+            </w:pPr>
+            <w:r/>
+            <w:r>
+              <w:rPr>
+                <w:rFonts w:ascii="Arial" w:hAnsi="Arial"/>
+                <w:b w:val="0"/>
+                <w:i w:val="0"/>
+                <w:color w:val="FFFFFF"/>
+                <w:sz w:val="18"/>
+              </w:rPr>
+              <w:t>HIGH VALUE</w:t>
+            </w:r>
+          </w:p>
+        </w:tc>
+      </w:tr>
+      <w:tr>
+        <w:trPr>
+          <w:cantSplit w:val="true"/>
+        </w:trPr>
+        <w:tc>
+          <w:tcPr>
+            <w:tcW w:type="dxa" w:w="5017"/>
+            <w:shd w:val="clear" w:color="auto" w:fill="FFFFFF"/>
+            <w:vAlign w:val="center"/>
+            <w:tcMar>
+              <w:top w:w="40" w:type="dxa"/>
+              <w:bottom w:w="40" w:type="dxa"/>
+              <w:left w:w="90" w:type="dxa"/>
+              <w:right w:w="90" w:type="dxa"/>
+            </w:tcMar>
+            <w:tcBorders>
+              <w:bottom w:val="single" w:sz="2" w:space="0" w:color="E9ECEF"/>
+            </w:tcBorders>
+          </w:tcPr>
+          <w:p>
+            <w:pPr>
+              <w:spacing w:after="20" w:before="20" w:line="259" w:lineRule="auto"/>
+            </w:pPr>
+            <w:r/>
+            <w:r>
+              <w:rPr>
+                <w:rFonts w:ascii="Arial" w:hAnsi="Arial"/>
+                <w:b/>
+                <w:i w:val="0"/>
+                <w:color w:val="2D2D2D"/>
+                <w:sz w:val="18"/>
+              </w:rPr>
+              <w:t>Expand PPC to 20–30 commercial keywords</w:t>
+            </w:r>
+          </w:p>
+        </w:tc>
+        <w:tc>
+          <w:tcPr>
+            <w:tcW w:type="dxa" w:w="2316"/>
+            <w:shd w:val="clear" w:color="auto" w:fill="FFFFFF"/>
+            <w:vAlign w:val="center"/>
+            <w:tcMar>
+              <w:top w:w="40" w:type="dxa"/>
+              <w:bottom w:w="40" w:type="dxa"/>
+              <w:left w:w="90" w:type="dxa"/>
+              <w:right w:w="90" w:type="dxa"/>
+            </w:tcMar>
+            <w:tcBorders>
+              <w:bottom w:val="single" w:sz="2" w:space="0" w:color="E9ECEF"/>
+            </w:tcBorders>
+          </w:tcPr>
+          <w:p>
+            <w:pPr>
+              <w:spacing w:after="20" w:before="20" w:line="259" w:lineRule="auto"/>
+            </w:pPr>
+            <w:r/>
+            <w:r>
+              <w:rPr>
+                <w:rFonts w:ascii="Arial" w:hAnsi="Arial"/>
+                <w:b w:val="0"/>
+                <w:i w:val="0"/>
+                <w:color w:val="2D2D2D"/>
+                <w:sz w:val="18"/>
+              </w:rPr>
+              <w:t>Technijian/WebFX</w:t>
+            </w:r>
+          </w:p>
+        </w:tc>
+        <w:tc>
+          <w:tcPr>
+            <w:tcW w:type="dxa" w:w="2316"/>
+            <w:shd w:val="clear" w:color="auto" w:fill="006DB6"/>
+            <w:vAlign w:val="center"/>
+            <w:tcMar>
+              <w:top w:w="40" w:type="dxa"/>
+              <w:bottom w:w="40" w:type="dxa"/>
+              <w:left w:w="90" w:type="dxa"/>
+              <w:right w:w="90" w:type="dxa"/>
+            </w:tcMar>
+            <w:tcBorders>
+              <w:bottom w:val="single" w:sz="2" w:space="0" w:color="E9ECEF"/>
+            </w:tcBorders>
+          </w:tcPr>
+          <w:p>
+            <w:pPr>
+              <w:spacing w:after="20" w:before="20" w:line="259" w:lineRule="auto"/>
+            </w:pPr>
+            <w:r/>
+            <w:r>
+              <w:rPr>
+                <w:rFonts w:ascii="Arial" w:hAnsi="Arial"/>
+                <w:b w:val="0"/>
+                <w:i w:val="0"/>
+                <w:color w:val="FFFFFF"/>
+                <w:sz w:val="18"/>
+              </w:rPr>
+              <w:t>HIGH VALUE</w:t>
+            </w:r>
+          </w:p>
+        </w:tc>
+      </w:tr>
+      <w:tr>
+        <w:trPr>
+          <w:cantSplit w:val="true"/>
+        </w:trPr>
+        <w:tc>
+          <w:tcPr>
+            <w:tcW w:type="dxa" w:w="5017"/>
+            <w:shd w:val="clear" w:color="auto" w:fill="F4F6F8"/>
+            <w:vAlign w:val="center"/>
+            <w:tcMar>
+              <w:top w:w="40" w:type="dxa"/>
+              <w:bottom w:w="40" w:type="dxa"/>
+              <w:left w:w="90" w:type="dxa"/>
+              <w:right w:w="90" w:type="dxa"/>
+            </w:tcMar>
+            <w:tcBorders>
+              <w:bottom w:val="single" w:sz="2" w:space="0" w:color="E9ECEF"/>
+            </w:tcBorders>
+          </w:tcPr>
+          <w:p>
+            <w:pPr>
+              <w:spacing w:after="20" w:before="20" w:line="259" w:lineRule="auto"/>
+            </w:pPr>
+            <w:r/>
+            <w:r>
+              <w:rPr>
+                <w:rFonts w:ascii="Arial" w:hAnsi="Arial"/>
+                <w:b/>
+                <w:i w:val="0"/>
+                <w:color w:val="2D2D2D"/>
+                <w:sz w:val="18"/>
+              </w:rPr>
+              <w:t>Content + social factory live (blog→video→social)</w:t>
+            </w:r>
+          </w:p>
+        </w:tc>
+        <w:tc>
+          <w:tcPr>
+            <w:tcW w:type="dxa" w:w="2316"/>
+            <w:shd w:val="clear" w:color="auto" w:fill="F4F6F8"/>
+            <w:vAlign w:val="center"/>
+            <w:tcMar>
+              <w:top w:w="40" w:type="dxa"/>
+              <w:bottom w:w="40" w:type="dxa"/>
+              <w:left w:w="90" w:type="dxa"/>
+              <w:right w:w="90" w:type="dxa"/>
+            </w:tcMar>
+            <w:tcBorders>
+              <w:bottom w:val="single" w:sz="2" w:space="0" w:color="E9ECEF"/>
+            </w:tcBorders>
+          </w:tcPr>
+          <w:p>
+            <w:pPr>
+              <w:spacing w:after="20" w:before="20" w:line="259" w:lineRule="auto"/>
+            </w:pPr>
+            <w:r/>
+            <w:r>
+              <w:rPr>
+                <w:rFonts w:ascii="Arial" w:hAnsi="Arial"/>
+                <w:b w:val="0"/>
+                <w:i w:val="0"/>
+                <w:color w:val="2D2D2D"/>
+                <w:sz w:val="18"/>
+              </w:rPr>
+              <w:t>Technijian</w:t>
+            </w:r>
+          </w:p>
+        </w:tc>
+        <w:tc>
+          <w:tcPr>
+            <w:tcW w:type="dxa" w:w="2316"/>
+            <w:shd w:val="clear" w:color="auto" w:fill="1EAAC8"/>
+            <w:vAlign w:val="center"/>
+            <w:tcMar>
+              <w:top w:w="40" w:type="dxa"/>
+              <w:bottom w:w="40" w:type="dxa"/>
+              <w:left w:w="90" w:type="dxa"/>
+              <w:right w:w="90" w:type="dxa"/>
+            </w:tcMar>
+            <w:tcBorders>
+              <w:bottom w:val="single" w:sz="2" w:space="0" w:color="E9ECEF"/>
+            </w:tcBorders>
+          </w:tcPr>
+          <w:p>
+            <w:pPr>
+              <w:spacing w:after="20" w:before="20" w:line="259" w:lineRule="auto"/>
+            </w:pPr>
+            <w:r/>
+            <w:r>
+              <w:rPr>
+                <w:rFonts w:ascii="Arial" w:hAnsi="Arial"/>
+                <w:b w:val="0"/>
+                <w:i w:val="0"/>
+                <w:color w:val="FFFFFF"/>
+                <w:sz w:val="18"/>
+              </w:rPr>
+              <w:t>NEW</w:t>
+            </w:r>
+          </w:p>
+        </w:tc>
+      </w:tr>
+      <w:tr>
+        <w:trPr>
+          <w:cantSplit w:val="true"/>
+        </w:trPr>
+        <w:tc>
+          <w:tcPr>
+            <w:tcW w:type="dxa" w:w="5017"/>
+            <w:shd w:val="clear" w:color="auto" w:fill="FFFFFF"/>
+            <w:vAlign w:val="center"/>
+            <w:tcMar>
+              <w:top w:w="40" w:type="dxa"/>
+              <w:bottom w:w="40" w:type="dxa"/>
+              <w:left w:w="90" w:type="dxa"/>
+              <w:right w:w="90" w:type="dxa"/>
+            </w:tcMar>
+            <w:tcBorders>
+              <w:bottom w:val="single" w:sz="2" w:space="0" w:color="E9ECEF"/>
+            </w:tcBorders>
+          </w:tcPr>
+          <w:p>
+            <w:pPr>
+              <w:spacing w:after="20" w:before="20" w:line="259" w:lineRule="auto"/>
+            </w:pPr>
+            <w:r/>
+            <w:r>
+              <w:rPr>
+                <w:rFonts w:ascii="Arial" w:hAnsi="Arial"/>
+                <w:b/>
+                <w:i w:val="0"/>
+                <w:color w:val="2D2D2D"/>
+                <w:sz w:val="18"/>
+              </w:rPr>
+              <w:t>Begin AI-ready website rebuild</w:t>
+            </w:r>
+          </w:p>
+        </w:tc>
+        <w:tc>
+          <w:tcPr>
+            <w:tcW w:type="dxa" w:w="2316"/>
+            <w:shd w:val="clear" w:color="auto" w:fill="FFFFFF"/>
+            <w:vAlign w:val="center"/>
+            <w:tcMar>
+              <w:top w:w="40" w:type="dxa"/>
+              <w:bottom w:w="40" w:type="dxa"/>
+              <w:left w:w="90" w:type="dxa"/>
+              <w:right w:w="90" w:type="dxa"/>
+            </w:tcMar>
+            <w:tcBorders>
+              <w:bottom w:val="single" w:sz="2" w:space="0" w:color="E9ECEF"/>
+            </w:tcBorders>
+          </w:tcPr>
+          <w:p>
+            <w:pPr>
+              <w:spacing w:after="20" w:before="20" w:line="259" w:lineRule="auto"/>
+            </w:pPr>
+            <w:r/>
+            <w:r>
+              <w:rPr>
+                <w:rFonts w:ascii="Arial" w:hAnsi="Arial"/>
+                <w:b w:val="0"/>
+                <w:i w:val="0"/>
+                <w:color w:val="2D2D2D"/>
+                <w:sz w:val="18"/>
+              </w:rPr>
+              <w:t>Technijian/Dev</w:t>
+            </w:r>
+          </w:p>
+        </w:tc>
+        <w:tc>
+          <w:tcPr>
+            <w:tcW w:type="dxa" w:w="2316"/>
+            <w:shd w:val="clear" w:color="auto" w:fill="006DB6"/>
+            <w:vAlign w:val="center"/>
+            <w:tcMar>
+              <w:top w:w="40" w:type="dxa"/>
+              <w:bottom w:w="40" w:type="dxa"/>
+              <w:left w:w="90" w:type="dxa"/>
+              <w:right w:w="90" w:type="dxa"/>
+            </w:tcMar>
+            <w:tcBorders>
+              <w:bottom w:val="single" w:sz="2" w:space="0" w:color="E9ECEF"/>
+            </w:tcBorders>
+          </w:tcPr>
+          <w:p>
+            <w:pPr>
+              <w:spacing w:after="20" w:before="20" w:line="259" w:lineRule="auto"/>
+            </w:pPr>
+            <w:r/>
+            <w:r>
+              <w:rPr>
+                <w:rFonts w:ascii="Arial" w:hAnsi="Arial"/>
+                <w:b w:val="0"/>
+                <w:i w:val="0"/>
+                <w:color w:val="FFFFFF"/>
+                <w:sz w:val="18"/>
+              </w:rPr>
+              <w:t>STRATEGIC</w:t>
+            </w:r>
+          </w:p>
+        </w:tc>
+      </w:tr>
+    </w:tbl>
+    <w:p>
+      <w:pPr>
+        <w:spacing w:after="120"/>
+      </w:pPr>
+    </w:p>
+    <w:p>
+      <w:pPr>
+        <w:pStyle w:val="Heading2"/>
+      </w:pPr>
+      <w:r>
+        <w:rPr>
+          <w:rFonts w:ascii="Arial" w:hAnsi="Arial"/>
+          <w:b/>
+          <w:i w:val="0"/>
+          <w:color w:val="1A1A2E"/>
+          <w:sz w:val="25"/>
+        </w:rPr>
+        <w:t>16.3  Scale — 3–6 months (internal AI + authority)</w:t>
+      </w:r>
+    </w:p>
+    <w:tbl>
+      <w:tblPr>
+        <w:tblW w:type="auto" w:w="0"/>
+        <w:jc w:val="center"/>
+        <w:tblLook w:firstColumn="1" w:firstRow="1" w:lastColumn="0" w:lastRow="0" w:noHBand="0" w:noVBand="1" w:val="04A0"/>
+        <w:tblBorders>
+          <w:top w:val="none" w:sz="0" w:space="0" w:color="auto"/>
+          <w:left w:val="none" w:sz="0" w:space="0" w:color="auto"/>
+          <w:bottom w:val="none" w:sz="0" w:space="0" w:color="auto"/>
+          <w:right w:val="none" w:sz="0" w:space="0" w:color="auto"/>
+          <w:insideH w:val="none" w:sz="0" w:space="0" w:color="auto"/>
+          <w:insideV w:val="none" w:sz="0" w:space="0" w:color="auto"/>
+        </w:tblBorders>
+      </w:tblPr>
+      <w:tblGrid>
+        <w:gridCol w:w="3216"/>
+        <w:gridCol w:w="3216"/>
+        <w:gridCol w:w="3216"/>
+      </w:tblGrid>
+      <w:tr>
+        <w:trPr>
+          <w:cantSplit w:val="true"/>
+        </w:trPr>
+        <w:tc>
+          <w:tcPr>
+            <w:tcW w:type="dxa" w:w="5017"/>
+            <w:shd w:val="clear" w:color="auto" w:fill="006DB6"/>
+            <w:vAlign w:val="center"/>
+            <w:tcMar>
+              <w:top w:w="40" w:type="dxa"/>
+              <w:bottom w:w="40" w:type="dxa"/>
+              <w:left w:w="90" w:type="dxa"/>
+              <w:right w:w="90" w:type="dxa"/>
+            </w:tcMar>
+            <w:tcBorders>
+              <w:bottom w:val="single" w:sz="4" w:space="0" w:color="006DB6"/>
+            </w:tcBorders>
+          </w:tcPr>
+          <w:p>
+            <w:pPr>
+              <w:spacing w:after="20" w:before="20" w:line="259" w:lineRule="auto"/>
+            </w:pPr>
+            <w:r/>
+            <w:r>
+              <w:rPr>
+                <w:rFonts w:ascii="Arial" w:hAnsi="Arial"/>
+                <w:b/>
+                <w:i w:val="0"/>
+                <w:color w:val="FFFFFF"/>
+                <w:sz w:val="18"/>
+              </w:rPr>
+              <w:t>Action</w:t>
+            </w:r>
+          </w:p>
+        </w:tc>
+        <w:tc>
+          <w:tcPr>
+            <w:tcW w:type="dxa" w:w="2316"/>
+            <w:shd w:val="clear" w:color="auto" w:fill="006DB6"/>
+            <w:vAlign w:val="center"/>
+            <w:tcMar>
+              <w:top w:w="40" w:type="dxa"/>
+              <w:bottom w:w="40" w:type="dxa"/>
+              <w:left w:w="90" w:type="dxa"/>
+              <w:right w:w="90" w:type="dxa"/>
+            </w:tcMar>
+            <w:tcBorders>
+              <w:bottom w:val="single" w:sz="4" w:space="0" w:color="006DB6"/>
+            </w:tcBorders>
+          </w:tcPr>
+          <w:p>
+            <w:pPr>
+              <w:spacing w:after="20" w:before="20" w:line="259" w:lineRule="auto"/>
+            </w:pPr>
+            <w:r/>
+            <w:r>
+              <w:rPr>
+                <w:rFonts w:ascii="Arial" w:hAnsi="Arial"/>
+                <w:b/>
+                <w:i w:val="0"/>
+                <w:color w:val="FFFFFF"/>
+                <w:sz w:val="18"/>
+              </w:rPr>
+              <w:t>Owner</w:t>
+            </w:r>
+          </w:p>
+        </w:tc>
+        <w:tc>
+          <w:tcPr>
+            <w:tcW w:type="dxa" w:w="2316"/>
+            <w:shd w:val="clear" w:color="auto" w:fill="006DB6"/>
+            <w:vAlign w:val="center"/>
+            <w:tcMar>
+              <w:top w:w="40" w:type="dxa"/>
+              <w:bottom w:w="40" w:type="dxa"/>
+              <w:left w:w="90" w:type="dxa"/>
+              <w:right w:w="90" w:type="dxa"/>
+            </w:tcMar>
+            <w:tcBorders>
+              <w:bottom w:val="single" w:sz="4" w:space="0" w:color="006DB6"/>
+            </w:tcBorders>
+          </w:tcPr>
+          <w:p>
+            <w:pPr>
+              <w:spacing w:after="20" w:before="20" w:line="259" w:lineRule="auto"/>
+            </w:pPr>
+            <w:r/>
+            <w:r>
+              <w:rPr>
+                <w:rFonts w:ascii="Arial" w:hAnsi="Arial"/>
+                <w:b/>
+                <w:i w:val="0"/>
+                <w:color w:val="FFFFFF"/>
+                <w:sz w:val="18"/>
+              </w:rPr>
+              <w:t>Type</w:t>
+            </w:r>
+          </w:p>
+        </w:tc>
+      </w:tr>
+      <w:tr>
+        <w:trPr>
+          <w:cantSplit w:val="true"/>
+        </w:trPr>
+        <w:tc>
+          <w:tcPr>
+            <w:tcW w:type="dxa" w:w="5017"/>
+            <w:shd w:val="clear" w:color="auto" w:fill="F4F6F8"/>
+            <w:vAlign w:val="center"/>
+            <w:tcMar>
+              <w:top w:w="40" w:type="dxa"/>
+              <w:bottom w:w="40" w:type="dxa"/>
+              <w:left w:w="90" w:type="dxa"/>
+              <w:right w:w="90" w:type="dxa"/>
+            </w:tcMar>
+            <w:tcBorders>
+              <w:bottom w:val="single" w:sz="2" w:space="0" w:color="E9ECEF"/>
+            </w:tcBorders>
+          </w:tcPr>
+          <w:p>
+            <w:pPr>
+              <w:spacing w:after="20" w:before="20" w:line="259" w:lineRule="auto"/>
+            </w:pPr>
+            <w:r/>
+            <w:r>
+              <w:rPr>
+                <w:rFonts w:ascii="Arial" w:hAnsi="Arial"/>
+                <w:b/>
+                <w:i w:val="0"/>
+                <w:color w:val="2D2D2D"/>
+                <w:sz w:val="18"/>
+              </w:rPr>
               <w:t>Salesforce opportunity-progression AI</w:t>
             </w:r>
           </w:p>
@@ -20001,7 +24143,8 @@
     <w:p>
       <w:pPr>
         <w:pStyle w:val="Heading1"/>
-        <w:spacing w:before="280"/>
+        <w:pageBreakBefore/>
+        <w:spacing w:before="0"/>
         <w:pBdr>
           <w:bottom w:val="single" w:sz="12" w:space="3" w:color="F67D4B"/>
         </w:pBdr>
@@ -20014,7 +24157,7 @@
           <w:color w:val="006DB6"/>
           <w:sz w:val="30"/>
         </w:rPr>
-        <w:t>16.  Quick Wins — No Commitment Required</w:t>
+        <w:t>17.  Quick Wins — No Commitment Required</w:t>
       </w:r>
     </w:p>
     <w:p>
@@ -20165,7 +24308,8 @@
     <w:p>
       <w:pPr>
         <w:pStyle w:val="Heading1"/>
-        <w:spacing w:before="280"/>
+        <w:pageBreakBefore/>
+        <w:spacing w:before="0"/>
         <w:pBdr>
           <w:bottom w:val="single" w:sz="12" w:space="3" w:color="F67D4B"/>
         </w:pBdr>
@@ -20178,7 +24322,549 @@
           <w:color w:val="006DB6"/>
           <w:sz w:val="30"/>
         </w:rPr>
-        <w:t>17.  Conclusion &amp; Next Steps</w:t>
+        <w:t>18.  Questions We Usually Get</w:t>
+      </w:r>
+    </w:p>
+    <w:p>
+      <w:pPr>
+        <w:spacing w:after="120"/>
+      </w:pPr>
+      <w:r>
+        <w:rPr>
+          <w:rFonts w:ascii="Arial" w:hAnsi="Arial"/>
+          <w:b w:val="0"/>
+          <w:i w:val="0"/>
+          <w:color w:val="2D2D2D"/>
+          <w:sz w:val="21"/>
+        </w:rPr>
+        <w:t>The honest answers to the questions the SC Fuels team is most likely asking.</w:t>
+      </w:r>
+    </w:p>
+    <w:tbl>
+      <w:tblPr>
+        <w:tblW w:type="auto" w:w="0"/>
+        <w:jc w:val="center"/>
+        <w:tblLook w:firstColumn="1" w:firstRow="1" w:lastColumn="0" w:lastRow="0" w:noHBand="0" w:noVBand="1" w:val="04A0"/>
+        <w:tblBorders>
+          <w:top w:val="none" w:sz="0" w:space="0" w:color="auto"/>
+          <w:left w:val="none" w:sz="0" w:space="0" w:color="auto"/>
+          <w:bottom w:val="none" w:sz="0" w:space="0" w:color="auto"/>
+          <w:right w:val="none" w:sz="0" w:space="0" w:color="auto"/>
+          <w:insideH w:val="none" w:sz="0" w:space="0" w:color="auto"/>
+          <w:insideV w:val="none" w:sz="0" w:space="0" w:color="auto"/>
+        </w:tblBorders>
+      </w:tblPr>
+      <w:tblGrid>
+        <w:gridCol w:w="4824"/>
+        <w:gridCol w:w="4824"/>
+      </w:tblGrid>
+      <w:tr>
+        <w:trPr>
+          <w:cantSplit w:val="true"/>
+        </w:trPr>
+        <w:tc>
+          <w:tcPr>
+            <w:tcW w:type="dxa" w:w="2894"/>
+            <w:shd w:val="clear" w:color="auto" w:fill="006DB6"/>
+            <w:vAlign w:val="center"/>
+            <w:tcMar>
+              <w:top w:w="40" w:type="dxa"/>
+              <w:bottom w:w="40" w:type="dxa"/>
+              <w:left w:w="90" w:type="dxa"/>
+              <w:right w:w="90" w:type="dxa"/>
+            </w:tcMar>
+            <w:tcBorders>
+              <w:bottom w:val="single" w:sz="4" w:space="0" w:color="006DB6"/>
+            </w:tcBorders>
+          </w:tcPr>
+          <w:p>
+            <w:pPr>
+              <w:spacing w:after="20" w:before="20" w:line="259" w:lineRule="auto"/>
+            </w:pPr>
+            <w:r/>
+            <w:r>
+              <w:rPr>
+                <w:rFonts w:ascii="Arial" w:hAnsi="Arial"/>
+                <w:b/>
+                <w:i w:val="0"/>
+                <w:color w:val="FFFFFF"/>
+                <w:sz w:val="18"/>
+              </w:rPr>
+              <w:t>Question</w:t>
+            </w:r>
+          </w:p>
+        </w:tc>
+        <w:tc>
+          <w:tcPr>
+            <w:tcW w:type="dxa" w:w="6754"/>
+            <w:shd w:val="clear" w:color="auto" w:fill="006DB6"/>
+            <w:vAlign w:val="center"/>
+            <w:tcMar>
+              <w:top w:w="40" w:type="dxa"/>
+              <w:bottom w:w="40" w:type="dxa"/>
+              <w:left w:w="90" w:type="dxa"/>
+              <w:right w:w="90" w:type="dxa"/>
+            </w:tcMar>
+            <w:tcBorders>
+              <w:bottom w:val="single" w:sz="4" w:space="0" w:color="006DB6"/>
+            </w:tcBorders>
+          </w:tcPr>
+          <w:p>
+            <w:pPr>
+              <w:spacing w:after="20" w:before="20" w:line="259" w:lineRule="auto"/>
+            </w:pPr>
+            <w:r/>
+            <w:r>
+              <w:rPr>
+                <w:rFonts w:ascii="Arial" w:hAnsi="Arial"/>
+                <w:b/>
+                <w:i w:val="0"/>
+                <w:color w:val="FFFFFF"/>
+                <w:sz w:val="18"/>
+              </w:rPr>
+              <w:t>Our honest answer</w:t>
+            </w:r>
+          </w:p>
+        </w:tc>
+      </w:tr>
+      <w:tr>
+        <w:trPr>
+          <w:cantSplit w:val="true"/>
+        </w:trPr>
+        <w:tc>
+          <w:tcPr>
+            <w:tcW w:type="dxa" w:w="2894"/>
+            <w:shd w:val="clear" w:color="auto" w:fill="F4F6F8"/>
+            <w:vAlign w:val="center"/>
+            <w:tcMar>
+              <w:top w:w="40" w:type="dxa"/>
+              <w:bottom w:w="40" w:type="dxa"/>
+              <w:left w:w="90" w:type="dxa"/>
+              <w:right w:w="90" w:type="dxa"/>
+            </w:tcMar>
+            <w:tcBorders>
+              <w:bottom w:val="single" w:sz="2" w:space="0" w:color="E9ECEF"/>
+            </w:tcBorders>
+          </w:tcPr>
+          <w:p>
+            <w:pPr>
+              <w:spacing w:after="20" w:before="20" w:line="259" w:lineRule="auto"/>
+            </w:pPr>
+            <w:r/>
+            <w:r>
+              <w:rPr>
+                <w:rFonts w:ascii="Arial" w:hAnsi="Arial"/>
+                <w:b/>
+                <w:i w:val="0"/>
+                <w:color w:val="2D2D2D"/>
+                <w:sz w:val="18"/>
+              </w:rPr>
+              <w:t>We already pay WebFX. Why add Technijian?</w:t>
+            </w:r>
+          </w:p>
+        </w:tc>
+        <w:tc>
+          <w:tcPr>
+            <w:tcW w:type="dxa" w:w="6754"/>
+            <w:shd w:val="clear" w:color="auto" w:fill="F4F6F8"/>
+            <w:vAlign w:val="center"/>
+            <w:tcMar>
+              <w:top w:w="40" w:type="dxa"/>
+              <w:bottom w:w="40" w:type="dxa"/>
+              <w:left w:w="90" w:type="dxa"/>
+              <w:right w:w="90" w:type="dxa"/>
+            </w:tcMar>
+            <w:tcBorders>
+              <w:bottom w:val="single" w:sz="2" w:space="0" w:color="E9ECEF"/>
+            </w:tcBorders>
+          </w:tcPr>
+          <w:p>
+            <w:pPr>
+              <w:spacing w:after="20" w:before="20" w:line="259" w:lineRule="auto"/>
+            </w:pPr>
+            <w:r/>
+            <w:r>
+              <w:rPr>
+                <w:rFonts w:ascii="Arial" w:hAnsi="Arial"/>
+                <w:b w:val="0"/>
+                <w:i w:val="0"/>
+                <w:color w:val="2D2D2D"/>
+                <w:sz w:val="18"/>
+              </w:rPr>
+              <w:t>Keep them — they do good work on traditional SEO. We add the layers they don't: AI-search (GEO), AI-driven outbound lead gen, and internal AI (Salesforce, credit). We run alongside WebFX; consolidating anything later is optional and only if the engine proves out.</w:t>
+            </w:r>
+          </w:p>
+        </w:tc>
+      </w:tr>
+      <w:tr>
+        <w:trPr>
+          <w:cantSplit w:val="true"/>
+        </w:trPr>
+        <w:tc>
+          <w:tcPr>
+            <w:tcW w:type="dxa" w:w="2894"/>
+            <w:shd w:val="clear" w:color="auto" w:fill="FFFFFF"/>
+            <w:vAlign w:val="center"/>
+            <w:tcMar>
+              <w:top w:w="40" w:type="dxa"/>
+              <w:bottom w:w="40" w:type="dxa"/>
+              <w:left w:w="90" w:type="dxa"/>
+              <w:right w:w="90" w:type="dxa"/>
+            </w:tcMar>
+            <w:tcBorders>
+              <w:bottom w:val="single" w:sz="2" w:space="0" w:color="E9ECEF"/>
+            </w:tcBorders>
+          </w:tcPr>
+          <w:p>
+            <w:pPr>
+              <w:spacing w:after="20" w:before="20" w:line="259" w:lineRule="auto"/>
+            </w:pPr>
+            <w:r/>
+            <w:r>
+              <w:rPr>
+                <w:rFonts w:ascii="Arial" w:hAnsi="Arial"/>
+                <w:b/>
+                <w:i w:val="0"/>
+                <w:color w:val="2D2D2D"/>
+                <w:sz w:val="18"/>
+              </w:rPr>
+              <w:t>Isn't AI mostly hype right now?</w:t>
+            </w:r>
+          </w:p>
+        </w:tc>
+        <w:tc>
+          <w:tcPr>
+            <w:tcW w:type="dxa" w:w="6754"/>
+            <w:shd w:val="clear" w:color="auto" w:fill="FFFFFF"/>
+            <w:vAlign w:val="center"/>
+            <w:tcMar>
+              <w:top w:w="40" w:type="dxa"/>
+              <w:bottom w:w="40" w:type="dxa"/>
+              <w:left w:w="90" w:type="dxa"/>
+              <w:right w:w="90" w:type="dxa"/>
+            </w:tcMar>
+            <w:tcBorders>
+              <w:bottom w:val="single" w:sz="2" w:space="0" w:color="E9ECEF"/>
+            </w:tcBorders>
+          </w:tcPr>
+          <w:p>
+            <w:pPr>
+              <w:spacing w:after="20" w:before="20" w:line="259" w:lineRule="auto"/>
+            </w:pPr>
+            <w:r/>
+            <w:r>
+              <w:rPr>
+                <w:rFonts w:ascii="Arial" w:hAnsi="Arial"/>
+                <w:b w:val="0"/>
+                <w:i w:val="0"/>
+                <w:color w:val="2D2D2D"/>
+                <w:sz w:val="18"/>
+              </w:rPr>
+              <w:t>A lot of it is. That's why we start with simple, proven automations that pay back fast — not autonomous agents. Your own parent, Pilot, already booked a concrete AI win (the 27→3-day onboarding Derek cited). Same discipline, applied to your growth and ops.</w:t>
+            </w:r>
+          </w:p>
+        </w:tc>
+      </w:tr>
+      <w:tr>
+        <w:trPr>
+          <w:cantSplit w:val="true"/>
+        </w:trPr>
+        <w:tc>
+          <w:tcPr>
+            <w:tcW w:type="dxa" w:w="2894"/>
+            <w:shd w:val="clear" w:color="auto" w:fill="F4F6F8"/>
+            <w:vAlign w:val="center"/>
+            <w:tcMar>
+              <w:top w:w="40" w:type="dxa"/>
+              <w:bottom w:w="40" w:type="dxa"/>
+              <w:left w:w="90" w:type="dxa"/>
+              <w:right w:w="90" w:type="dxa"/>
+            </w:tcMar>
+            <w:tcBorders>
+              <w:bottom w:val="single" w:sz="2" w:space="0" w:color="E9ECEF"/>
+            </w:tcBorders>
+          </w:tcPr>
+          <w:p>
+            <w:pPr>
+              <w:spacing w:after="20" w:before="20" w:line="259" w:lineRule="auto"/>
+            </w:pPr>
+            <w:r/>
+            <w:r>
+              <w:rPr>
+                <w:rFonts w:ascii="Arial" w:hAnsi="Arial"/>
+                <w:b/>
+                <w:i w:val="0"/>
+                <w:color w:val="2D2D2D"/>
+                <w:sz w:val="18"/>
+              </w:rPr>
+              <w:t>Is our data — customer, pricing, credit — safe?</w:t>
+            </w:r>
+          </w:p>
+        </w:tc>
+        <w:tc>
+          <w:tcPr>
+            <w:tcW w:type="dxa" w:w="6754"/>
+            <w:shd w:val="clear" w:color="auto" w:fill="F4F6F8"/>
+            <w:vAlign w:val="center"/>
+            <w:tcMar>
+              <w:top w:w="40" w:type="dxa"/>
+              <w:bottom w:w="40" w:type="dxa"/>
+              <w:left w:w="90" w:type="dxa"/>
+              <w:right w:w="90" w:type="dxa"/>
+            </w:tcMar>
+            <w:tcBorders>
+              <w:bottom w:val="single" w:sz="2" w:space="0" w:color="E9ECEF"/>
+            </w:tcBorders>
+          </w:tcPr>
+          <w:p>
+            <w:pPr>
+              <w:spacing w:after="20" w:before="20" w:line="259" w:lineRule="auto"/>
+            </w:pPr>
+            <w:r/>
+            <w:r>
+              <w:rPr>
+                <w:rFonts w:ascii="Arial" w:hAnsi="Arial"/>
+                <w:b w:val="0"/>
+                <w:i w:val="0"/>
+                <w:color w:val="2D2D2D"/>
+                <w:sz w:val="18"/>
+              </w:rPr>
+              <w:t>Yes. Sensitive data never touches a public AI model; we deploy private, governed systems with human review on anything customer- or compliance-facing, led by a CISSP-certified team. The free Nexus Assess baselines your security posture first.</w:t>
+            </w:r>
+          </w:p>
+        </w:tc>
+      </w:tr>
+      <w:tr>
+        <w:trPr>
+          <w:cantSplit w:val="true"/>
+        </w:trPr>
+        <w:tc>
+          <w:tcPr>
+            <w:tcW w:type="dxa" w:w="2894"/>
+            <w:shd w:val="clear" w:color="auto" w:fill="FFFFFF"/>
+            <w:vAlign w:val="center"/>
+            <w:tcMar>
+              <w:top w:w="40" w:type="dxa"/>
+              <w:bottom w:w="40" w:type="dxa"/>
+              <w:left w:w="90" w:type="dxa"/>
+              <w:right w:w="90" w:type="dxa"/>
+            </w:tcMar>
+            <w:tcBorders>
+              <w:bottom w:val="single" w:sz="2" w:space="0" w:color="E9ECEF"/>
+            </w:tcBorders>
+          </w:tcPr>
+          <w:p>
+            <w:pPr>
+              <w:spacing w:after="20" w:before="20" w:line="259" w:lineRule="auto"/>
+            </w:pPr>
+            <w:r/>
+            <w:r>
+              <w:rPr>
+                <w:rFonts w:ascii="Arial" w:hAnsi="Arial"/>
+                <w:b/>
+                <w:i w:val="0"/>
+                <w:color w:val="2D2D2D"/>
+                <w:sz w:val="18"/>
+              </w:rPr>
+              <w:t>We're busy. Do we have bandwidth for another vendor?</w:t>
+            </w:r>
+          </w:p>
+        </w:tc>
+        <w:tc>
+          <w:tcPr>
+            <w:tcW w:type="dxa" w:w="6754"/>
+            <w:shd w:val="clear" w:color="auto" w:fill="FFFFFF"/>
+            <w:vAlign w:val="center"/>
+            <w:tcMar>
+              <w:top w:w="40" w:type="dxa"/>
+              <w:bottom w:w="40" w:type="dxa"/>
+              <w:left w:w="90" w:type="dxa"/>
+              <w:right w:w="90" w:type="dxa"/>
+            </w:tcMar>
+            <w:tcBorders>
+              <w:bottom w:val="single" w:sz="2" w:space="0" w:color="E9ECEF"/>
+            </w:tcBorders>
+          </w:tcPr>
+          <w:p>
+            <w:pPr>
+              <w:spacing w:after="20" w:before="20" w:line="259" w:lineRule="auto"/>
+            </w:pPr>
+            <w:r/>
+            <w:r>
+              <w:rPr>
+                <w:rFonts w:ascii="Arial" w:hAnsi="Arial"/>
+                <w:b w:val="0"/>
+                <w:i w:val="0"/>
+                <w:color w:val="2D2D2D"/>
+                <w:sz w:val="18"/>
+              </w:rPr>
+              <w:t>The goal is to give your reps time back, not add work. Technijian runs the build and cadence; the team reviews what the AI drafts. The pilot is designed to slot in beside WebFX, InsightView, FleetSeek, and Salesforce — not replace your stack.</w:t>
+            </w:r>
+          </w:p>
+        </w:tc>
+      </w:tr>
+      <w:tr>
+        <w:trPr>
+          <w:cantSplit w:val="true"/>
+        </w:trPr>
+        <w:tc>
+          <w:tcPr>
+            <w:tcW w:type="dxa" w:w="2894"/>
+            <w:shd w:val="clear" w:color="auto" w:fill="F4F6F8"/>
+            <w:vAlign w:val="center"/>
+            <w:tcMar>
+              <w:top w:w="40" w:type="dxa"/>
+              <w:bottom w:w="40" w:type="dxa"/>
+              <w:left w:w="90" w:type="dxa"/>
+              <w:right w:w="90" w:type="dxa"/>
+            </w:tcMar>
+            <w:tcBorders>
+              <w:bottom w:val="single" w:sz="2" w:space="0" w:color="E9ECEF"/>
+            </w:tcBorders>
+          </w:tcPr>
+          <w:p>
+            <w:pPr>
+              <w:spacing w:after="20" w:before="20" w:line="259" w:lineRule="auto"/>
+            </w:pPr>
+            <w:r/>
+            <w:r>
+              <w:rPr>
+                <w:rFonts w:ascii="Arial" w:hAnsi="Arial"/>
+                <w:b/>
+                <w:i w:val="0"/>
+                <w:color w:val="2D2D2D"/>
+                <w:sz w:val="18"/>
+              </w:rPr>
+              <w:t>What if it doesn't work?</w:t>
+            </w:r>
+          </w:p>
+        </w:tc>
+        <w:tc>
+          <w:tcPr>
+            <w:tcW w:type="dxa" w:w="6754"/>
+            <w:shd w:val="clear" w:color="auto" w:fill="F4F6F8"/>
+            <w:vAlign w:val="center"/>
+            <w:tcMar>
+              <w:top w:w="40" w:type="dxa"/>
+              <w:bottom w:w="40" w:type="dxa"/>
+              <w:left w:w="90" w:type="dxa"/>
+              <w:right w:w="90" w:type="dxa"/>
+            </w:tcMar>
+            <w:tcBorders>
+              <w:bottom w:val="single" w:sz="2" w:space="0" w:color="E9ECEF"/>
+            </w:tcBorders>
+          </w:tcPr>
+          <w:p>
+            <w:pPr>
+              <w:spacing w:after="20" w:before="20" w:line="259" w:lineRule="auto"/>
+            </w:pPr>
+            <w:r/>
+            <w:r>
+              <w:rPr>
+                <w:rFonts w:ascii="Arial" w:hAnsi="Arial"/>
+                <w:b w:val="0"/>
+                <w:i w:val="0"/>
+                <w:color w:val="2D2D2D"/>
+                <w:sz w:val="18"/>
+              </w:rPr>
+              <w:t>The entry is a fixed-price 90-day pilot with a defined success metric (Section 15), month-to-month, no long lock-in. If it hasn't produced a usable pipeline and AI-search movement by day 90, you're under no obligation to continue.</w:t>
+            </w:r>
+          </w:p>
+        </w:tc>
+      </w:tr>
+      <w:tr>
+        <w:trPr>
+          <w:cantSplit w:val="true"/>
+        </w:trPr>
+        <w:tc>
+          <w:tcPr>
+            <w:tcW w:type="dxa" w:w="2894"/>
+            <w:shd w:val="clear" w:color="auto" w:fill="FFFFFF"/>
+            <w:vAlign w:val="center"/>
+            <w:tcMar>
+              <w:top w:w="40" w:type="dxa"/>
+              <w:bottom w:w="40" w:type="dxa"/>
+              <w:left w:w="90" w:type="dxa"/>
+              <w:right w:w="90" w:type="dxa"/>
+            </w:tcMar>
+            <w:tcBorders>
+              <w:bottom w:val="single" w:sz="2" w:space="0" w:color="E9ECEF"/>
+            </w:tcBorders>
+          </w:tcPr>
+          <w:p>
+            <w:pPr>
+              <w:spacing w:after="20" w:before="20" w:line="259" w:lineRule="auto"/>
+            </w:pPr>
+            <w:r/>
+            <w:r>
+              <w:rPr>
+                <w:rFonts w:ascii="Arial" w:hAnsi="Arial"/>
+                <w:b/>
+                <w:i w:val="0"/>
+                <w:color w:val="2D2D2D"/>
+                <w:sz w:val="18"/>
+              </w:rPr>
+              <w:t>Will this disrupt the website rebuild we already budgeted?</w:t>
+            </w:r>
+          </w:p>
+        </w:tc>
+        <w:tc>
+          <w:tcPr>
+            <w:tcW w:type="dxa" w:w="6754"/>
+            <w:shd w:val="clear" w:color="auto" w:fill="FFFFFF"/>
+            <w:vAlign w:val="center"/>
+            <w:tcMar>
+              <w:top w:w="40" w:type="dxa"/>
+              <w:bottom w:w="40" w:type="dxa"/>
+              <w:left w:w="90" w:type="dxa"/>
+              <w:right w:w="90" w:type="dxa"/>
+            </w:tcMar>
+            <w:tcBorders>
+              <w:bottom w:val="single" w:sz="2" w:space="0" w:color="E9ECEF"/>
+            </w:tcBorders>
+          </w:tcPr>
+          <w:p>
+            <w:pPr>
+              <w:spacing w:after="20" w:before="20" w:line="259" w:lineRule="auto"/>
+            </w:pPr>
+            <w:r/>
+            <w:r>
+              <w:rPr>
+                <w:rFonts w:ascii="Arial" w:hAnsi="Arial"/>
+                <w:b w:val="0"/>
+                <w:i w:val="0"/>
+                <w:color w:val="2D2D2D"/>
+                <w:sz w:val="18"/>
+              </w:rPr>
+              <w:t>No — it accelerates it. The AI-search quick wins (llms.txt, FAQ schema, static-HTML) are exactly what the rebuild should bake in from day one, so the pilot de-risks the rebuild rather than competing with it.</w:t>
+            </w:r>
+          </w:p>
+        </w:tc>
+      </w:tr>
+    </w:tbl>
+    <w:p>
+      <w:pPr>
+        <w:spacing w:after="120"/>
+      </w:pPr>
+    </w:p>
+    <w:p>
+      <w:pPr>
+        <w:pStyle w:val="Heading1"/>
+        <w:pageBreakBefore/>
+        <w:spacing w:before="0"/>
+        <w:pBdr>
+          <w:bottom w:val="single" w:sz="12" w:space="3" w:color="F67D4B"/>
+        </w:pBdr>
+      </w:pPr>
+      <w:r>
+        <w:rPr>
+          <w:rFonts w:ascii="Arial" w:hAnsi="Arial"/>
+          <w:b/>
+          <w:i w:val="0"/>
+          <w:color w:val="006DB6"/>
+          <w:sz w:val="30"/>
+        </w:rPr>
+        <w:t>19.  Conclusion &amp; Next Steps</w:t>
       </w:r>
     </w:p>
     <w:p>
